--- a/Report.docx
+++ b/Report.docx
@@ -4,7 +4,7 @@
   <w:body>
     <w:p>
       <w:pPr>
-        <w:pStyle w:val="Lijstalinea"/>
+        <w:pStyle w:val="ListParagraph"/>
         <w:numPr>
           <w:ilvl w:val="0"/>
           <w:numId w:val="1"/>
@@ -36,7 +36,7 @@
     </w:p>
     <w:p>
       <w:pPr>
-        <w:pStyle w:val="Lijstalinea"/>
+        <w:pStyle w:val="ListParagraph"/>
         <w:numPr>
           <w:ilvl w:val="1"/>
           <w:numId w:val="1"/>
@@ -77,7 +77,7 @@
     </w:p>
     <w:p>
       <w:pPr>
-        <w:pStyle w:val="Lijstalinea"/>
+        <w:pStyle w:val="ListParagraph"/>
         <w:numPr>
           <w:ilvl w:val="2"/>
           <w:numId w:val="1"/>
@@ -165,7 +165,17 @@
           <w:szCs w:val="20"/>
           <w:lang w:val="en-US"/>
         </w:rPr>
-        <w:t>will be used for the rest of the</w:t>
+        <w:t xml:space="preserve">will be used for the rest of </w:t>
+      </w:r>
+      <w:proofErr w:type="gramStart"/>
+      <w:r>
+        <w:rPr>
+          <w:rFonts w:ascii="Times New Roman" w:hAnsi="Times New Roman" w:cs="Times New Roman"/>
+          <w:sz w:val="20"/>
+          <w:szCs w:val="20"/>
+          <w:lang w:val="en-US"/>
+        </w:rPr>
+        <w:t>the</w:t>
       </w:r>
       <w:r>
         <w:rPr>
@@ -185,6 +195,7 @@
         </w:rPr>
         <w:t xml:space="preserve"> metrics</w:t>
       </w:r>
+      <w:proofErr w:type="gramEnd"/>
       <w:r>
         <w:rPr>
           <w:rFonts w:ascii="Times New Roman" w:hAnsi="Times New Roman" w:cs="Times New Roman"/>
@@ -374,7 +385,7 @@
     </w:p>
     <w:p>
       <w:pPr>
-        <w:pStyle w:val="Lijstalinea"/>
+        <w:pStyle w:val="ListParagraph"/>
         <w:numPr>
           <w:ilvl w:val="2"/>
           <w:numId w:val="1"/>
@@ -494,7 +505,7 @@
     </w:p>
     <w:p>
       <w:pPr>
-        <w:pStyle w:val="Lijstalinea"/>
+        <w:pStyle w:val="ListParagraph"/>
         <w:numPr>
           <w:ilvl w:val="2"/>
           <w:numId w:val="1"/>
@@ -561,7 +572,7 @@
       </w:r>
       <w:r>
         <w:rPr>
-          <w:rStyle w:val="Nadruk"/>
+          <w:rStyle w:val="Emphasis"/>
           <w:rFonts w:ascii="Times New Roman" w:hAnsi="Times New Roman" w:cs="Times New Roman"/>
           <w:sz w:val="20"/>
           <w:szCs w:val="20"/>
@@ -777,12 +788,132 @@
           <w:szCs w:val="20"/>
           <w:lang w:val="en-US"/>
         </w:rPr>
-        <w:t xml:space="preserve"> During the online sessions in the course it was said that one could also choose the CC tresholhds, or the SIG/tüvit evaluation criteria but since the author of the aforementioned article also is one of the creators of the SIG we opt for these treshholds.</w:t>
+        <w:t xml:space="preserve"> During the online sessions in the </w:t>
+      </w:r>
+      <w:proofErr w:type="gramStart"/>
+      <w:r>
+        <w:rPr>
+          <w:rFonts w:ascii="Times New Roman" w:hAnsi="Times New Roman" w:cs="Times New Roman"/>
+          <w:sz w:val="20"/>
+          <w:szCs w:val="20"/>
+          <w:lang w:val="en-US"/>
+        </w:rPr>
+        <w:t>course</w:t>
+      </w:r>
+      <w:proofErr w:type="gramEnd"/>
+      <w:r>
+        <w:rPr>
+          <w:rFonts w:ascii="Times New Roman" w:hAnsi="Times New Roman" w:cs="Times New Roman"/>
+          <w:sz w:val="20"/>
+          <w:szCs w:val="20"/>
+          <w:lang w:val="en-US"/>
+        </w:rPr>
+        <w:t xml:space="preserve"> it was said that one could also choose the CC </w:t>
+      </w:r>
+      <w:proofErr w:type="spellStart"/>
+      <w:r>
+        <w:rPr>
+          <w:rFonts w:ascii="Times New Roman" w:hAnsi="Times New Roman" w:cs="Times New Roman"/>
+          <w:sz w:val="20"/>
+          <w:szCs w:val="20"/>
+          <w:lang w:val="en-US"/>
+        </w:rPr>
+        <w:t>tresholhds</w:t>
+      </w:r>
+      <w:proofErr w:type="spellEnd"/>
+      <w:r>
+        <w:rPr>
+          <w:rFonts w:ascii="Times New Roman" w:hAnsi="Times New Roman" w:cs="Times New Roman"/>
+          <w:sz w:val="20"/>
+          <w:szCs w:val="20"/>
+          <w:lang w:val="en-US"/>
+        </w:rPr>
+        <w:t>, or the SIG/</w:t>
+      </w:r>
+      <w:proofErr w:type="spellStart"/>
+      <w:r>
+        <w:rPr>
+          <w:rFonts w:ascii="Times New Roman" w:hAnsi="Times New Roman" w:cs="Times New Roman"/>
+          <w:sz w:val="20"/>
+          <w:szCs w:val="20"/>
+          <w:lang w:val="en-US"/>
+        </w:rPr>
+        <w:t>tüvit</w:t>
+      </w:r>
+      <w:proofErr w:type="spellEnd"/>
+      <w:r>
+        <w:rPr>
+          <w:rFonts w:ascii="Times New Roman" w:hAnsi="Times New Roman" w:cs="Times New Roman"/>
+          <w:sz w:val="20"/>
+          <w:szCs w:val="20"/>
+          <w:lang w:val="en-US"/>
+        </w:rPr>
+        <w:t xml:space="preserve"> evaluation criteria but since the author of the </w:t>
+      </w:r>
+      <w:proofErr w:type="gramStart"/>
+      <w:r>
+        <w:rPr>
+          <w:rFonts w:ascii="Times New Roman" w:hAnsi="Times New Roman" w:cs="Times New Roman"/>
+          <w:sz w:val="20"/>
+          <w:szCs w:val="20"/>
+          <w:lang w:val="en-US"/>
+        </w:rPr>
+        <w:t>aforementioned article</w:t>
+      </w:r>
+      <w:proofErr w:type="gramEnd"/>
+      <w:r>
+        <w:rPr>
+          <w:rFonts w:ascii="Times New Roman" w:hAnsi="Times New Roman" w:cs="Times New Roman"/>
+          <w:sz w:val="20"/>
+          <w:szCs w:val="20"/>
+          <w:lang w:val="en-US"/>
+        </w:rPr>
+        <w:t xml:space="preserve"> also is one of the creators of the </w:t>
+      </w:r>
+      <w:proofErr w:type="gramStart"/>
+      <w:r>
+        <w:rPr>
+          <w:rFonts w:ascii="Times New Roman" w:hAnsi="Times New Roman" w:cs="Times New Roman"/>
+          <w:sz w:val="20"/>
+          <w:szCs w:val="20"/>
+          <w:lang w:val="en-US"/>
+        </w:rPr>
+        <w:t>SIG</w:t>
+      </w:r>
+      <w:proofErr w:type="gramEnd"/>
+      <w:r>
+        <w:rPr>
+          <w:rFonts w:ascii="Times New Roman" w:hAnsi="Times New Roman" w:cs="Times New Roman"/>
+          <w:sz w:val="20"/>
+          <w:szCs w:val="20"/>
+          <w:lang w:val="en-US"/>
+        </w:rPr>
+        <w:t xml:space="preserve"> we opt for these </w:t>
+      </w:r>
+      <w:proofErr w:type="spellStart"/>
+      <w:r>
+        <w:rPr>
+          <w:rFonts w:ascii="Times New Roman" w:hAnsi="Times New Roman" w:cs="Times New Roman"/>
+          <w:sz w:val="20"/>
+          <w:szCs w:val="20"/>
+          <w:lang w:val="en-US"/>
+        </w:rPr>
+        <w:t>treshholds</w:t>
+      </w:r>
+      <w:proofErr w:type="spellEnd"/>
+      <w:r>
+        <w:rPr>
+          <w:rFonts w:ascii="Times New Roman" w:hAnsi="Times New Roman" w:cs="Times New Roman"/>
+          <w:sz w:val="20"/>
+          <w:szCs w:val="20"/>
+          <w:lang w:val="en-US"/>
+        </w:rPr>
+        <w:t>.</w:t>
       </w:r>
     </w:p>
     <w:p>
       <w:pPr>
-        <w:pStyle w:val="Lijstalinea"/>
+        <w:pStyle w:val="ListParagraph"/>
         <w:numPr>
           <w:ilvl w:val="2"/>
           <w:numId w:val="1"/>
@@ -879,6 +1010,7 @@
         </w:rPr>
         <w:t xml:space="preserve">ether the scheme is a </w:t>
       </w:r>
+      <w:proofErr w:type="gramStart"/>
       <w:r>
         <w:rPr>
           <w:rFonts w:ascii="Times New Roman" w:hAnsi="Times New Roman" w:cs="Times New Roman"/>
@@ -904,6 +1036,7 @@
         </w:rPr>
         <w:t>constructor</w:t>
       </w:r>
+      <w:proofErr w:type="gramEnd"/>
       <w:r>
         <w:rPr>
           <w:rFonts w:ascii="Times New Roman" w:hAnsi="Times New Roman" w:cs="Times New Roman"/>
@@ -1014,7 +1147,7 @@
     </w:p>
     <w:p>
       <w:pPr>
-        <w:pStyle w:val="Lijstalinea"/>
+        <w:pStyle w:val="ListParagraph"/>
         <w:numPr>
           <w:ilvl w:val="2"/>
           <w:numId w:val="1"/>
@@ -1159,7 +1292,7 @@
     </w:p>
     <w:p>
       <w:pPr>
-        <w:pStyle w:val="Lijstalinea"/>
+        <w:pStyle w:val="ListParagraph"/>
         <w:spacing w:after="0" w:line="240" w:lineRule="auto"/>
         <w:ind w:left="2160"/>
         <w:rPr>
@@ -1180,7 +1313,7 @@
     </w:p>
     <w:p>
       <w:pPr>
-        <w:pStyle w:val="Lijstalinea"/>
+        <w:pStyle w:val="ListParagraph"/>
         <w:numPr>
           <w:ilvl w:val="1"/>
           <w:numId w:val="1"/>
@@ -1203,7 +1336,7 @@
     </w:p>
     <w:p>
       <w:pPr>
-        <w:pStyle w:val="Lijstalinea"/>
+        <w:pStyle w:val="ListParagraph"/>
         <w:spacing w:after="0" w:line="240" w:lineRule="auto"/>
         <w:ind w:left="1440"/>
         <w:rPr>
@@ -1215,7 +1348,7 @@
     </w:p>
     <w:p>
       <w:pPr>
-        <w:pStyle w:val="Lijstalinea"/>
+        <w:pStyle w:val="ListParagraph"/>
         <w:spacing w:after="0" w:line="240" w:lineRule="auto"/>
         <w:ind w:left="1440"/>
         <w:rPr>
@@ -1235,7 +1368,7 @@
     </w:p>
     <w:p>
       <w:pPr>
-        <w:pStyle w:val="Lijstalinea"/>
+        <w:pStyle w:val="ListParagraph"/>
         <w:spacing w:after="0" w:line="240" w:lineRule="auto"/>
         <w:ind w:left="1440"/>
         <w:rPr>
@@ -1247,7 +1380,7 @@
     </w:p>
     <w:p>
       <w:pPr>
-        <w:pStyle w:val="Lijstalinea"/>
+        <w:pStyle w:val="ListParagraph"/>
         <w:numPr>
           <w:ilvl w:val="2"/>
           <w:numId w:val="1"/>
@@ -1270,7 +1403,7 @@
     </w:p>
     <w:p>
       <w:pPr>
-        <w:pStyle w:val="Lijstalinea"/>
+        <w:pStyle w:val="ListParagraph"/>
         <w:spacing w:after="0" w:line="240" w:lineRule="auto"/>
         <w:ind w:left="2160"/>
         <w:rPr>
@@ -1363,7 +1496,7 @@
     </w:p>
     <w:p>
       <w:pPr>
-        <w:pStyle w:val="Lijstalinea"/>
+        <w:pStyle w:val="ListParagraph"/>
         <w:numPr>
           <w:ilvl w:val="0"/>
           <w:numId w:val="7"/>
@@ -1388,7 +1521,7 @@
     </w:p>
     <w:p>
       <w:pPr>
-        <w:pStyle w:val="Lijstalinea"/>
+        <w:pStyle w:val="ListParagraph"/>
         <w:spacing w:after="0" w:line="240" w:lineRule="auto"/>
         <w:ind w:left="2160"/>
         <w:rPr>
@@ -1401,7 +1534,7 @@
     </w:p>
     <w:p>
       <w:pPr>
-        <w:pStyle w:val="Lijstalinea"/>
+        <w:pStyle w:val="ListParagraph"/>
         <w:spacing w:after="0" w:line="240" w:lineRule="auto"/>
         <w:ind w:left="2160"/>
         <w:rPr>
@@ -1418,7 +1551,27 @@
           <w:szCs w:val="20"/>
           <w:lang w:val="en-GB"/>
         </w:rPr>
-        <w:t>Unit size is is the size of the individual units. They are categorised in the distribution of ‘moderate’, ‘high’ and ‘Very High’ based on their size. For each risk category, the proportion of units must remain below predefined thresholds. The metrics used are the same as Cy</w:t>
+        <w:t xml:space="preserve">Unit size is </w:t>
+      </w:r>
+      <w:proofErr w:type="spellStart"/>
+      <w:r>
+        <w:rPr>
+          <w:rFonts w:ascii="Times New Roman" w:hAnsi="Times New Roman" w:cs="Times New Roman"/>
+          <w:sz w:val="20"/>
+          <w:szCs w:val="20"/>
+          <w:lang w:val="en-GB"/>
+        </w:rPr>
+        <w:t>is</w:t>
+      </w:r>
+      <w:proofErr w:type="spellEnd"/>
+      <w:r>
+        <w:rPr>
+          <w:rFonts w:ascii="Times New Roman" w:hAnsi="Times New Roman" w:cs="Times New Roman"/>
+          <w:sz w:val="20"/>
+          <w:szCs w:val="20"/>
+          <w:lang w:val="en-GB"/>
+        </w:rPr>
+        <w:t xml:space="preserve"> the size of the individual units. They are categorised in the distribution of ‘moderate’, ‘high’ and ‘Very High’ based on their size. For each risk category, the proportion of units must remain below predefined thresholds. The metrics used are the same as Cy</w:t>
       </w:r>
       <w:r>
         <w:rPr>
@@ -1450,7 +1603,7 @@
     </w:p>
     <w:p>
       <w:pPr>
-        <w:pStyle w:val="Lijstalinea"/>
+        <w:pStyle w:val="ListParagraph"/>
         <w:spacing w:after="0" w:line="240" w:lineRule="auto"/>
         <w:ind w:left="2160"/>
         <w:rPr>
@@ -1463,7 +1616,7 @@
     </w:p>
     <w:p>
       <w:pPr>
-        <w:pStyle w:val="Lijstalinea"/>
+        <w:pStyle w:val="ListParagraph"/>
         <w:numPr>
           <w:ilvl w:val="0"/>
           <w:numId w:val="7"/>
@@ -1488,7 +1641,7 @@
     </w:p>
     <w:p>
       <w:pPr>
-        <w:pStyle w:val="Lijstalinea"/>
+        <w:pStyle w:val="ListParagraph"/>
         <w:spacing w:after="0" w:line="240" w:lineRule="auto"/>
         <w:ind w:left="2160"/>
         <w:rPr>
@@ -1501,7 +1654,7 @@
     </w:p>
     <w:p>
       <w:pPr>
-        <w:pStyle w:val="Lijstalinea"/>
+        <w:pStyle w:val="ListParagraph"/>
         <w:spacing w:after="0" w:line="240" w:lineRule="auto"/>
         <w:ind w:left="2160"/>
         <w:rPr>
@@ -1587,7 +1740,7 @@
     </w:p>
     <w:p>
       <w:pPr>
-        <w:pStyle w:val="Lijstalinea"/>
+        <w:pStyle w:val="ListParagraph"/>
         <w:numPr>
           <w:ilvl w:val="0"/>
           <w:numId w:val="7"/>
@@ -1612,7 +1765,7 @@
     </w:p>
     <w:p>
       <w:pPr>
-        <w:pStyle w:val="Lijstalinea"/>
+        <w:pStyle w:val="ListParagraph"/>
         <w:spacing w:after="0" w:line="240" w:lineRule="auto"/>
         <w:ind w:left="2160"/>
         <w:rPr>
@@ -1625,7 +1778,7 @@
     </w:p>
     <w:p>
       <w:pPr>
-        <w:pStyle w:val="Lijstalinea"/>
+        <w:pStyle w:val="ListParagraph"/>
         <w:spacing w:after="0" w:line="240" w:lineRule="auto"/>
         <w:ind w:left="2160"/>
         <w:rPr>
@@ -1711,7 +1864,7 @@
     </w:p>
     <w:p>
       <w:pPr>
-        <w:pStyle w:val="Lijstalinea"/>
+        <w:pStyle w:val="ListParagraph"/>
         <w:spacing w:after="0" w:line="240" w:lineRule="auto"/>
         <w:ind w:left="2160"/>
         <w:rPr>
@@ -1724,7 +1877,7 @@
     </w:p>
     <w:p>
       <w:pPr>
-        <w:pStyle w:val="Lijstalinea"/>
+        <w:pStyle w:val="ListParagraph"/>
         <w:spacing w:after="0" w:line="240" w:lineRule="auto"/>
         <w:ind w:left="2160"/>
         <w:rPr>
@@ -1737,18 +1890,18 @@
     </w:p>
     <w:p>
       <w:pPr>
-        <w:pStyle w:val="Normaalweb"/>
+        <w:pStyle w:val="NormalWeb"/>
         <w:rPr>
           <w:color w:val="EE0000"/>
           <w:sz w:val="20"/>
           <w:szCs w:val="20"/>
-          <w:lang w:val="nl-BE"/>
+          <w:lang w:val="en-US"/>
         </w:rPr>
       </w:pPr>
     </w:p>
     <w:p>
       <w:pPr>
-        <w:pStyle w:val="Normaalweb"/>
+        <w:pStyle w:val="NormalWeb"/>
         <w:numPr>
           <w:ilvl w:val="0"/>
           <w:numId w:val="1"/>
@@ -1766,7 +1919,7 @@
         <w:rPr>
           <w:sz w:val="20"/>
           <w:szCs w:val="20"/>
-          <w:lang w:val="nl-BE"/>
+          <w:lang w:val="en-US"/>
         </w:rPr>
         <w:br/>
       </w:r>
@@ -1774,7 +1927,7 @@
         <w:rPr>
           <w:sz w:val="20"/>
           <w:szCs w:val="20"/>
-          <w:lang w:val="nl-BE"/>
+          <w:lang w:val="en-US"/>
         </w:rPr>
         <w:br/>
       </w:r>
@@ -1787,8 +1940,9 @@
           <w:lang w:val="en-US"/>
           <w14:ligatures w14:val="standardContextual"/>
         </w:rPr>
-        <w:t xml:space="preserve">We chose the treemap </w:t>
-      </w:r>
+        <w:t xml:space="preserve">We chose the </w:t>
+      </w:r>
+      <w:proofErr w:type="spellStart"/>
       <w:r>
         <w:rPr>
           <w:rFonts w:eastAsiaTheme="minorHAnsi"/>
@@ -1798,8 +1952,9 @@
           <w:lang w:val="en-US"/>
           <w14:ligatures w14:val="standardContextual"/>
         </w:rPr>
-        <w:t xml:space="preserve">fine-grained </w:t>
-      </w:r>
+        <w:t>treemap</w:t>
+      </w:r>
+      <w:proofErr w:type="spellEnd"/>
       <w:r>
         <w:rPr>
           <w:rFonts w:eastAsiaTheme="minorHAnsi"/>
@@ -1809,7 +1964,7 @@
           <w:lang w:val="en-US"/>
           <w14:ligatures w14:val="standardContextual"/>
         </w:rPr>
-        <w:t>visualization</w:t>
+        <w:t xml:space="preserve"> fine-grained visualization</w:t>
       </w:r>
       <w:r>
         <w:rPr>
@@ -1844,8 +1999,10 @@
           <w:lang w:val="en-US"/>
           <w14:ligatures w14:val="standardContextual"/>
         </w:rPr>
-        <w:t>, where size and complexity directly affect analysability</w:t>
-      </w:r>
+        <w:t xml:space="preserve">, where size and complexity directly affect </w:t>
+      </w:r>
+      <w:proofErr w:type="spellStart"/>
+      <w:proofErr w:type="gramStart"/>
       <w:r>
         <w:rPr>
           <w:rFonts w:eastAsiaTheme="minorHAnsi"/>
@@ -1855,7 +2012,7 @@
           <w:lang w:val="en-US"/>
           <w14:ligatures w14:val="standardContextual"/>
         </w:rPr>
-        <w:t xml:space="preserve">,testability </w:t>
+        <w:t>analysability</w:t>
       </w:r>
       <w:r>
         <w:rPr>
@@ -1866,8 +2023,10 @@
           <w:lang w:val="en-US"/>
           <w14:ligatures w14:val="standardContextual"/>
         </w:rPr>
-        <w:t xml:space="preserve">and changeability. </w:t>
-      </w:r>
+        <w:t>,testability</w:t>
+      </w:r>
+      <w:proofErr w:type="spellEnd"/>
+      <w:proofErr w:type="gramEnd"/>
       <w:r>
         <w:rPr>
           <w:rFonts w:eastAsiaTheme="minorHAnsi"/>
@@ -1877,7 +2036,7 @@
           <w:lang w:val="en-US"/>
           <w14:ligatures w14:val="standardContextual"/>
         </w:rPr>
-        <w:t xml:space="preserve">Since both systems have a substantial amount of </w:t>
+        <w:t xml:space="preserve"> </w:t>
       </w:r>
       <w:r>
         <w:rPr>
@@ -1888,7 +2047,7 @@
           <w:lang w:val="en-US"/>
           <w14:ligatures w14:val="standardContextual"/>
         </w:rPr>
-        <w:t xml:space="preserve">units and low unit size and complexity scores, it is important to quickly identify which methods contribute most to maintenance risk. The treemap makes this possible by mapping each method to a rectangle whose size reflects LOC and whose color indicates risk. </w:t>
+        <w:t xml:space="preserve">and changeability. </w:t>
       </w:r>
       <w:r>
         <w:rPr>
@@ -1899,8 +2058,9 @@
           <w:lang w:val="en-US"/>
           <w14:ligatures w14:val="standardContextual"/>
         </w:rPr>
-        <w:t xml:space="preserve">When hovering over the method, one sees the real numbers and the file to which the method belongs. </w:t>
-      </w:r>
+        <w:t xml:space="preserve">Since both systems have a substantial </w:t>
+      </w:r>
+      <w:proofErr w:type="gramStart"/>
       <w:r>
         <w:rPr>
           <w:rFonts w:eastAsiaTheme="minorHAnsi"/>
@@ -1910,8 +2070,9 @@
           <w:lang w:val="en-US"/>
           <w14:ligatures w14:val="standardContextual"/>
         </w:rPr>
-        <w:t>This allows maintainers to immediately spot large, high-risk methods and clusters of problematic code.</w:t>
-      </w:r>
+        <w:t>amount</w:t>
+      </w:r>
+      <w:proofErr w:type="gramEnd"/>
       <w:r>
         <w:rPr>
           <w:rFonts w:eastAsiaTheme="minorHAnsi"/>
@@ -1921,7 +2082,7 @@
           <w:lang w:val="en-US"/>
           <w14:ligatures w14:val="standardContextual"/>
         </w:rPr>
-        <w:br/>
+        <w:t xml:space="preserve"> of </w:t>
       </w:r>
       <w:r>
         <w:rPr>
@@ -1932,8 +2093,9 @@
           <w:lang w:val="en-US"/>
           <w14:ligatures w14:val="standardContextual"/>
         </w:rPr>
-        <w:br/>
-      </w:r>
+        <w:t xml:space="preserve">units and low unit size and complexity scores, it is important to quickly identify which methods contribute most to maintenance risk. The </w:t>
+      </w:r>
+      <w:proofErr w:type="spellStart"/>
       <w:r>
         <w:rPr>
           <w:rFonts w:eastAsiaTheme="minorHAnsi"/>
@@ -1943,8 +2105,9 @@
           <w:lang w:val="en-US"/>
           <w14:ligatures w14:val="standardContextual"/>
         </w:rPr>
-        <w:t xml:space="preserve">The bar chart showing total LOC per file </w:t>
-      </w:r>
+        <w:t>treemap</w:t>
+      </w:r>
+      <w:proofErr w:type="spellEnd"/>
       <w:r>
         <w:rPr>
           <w:rFonts w:eastAsiaTheme="minorHAnsi"/>
@@ -1954,7 +2117,7 @@
           <w:lang w:val="en-US"/>
           <w14:ligatures w14:val="standardContextual"/>
         </w:rPr>
-        <w:t>was chosen to reveal maintainability problems at a higher s</w:t>
+        <w:t xml:space="preserve"> makes this possible by mapping each method to a rectangle whose size reflects LOC and whose color indicates risk. </w:t>
       </w:r>
       <w:r>
         <w:rPr>
@@ -1965,7 +2128,7 @@
           <w:lang w:val="en-US"/>
           <w14:ligatures w14:val="standardContextual"/>
         </w:rPr>
-        <w:t>coarse grained</w:t>
+        <w:t xml:space="preserve">When hovering over the method, one sees the real numbers and the file to which the method belongs. </w:t>
       </w:r>
       <w:r>
         <w:rPr>
@@ -1976,7 +2139,7 @@
           <w:lang w:val="en-US"/>
           <w14:ligatures w14:val="standardContextual"/>
         </w:rPr>
-        <w:t xml:space="preserve"> level. Large files are harder to </w:t>
+        <w:t>This allows maintainers to immediately spot large, high-risk methods and clusters of problematic code.</w:t>
       </w:r>
       <w:r>
         <w:rPr>
@@ -1987,7 +2150,7 @@
           <w:lang w:val="en-US"/>
           <w14:ligatures w14:val="standardContextual"/>
         </w:rPr>
-        <w:t>analyse</w:t>
+        <w:br/>
       </w:r>
       <w:r>
         <w:rPr>
@@ -1998,7 +2161,7 @@
           <w:lang w:val="en-US"/>
           <w14:ligatures w14:val="standardContextual"/>
         </w:rPr>
-        <w:t>. By clearly highlighting files that contain an excessive amount of code, the bar chart helps identify maintenance hotspots where refactoring would be most effective. Together, these visualizations connect the low maintainability score to concrete code locations and support targeted improvement efforts.</w:t>
+        <w:br/>
       </w:r>
       <w:r>
         <w:rPr>
@@ -2009,12 +2172,141 @@
           <w:lang w:val="en-US"/>
           <w14:ligatures w14:val="standardContextual"/>
         </w:rPr>
-        <w:br/>
+        <w:t xml:space="preserve">The bar chart showing total LOC per file </w:t>
+      </w:r>
+      <w:r>
+        <w:rPr>
+          <w:rFonts w:eastAsiaTheme="minorHAnsi"/>
+          <w:kern w:val="2"/>
+          <w:sz w:val="20"/>
+          <w:szCs w:val="20"/>
+          <w:lang w:val="en-US"/>
+          <w14:ligatures w14:val="standardContextual"/>
+        </w:rPr>
+        <w:t xml:space="preserve">was chosen to reveal maintainability problems at a higher </w:t>
+      </w:r>
+      <w:proofErr w:type="spellStart"/>
+      <w:r>
+        <w:rPr>
+          <w:rFonts w:eastAsiaTheme="minorHAnsi"/>
+          <w:kern w:val="2"/>
+          <w:sz w:val="20"/>
+          <w:szCs w:val="20"/>
+          <w:lang w:val="en-US"/>
+          <w14:ligatures w14:val="standardContextual"/>
+        </w:rPr>
+        <w:t>s</w:t>
+      </w:r>
+      <w:r>
+        <w:rPr>
+          <w:rFonts w:eastAsiaTheme="minorHAnsi"/>
+          <w:kern w:val="2"/>
+          <w:sz w:val="20"/>
+          <w:szCs w:val="20"/>
+          <w:lang w:val="en-US"/>
+          <w14:ligatures w14:val="standardContextual"/>
+        </w:rPr>
+        <w:t>coarse</w:t>
+      </w:r>
+      <w:proofErr w:type="spellEnd"/>
+      <w:r>
+        <w:rPr>
+          <w:rFonts w:eastAsiaTheme="minorHAnsi"/>
+          <w:kern w:val="2"/>
+          <w:sz w:val="20"/>
+          <w:szCs w:val="20"/>
+          <w:lang w:val="en-US"/>
+          <w14:ligatures w14:val="standardContextual"/>
+        </w:rPr>
+        <w:t xml:space="preserve"> grained</w:t>
+      </w:r>
+      <w:r>
+        <w:rPr>
+          <w:rFonts w:eastAsiaTheme="minorHAnsi"/>
+          <w:kern w:val="2"/>
+          <w:sz w:val="20"/>
+          <w:szCs w:val="20"/>
+          <w:lang w:val="en-US"/>
+          <w14:ligatures w14:val="standardContextual"/>
+        </w:rPr>
+        <w:t xml:space="preserve"> level. Large files are harder to </w:t>
+      </w:r>
+      <w:proofErr w:type="spellStart"/>
+      <w:r>
+        <w:rPr>
+          <w:rFonts w:eastAsiaTheme="minorHAnsi"/>
+          <w:kern w:val="2"/>
+          <w:sz w:val="20"/>
+          <w:szCs w:val="20"/>
+          <w:lang w:val="en-US"/>
+          <w14:ligatures w14:val="standardContextual"/>
+        </w:rPr>
+        <w:t>analyse</w:t>
+      </w:r>
+      <w:proofErr w:type="spellEnd"/>
+      <w:r>
+        <w:rPr>
+          <w:rFonts w:eastAsiaTheme="minorHAnsi"/>
+          <w:kern w:val="2"/>
+          <w:sz w:val="20"/>
+          <w:szCs w:val="20"/>
+          <w:lang w:val="en-US"/>
+          <w14:ligatures w14:val="standardContextual"/>
+        </w:rPr>
+        <w:t>. By clearly highlighting files that contain an excessive amount of code, the bar chart helps identify maintenance hotspots where refactoring would be most effective. Together, these visualizations connect the low maintainability score to concrete code locations and support targeted improvement efforts.</w:t>
       </w:r>
     </w:p>
     <w:p>
       <w:pPr>
-        <w:pStyle w:val="Lijstalinea"/>
+        <w:pStyle w:val="NormalWeb"/>
+        <w:ind w:left="720"/>
+      </w:pPr>
+      <w:r>
+        <w:rPr>
+          <w:rFonts w:eastAsiaTheme="minorHAnsi"/>
+          <w:kern w:val="2"/>
+          <w:sz w:val="16"/>
+          <w:szCs w:val="16"/>
+          <w:lang w:val="en-US"/>
+          <w14:ligatures w14:val="standardContextual"/>
+        </w:rPr>
+        <w:br/>
+      </w:r>
+      <w:r>
+        <w:rPr>
+          <w:sz w:val="20"/>
+          <w:szCs w:val="20"/>
+        </w:rPr>
+        <w:t>The node-link diagram visualizes code duplication between source files to identify structural dependencies caused by duplicated code.</w:t>
+      </w:r>
+      <w:r>
+        <w:rPr>
+          <w:sz w:val="20"/>
+          <w:szCs w:val="20"/>
+        </w:rPr>
+        <w:t xml:space="preserve"> The nodes represent java source files which contain an amount of duplicated code. The total amount of duplicated LOC is indicated by the color of the node. The edges represent the amount of duplicated LOC between two source files. The weight of the edge notes the specific amount and a color gives a quick indication on the risk level.</w:t>
+      </w:r>
+    </w:p>
+    <w:p>
+      <w:pPr>
+        <w:pStyle w:val="NormalWeb"/>
+        <w:ind w:left="720"/>
+        <w:rPr>
+          <w:sz w:val="20"/>
+          <w:szCs w:val="20"/>
+        </w:rPr>
+      </w:pPr>
+      <w:r>
+        <w:rPr>
+          <w:sz w:val="20"/>
+          <w:szCs w:val="20"/>
+        </w:rPr>
+        <w:t>By visualising the LOC between source files, we can clearly detect clusters which contain high amount of duplication. This can indicate that there is a lot of copy-paste or insufficient use of abstraction. These clusters are useful for identifying candidates for refactoring. Changes to on file may require updates to subsequent files that are related.</w:t>
+      </w:r>
+    </w:p>
+    <w:p>
+      <w:pPr>
+        <w:pStyle w:val="ListParagraph"/>
         <w:numPr>
           <w:ilvl w:val="0"/>
           <w:numId w:val="1"/>
@@ -2039,7 +2331,7 @@
           <w:rFonts w:ascii="Times New Roman" w:hAnsi="Times New Roman" w:cs="Times New Roman"/>
           <w:sz w:val="20"/>
           <w:szCs w:val="20"/>
-          <w:lang w:val="nl-BE"/>
+          <w:lang w:val="en-US"/>
         </w:rPr>
         <w:t xml:space="preserve"> -</w:t>
       </w:r>
@@ -2079,7 +2371,7 @@
     </w:p>
     <w:p>
       <w:pPr>
-        <w:pStyle w:val="Lijstalinea"/>
+        <w:pStyle w:val="ListParagraph"/>
         <w:numPr>
           <w:ilvl w:val="1"/>
           <w:numId w:val="1"/>
@@ -2112,7 +2404,7 @@
     </w:p>
     <w:p>
       <w:pPr>
-        <w:pStyle w:val="Lijstalinea"/>
+        <w:pStyle w:val="ListParagraph"/>
         <w:spacing w:after="0" w:line="240" w:lineRule="auto"/>
         <w:rPr>
           <w:rFonts w:ascii="Times New Roman" w:hAnsi="Times New Roman" w:cs="Times New Roman"/>
@@ -2123,7 +2415,7 @@
     </w:p>
     <w:p>
       <w:pPr>
-        <w:pStyle w:val="Lijstalinea"/>
+        <w:pStyle w:val="ListParagraph"/>
         <w:spacing w:after="0" w:line="240" w:lineRule="auto"/>
         <w:ind w:left="1440"/>
         <w:rPr>
@@ -2189,7 +2481,7 @@
     </w:p>
     <w:p>
       <w:pPr>
-        <w:pStyle w:val="Lijstalinea"/>
+        <w:pStyle w:val="ListParagraph"/>
         <w:spacing w:after="0" w:line="240" w:lineRule="auto"/>
         <w:ind w:left="1440"/>
         <w:rPr>
@@ -2215,8 +2507,19 @@
           <w:szCs w:val="20"/>
           <w:lang w:val="en-US"/>
         </w:rPr>
-        <w:t xml:space="preserve"> and thus pretty </w:t>
-      </w:r>
+        <w:t xml:space="preserve"> and thus </w:t>
+      </w:r>
+      <w:proofErr w:type="gramStart"/>
+      <w:r>
+        <w:rPr>
+          <w:rFonts w:ascii="Times New Roman" w:hAnsi="Times New Roman" w:cs="Times New Roman"/>
+          <w:sz w:val="20"/>
+          <w:szCs w:val="20"/>
+          <w:lang w:val="en-US"/>
+        </w:rPr>
+        <w:t xml:space="preserve">pretty </w:t>
+      </w:r>
+      <w:proofErr w:type="spellStart"/>
       <w:r>
         <w:rPr>
           <w:rFonts w:ascii="Times New Roman" w:hAnsi="Times New Roman" w:cs="Times New Roman"/>
@@ -2233,16 +2536,47 @@
           <w:szCs w:val="20"/>
           <w:lang w:val="en-US"/>
         </w:rPr>
-        <w:t>le. T</w:t>
-      </w:r>
-      <w:r>
-        <w:rPr>
-          <w:rFonts w:ascii="Times New Roman" w:hAnsi="Times New Roman" w:cs="Times New Roman"/>
-          <w:sz w:val="20"/>
-          <w:szCs w:val="20"/>
-          <w:lang w:val="en-US"/>
-        </w:rPr>
-        <w:t xml:space="preserve">he majority of </w:t>
+        <w:t>le</w:t>
+      </w:r>
+      <w:proofErr w:type="spellEnd"/>
+      <w:proofErr w:type="gramEnd"/>
+      <w:r>
+        <w:rPr>
+          <w:rFonts w:ascii="Times New Roman" w:hAnsi="Times New Roman" w:cs="Times New Roman"/>
+          <w:sz w:val="20"/>
+          <w:szCs w:val="20"/>
+          <w:lang w:val="en-US"/>
+        </w:rPr>
+        <w:t xml:space="preserve">. </w:t>
+      </w:r>
+      <w:proofErr w:type="gramStart"/>
+      <w:r>
+        <w:rPr>
+          <w:rFonts w:ascii="Times New Roman" w:hAnsi="Times New Roman" w:cs="Times New Roman"/>
+          <w:sz w:val="20"/>
+          <w:szCs w:val="20"/>
+          <w:lang w:val="en-US"/>
+        </w:rPr>
+        <w:t>T</w:t>
+      </w:r>
+      <w:r>
+        <w:rPr>
+          <w:rFonts w:ascii="Times New Roman" w:hAnsi="Times New Roman" w:cs="Times New Roman"/>
+          <w:sz w:val="20"/>
+          <w:szCs w:val="20"/>
+          <w:lang w:val="en-US"/>
+        </w:rPr>
+        <w:t>he majority of</w:t>
+      </w:r>
+      <w:proofErr w:type="gramEnd"/>
+      <w:r>
+        <w:rPr>
+          <w:rFonts w:ascii="Times New Roman" w:hAnsi="Times New Roman" w:cs="Times New Roman"/>
+          <w:sz w:val="20"/>
+          <w:szCs w:val="20"/>
+          <w:lang w:val="en-US"/>
+        </w:rPr>
+        <w:t xml:space="preserve"> </w:t>
       </w:r>
       <w:r>
         <w:rPr>
@@ -2296,7 +2630,27 @@
           <w:szCs w:val="20"/>
           <w:lang w:val="en-US"/>
         </w:rPr>
-        <w:t xml:space="preserve"> analysability and testability. However, this benefit is undermined by </w:t>
+        <w:t xml:space="preserve"> </w:t>
+      </w:r>
+      <w:proofErr w:type="spellStart"/>
+      <w:r>
+        <w:rPr>
+          <w:rFonts w:ascii="Times New Roman" w:hAnsi="Times New Roman" w:cs="Times New Roman"/>
+          <w:sz w:val="20"/>
+          <w:szCs w:val="20"/>
+          <w:lang w:val="en-US"/>
+        </w:rPr>
+        <w:t>analysability</w:t>
+      </w:r>
+      <w:proofErr w:type="spellEnd"/>
+      <w:r>
+        <w:rPr>
+          <w:rFonts w:ascii="Times New Roman" w:hAnsi="Times New Roman" w:cs="Times New Roman"/>
+          <w:sz w:val="20"/>
+          <w:szCs w:val="20"/>
+          <w:lang w:val="en-US"/>
+        </w:rPr>
+        <w:t xml:space="preserve"> and testability. However, this benefit is undermined by </w:t>
       </w:r>
       <w:r>
         <w:rPr>
@@ -2314,7 +2668,17 @@
           <w:szCs w:val="20"/>
           <w:lang w:val="en-US"/>
         </w:rPr>
-        <w:t>unit complexity scores, suggesting that a subset of large or complex units has a disproportionate negative impact.</w:t>
+        <w:t xml:space="preserve">unit complexity scores, suggesting </w:t>
+      </w:r>
+      <w:r>
+        <w:rPr>
+          <w:rFonts w:ascii="Times New Roman" w:hAnsi="Times New Roman" w:cs="Times New Roman"/>
+          <w:sz w:val="20"/>
+          <w:szCs w:val="20"/>
+          <w:lang w:val="en-US"/>
+        </w:rPr>
+        <w:lastRenderedPageBreak/>
+        <w:t>that a subset of large or complex units has a disproportionate negative impact.</w:t>
       </w:r>
       <w:r>
         <w:rPr>
@@ -2350,8 +2714,9 @@
           <w:szCs w:val="20"/>
           <w:lang w:val="en-US"/>
         </w:rPr>
-        <w:t xml:space="preserve">omplexity and duplication are the dominant factors reducing maintainability. Around 14% of units fall into high or very high complexity categories, which strongly affects analysability and testability in the ISO 9126 model. Furthermore, nearly 19.4% code duplication significantly reduces changeability and </w:t>
-      </w:r>
+        <w:t xml:space="preserve">omplexity and duplication are the dominant factors reducing maintainability. Around 14% of units fall into high or very high complexity categories, which strongly affects </w:t>
+      </w:r>
+      <w:proofErr w:type="spellStart"/>
       <w:r>
         <w:rPr>
           <w:rFonts w:ascii="Times New Roman" w:hAnsi="Times New Roman" w:cs="Times New Roman"/>
@@ -2361,6 +2726,27 @@
         </w:rPr>
         <w:t>analysability</w:t>
       </w:r>
+      <w:proofErr w:type="spellEnd"/>
+      <w:r>
+        <w:rPr>
+          <w:rFonts w:ascii="Times New Roman" w:hAnsi="Times New Roman" w:cs="Times New Roman"/>
+          <w:sz w:val="20"/>
+          <w:szCs w:val="20"/>
+          <w:lang w:val="en-US"/>
+        </w:rPr>
+        <w:t xml:space="preserve"> and testability in the ISO 9126 model. Furthermore, nearly 19.4% code duplication significantly reduces changeability and </w:t>
+      </w:r>
+      <w:proofErr w:type="spellStart"/>
+      <w:r>
+        <w:rPr>
+          <w:rFonts w:ascii="Times New Roman" w:hAnsi="Times New Roman" w:cs="Times New Roman"/>
+          <w:sz w:val="20"/>
+          <w:szCs w:val="20"/>
+          <w:lang w:val="en-US"/>
+        </w:rPr>
+        <w:t>analysability</w:t>
+      </w:r>
+      <w:proofErr w:type="spellEnd"/>
       <w:r>
         <w:rPr>
           <w:rFonts w:ascii="Times New Roman" w:hAnsi="Times New Roman" w:cs="Times New Roman"/>
@@ -2427,7 +2813,7 @@
     </w:p>
     <w:p>
       <w:pPr>
-        <w:pStyle w:val="Lijstalinea"/>
+        <w:pStyle w:val="ListParagraph"/>
         <w:spacing w:after="0" w:line="240" w:lineRule="auto"/>
         <w:ind w:left="1440"/>
         <w:rPr>
@@ -2440,7 +2826,7 @@
     </w:p>
     <w:p>
       <w:pPr>
-        <w:pStyle w:val="Lijstalinea"/>
+        <w:pStyle w:val="ListParagraph"/>
         <w:numPr>
           <w:ilvl w:val="1"/>
           <w:numId w:val="1"/>
@@ -2464,7 +2850,7 @@
     </w:p>
     <w:p>
       <w:pPr>
-        <w:pStyle w:val="Lijstalinea"/>
+        <w:pStyle w:val="ListParagraph"/>
         <w:spacing w:after="0" w:line="240" w:lineRule="auto"/>
         <w:ind w:left="1440"/>
         <w:rPr>
@@ -2480,7 +2866,6 @@
           <w:sz w:val="20"/>
           <w:szCs w:val="20"/>
         </w:rPr>
-        <w:lastRenderedPageBreak/>
         <w:drawing>
           <wp:inline distT="0" distB="0" distL="0" distR="0" wp14:anchorId="63CD7F8B" wp14:editId="2C7C3B20">
             <wp:extent cx="4988257" cy="2391335"/>
@@ -2520,7 +2905,7 @@
     </w:p>
     <w:p>
       <w:pPr>
-        <w:pStyle w:val="Lijstalinea"/>
+        <w:pStyle w:val="ListParagraph"/>
         <w:spacing w:after="0" w:line="240" w:lineRule="auto"/>
         <w:ind w:left="1440"/>
         <w:rPr>
@@ -2574,92 +2959,10 @@
           </wp:inline>
         </w:drawing>
       </w:r>
-      <w:r>
-        <w:rPr>
-          <w:rFonts w:ascii="Times New Roman" w:hAnsi="Times New Roman" w:cs="Times New Roman"/>
-          <w:sz w:val="20"/>
-          <w:szCs w:val="20"/>
-          <w:lang w:val="en-US"/>
-        </w:rPr>
-        <w:br/>
-      </w:r>
-      <w:r>
-        <w:rPr>
-          <w:rFonts w:ascii="Times New Roman" w:hAnsi="Times New Roman" w:cs="Times New Roman"/>
-          <w:sz w:val="20"/>
-          <w:szCs w:val="20"/>
-          <w:lang w:val="en-US"/>
-        </w:rPr>
-        <w:br/>
-        <w:t xml:space="preserve">The nodes in the treemap show the methods in the system, where the LOC defines the size, and the color the risk. The large red (cc&gt; 50) and </w:t>
-      </w:r>
-      <w:r>
-        <w:rPr>
-          <w:rFonts w:ascii="Times New Roman" w:hAnsi="Times New Roman" w:cs="Times New Roman"/>
-          <w:sz w:val="20"/>
-          <w:szCs w:val="20"/>
-          <w:lang w:val="en-US"/>
-        </w:rPr>
-        <w:t xml:space="preserve">orange methods (CC &gt; 20) act as </w:t>
-      </w:r>
-      <w:r>
-        <w:rPr>
-          <w:rFonts w:ascii="Times New Roman" w:hAnsi="Times New Roman" w:cs="Times New Roman"/>
-          <w:sz w:val="20"/>
-          <w:szCs w:val="20"/>
-          <w:lang w:val="en-US"/>
-        </w:rPr>
-        <w:t xml:space="preserve">(very) </w:t>
-      </w:r>
-      <w:r>
-        <w:rPr>
-          <w:rFonts w:ascii="Times New Roman" w:hAnsi="Times New Roman" w:cs="Times New Roman"/>
-          <w:sz w:val="20"/>
-          <w:szCs w:val="20"/>
-          <w:lang w:val="en-US"/>
-        </w:rPr>
-        <w:t xml:space="preserve">high-risk bottlenecks. The "Very High" risk methods </w:t>
-      </w:r>
-      <w:r>
-        <w:rPr>
-          <w:rFonts w:ascii="Times New Roman" w:hAnsi="Times New Roman" w:cs="Times New Roman"/>
-          <w:sz w:val="20"/>
-          <w:szCs w:val="20"/>
-          <w:lang w:val="en-US"/>
-        </w:rPr>
-        <w:t xml:space="preserve">would </w:t>
-      </w:r>
-      <w:r>
-        <w:rPr>
-          <w:rFonts w:ascii="Times New Roman" w:hAnsi="Times New Roman" w:cs="Times New Roman"/>
-          <w:sz w:val="20"/>
-          <w:szCs w:val="20"/>
-          <w:lang w:val="en-US"/>
-        </w:rPr>
-        <w:t xml:space="preserve">require a disproportionate amount of maintenance effort because their high cyclomatic complexity makes them nearly impossible to fully test, leading to a higher probability of bugs whenever changes are made. While the vast majority of the system consists of "Simple" green methods that are modular and easy to maintain, the presence of </w:t>
-      </w:r>
-      <w:r>
-        <w:rPr>
-          <w:rFonts w:ascii="Times New Roman" w:hAnsi="Times New Roman" w:cs="Times New Roman"/>
-          <w:sz w:val="20"/>
-          <w:szCs w:val="20"/>
-          <w:lang w:val="en-US"/>
-        </w:rPr>
-        <w:t>the m</w:t>
-      </w:r>
-      <w:r>
-        <w:rPr>
-          <w:rFonts w:ascii="Times New Roman" w:hAnsi="Times New Roman" w:cs="Times New Roman"/>
-          <w:sz w:val="20"/>
-          <w:szCs w:val="20"/>
-          <w:lang w:val="en-US"/>
-        </w:rPr>
-        <w:t xml:space="preserve">ethods on the left suggests that core business logic is likely entangled in these complex blocks. </w:t>
-      </w:r>
     </w:p>
     <w:p>
       <w:pPr>
-        <w:pStyle w:val="Lijstalinea"/>
+        <w:pStyle w:val="ListParagraph"/>
         <w:spacing w:after="0" w:line="240" w:lineRule="auto"/>
         <w:ind w:left="1440"/>
         <w:rPr>
@@ -2669,10 +2972,197 @@
           <w:lang w:val="en-US"/>
         </w:rPr>
       </w:pPr>
+      <w:r>
+        <w:rPr>
+          <w:rFonts w:ascii="Times New Roman" w:hAnsi="Times New Roman" w:cs="Times New Roman"/>
+          <w:noProof/>
+          <w:sz w:val="20"/>
+          <w:szCs w:val="20"/>
+          <w:lang w:val="en-US"/>
+        </w:rPr>
+        <w:lastRenderedPageBreak/>
+        <w:drawing>
+          <wp:anchor distT="0" distB="0" distL="114300" distR="114300" simplePos="0" relativeHeight="251661312" behindDoc="0" locked="0" layoutInCell="1" allowOverlap="1" wp14:anchorId="43E870F9" wp14:editId="7893EBAA">
+            <wp:simplePos x="0" y="0"/>
+            <wp:positionH relativeFrom="column">
+              <wp:posOffset>63500</wp:posOffset>
+            </wp:positionH>
+            <wp:positionV relativeFrom="paragraph">
+              <wp:posOffset>0</wp:posOffset>
+            </wp:positionV>
+            <wp:extent cx="5731510" cy="2396490"/>
+            <wp:effectExtent l="0" t="0" r="0" b="3810"/>
+            <wp:wrapTopAndBottom/>
+            <wp:docPr id="1449721467" name="Picture 1" descr="A diagram of a diagram&#10;&#10;AI-generated content may be incorrect."/>
+            <wp:cNvGraphicFramePr>
+              <a:graphicFrameLocks xmlns:a="http://schemas.openxmlformats.org/drawingml/2006/main" noChangeAspect="1"/>
+            </wp:cNvGraphicFramePr>
+            <a:graphic xmlns:a="http://schemas.openxmlformats.org/drawingml/2006/main">
+              <a:graphicData uri="http://schemas.openxmlformats.org/drawingml/2006/picture">
+                <pic:pic xmlns:pic="http://schemas.openxmlformats.org/drawingml/2006/picture">
+                  <pic:nvPicPr>
+                    <pic:cNvPr id="1449721467" name="Picture 1" descr="A diagram of a diagram&#10;&#10;AI-generated content may be incorrect."/>
+                    <pic:cNvPicPr/>
+                  </pic:nvPicPr>
+                  <pic:blipFill>
+                    <a:blip r:embed="rId12" cstate="print">
+                      <a:extLst>
+                        <a:ext uri="{28A0092B-C50C-407E-A947-70E740481C1C}">
+                          <a14:useLocalDpi xmlns:a14="http://schemas.microsoft.com/office/drawing/2010/main" val="0"/>
+                        </a:ext>
+                      </a:extLst>
+                    </a:blip>
+                    <a:stretch>
+                      <a:fillRect/>
+                    </a:stretch>
+                  </pic:blipFill>
+                  <pic:spPr>
+                    <a:xfrm>
+                      <a:off x="0" y="0"/>
+                      <a:ext cx="5731510" cy="2396490"/>
+                    </a:xfrm>
+                    <a:prstGeom prst="rect">
+                      <a:avLst/>
+                    </a:prstGeom>
+                  </pic:spPr>
+                </pic:pic>
+              </a:graphicData>
+            </a:graphic>
+            <wp14:sizeRelH relativeFrom="page">
+              <wp14:pctWidth>0</wp14:pctWidth>
+            </wp14:sizeRelH>
+            <wp14:sizeRelV relativeFrom="page">
+              <wp14:pctHeight>0</wp14:pctHeight>
+            </wp14:sizeRelV>
+          </wp:anchor>
+        </w:drawing>
+      </w:r>
+      <w:r>
+        <w:rPr>
+          <w:rFonts w:ascii="Times New Roman" w:hAnsi="Times New Roman" w:cs="Times New Roman"/>
+          <w:sz w:val="20"/>
+          <w:szCs w:val="20"/>
+          <w:lang w:val="en-US"/>
+        </w:rPr>
+        <w:br/>
+      </w:r>
+      <w:r>
+        <w:rPr>
+          <w:rFonts w:ascii="Times New Roman" w:hAnsi="Times New Roman" w:cs="Times New Roman"/>
+          <w:sz w:val="20"/>
+          <w:szCs w:val="20"/>
+          <w:lang w:val="en-US"/>
+        </w:rPr>
+        <w:br/>
+        <w:t xml:space="preserve">The nodes in the </w:t>
+      </w:r>
+      <w:proofErr w:type="spellStart"/>
+      <w:r>
+        <w:rPr>
+          <w:rFonts w:ascii="Times New Roman" w:hAnsi="Times New Roman" w:cs="Times New Roman"/>
+          <w:sz w:val="20"/>
+          <w:szCs w:val="20"/>
+          <w:lang w:val="en-US"/>
+        </w:rPr>
+        <w:t>treemap</w:t>
+      </w:r>
+      <w:proofErr w:type="spellEnd"/>
+      <w:r>
+        <w:rPr>
+          <w:rFonts w:ascii="Times New Roman" w:hAnsi="Times New Roman" w:cs="Times New Roman"/>
+          <w:sz w:val="20"/>
+          <w:szCs w:val="20"/>
+          <w:lang w:val="en-US"/>
+        </w:rPr>
+        <w:t xml:space="preserve"> show the methods in the system, where the LOC defines the size, and the color the risk. The large red (cc&gt; 50) and </w:t>
+      </w:r>
+      <w:r>
+        <w:rPr>
+          <w:rFonts w:ascii="Times New Roman" w:hAnsi="Times New Roman" w:cs="Times New Roman"/>
+          <w:sz w:val="20"/>
+          <w:szCs w:val="20"/>
+          <w:lang w:val="en-US"/>
+        </w:rPr>
+        <w:t xml:space="preserve">orange methods (CC &gt; 20) act as </w:t>
+      </w:r>
+      <w:r>
+        <w:rPr>
+          <w:rFonts w:ascii="Times New Roman" w:hAnsi="Times New Roman" w:cs="Times New Roman"/>
+          <w:sz w:val="20"/>
+          <w:szCs w:val="20"/>
+          <w:lang w:val="en-US"/>
+        </w:rPr>
+        <w:t xml:space="preserve">(very) </w:t>
+      </w:r>
+      <w:r>
+        <w:rPr>
+          <w:rFonts w:ascii="Times New Roman" w:hAnsi="Times New Roman" w:cs="Times New Roman"/>
+          <w:sz w:val="20"/>
+          <w:szCs w:val="20"/>
+          <w:lang w:val="en-US"/>
+        </w:rPr>
+        <w:t xml:space="preserve">high-risk bottlenecks. The "Very High" risk methods </w:t>
+      </w:r>
+      <w:r>
+        <w:rPr>
+          <w:rFonts w:ascii="Times New Roman" w:hAnsi="Times New Roman" w:cs="Times New Roman"/>
+          <w:sz w:val="20"/>
+          <w:szCs w:val="20"/>
+          <w:lang w:val="en-US"/>
+        </w:rPr>
+        <w:t xml:space="preserve">would </w:t>
+      </w:r>
+      <w:r>
+        <w:rPr>
+          <w:rFonts w:ascii="Times New Roman" w:hAnsi="Times New Roman" w:cs="Times New Roman"/>
+          <w:sz w:val="20"/>
+          <w:szCs w:val="20"/>
+          <w:lang w:val="en-US"/>
+        </w:rPr>
+        <w:t xml:space="preserve">require a disproportionate amount of maintenance effort because their high cyclomatic complexity makes them nearly impossible to fully test, leading to a higher probability of bugs whenever changes are made. While </w:t>
+      </w:r>
+      <w:proofErr w:type="gramStart"/>
+      <w:r>
+        <w:rPr>
+          <w:rFonts w:ascii="Times New Roman" w:hAnsi="Times New Roman" w:cs="Times New Roman"/>
+          <w:sz w:val="20"/>
+          <w:szCs w:val="20"/>
+          <w:lang w:val="en-US"/>
+        </w:rPr>
+        <w:t>the vast majority of</w:t>
+      </w:r>
+      <w:proofErr w:type="gramEnd"/>
+      <w:r>
+        <w:rPr>
+          <w:rFonts w:ascii="Times New Roman" w:hAnsi="Times New Roman" w:cs="Times New Roman"/>
+          <w:sz w:val="20"/>
+          <w:szCs w:val="20"/>
+          <w:lang w:val="en-US"/>
+        </w:rPr>
+        <w:t xml:space="preserve"> the system consists of "Simple" green methods that are modular and easy to maintain, the presence of </w:t>
+      </w:r>
+      <w:r>
+        <w:rPr>
+          <w:rFonts w:ascii="Times New Roman" w:hAnsi="Times New Roman" w:cs="Times New Roman"/>
+          <w:sz w:val="20"/>
+          <w:szCs w:val="20"/>
+          <w:lang w:val="en-US"/>
+        </w:rPr>
+        <w:t>the m</w:t>
+      </w:r>
+      <w:r>
+        <w:rPr>
+          <w:rFonts w:ascii="Times New Roman" w:hAnsi="Times New Roman" w:cs="Times New Roman"/>
+          <w:sz w:val="20"/>
+          <w:szCs w:val="20"/>
+          <w:lang w:val="en-US"/>
+        </w:rPr>
+        <w:t xml:space="preserve">ethods on the left suggests that core business logic is likely entangled in these complex blocks. </w:t>
+      </w:r>
     </w:p>
     <w:p>
       <w:pPr>
-        <w:pStyle w:val="Lijstalinea"/>
+        <w:pStyle w:val="ListParagraph"/>
         <w:spacing w:after="0" w:line="240" w:lineRule="auto"/>
         <w:ind w:left="1440"/>
         <w:rPr>
@@ -2685,7 +3175,20 @@
     </w:p>
     <w:p>
       <w:pPr>
+        <w:pStyle w:val="ListParagraph"/>
         <w:spacing w:after="0" w:line="240" w:lineRule="auto"/>
+        <w:ind w:left="1440"/>
+        <w:rPr>
+          <w:rFonts w:ascii="Times New Roman" w:hAnsi="Times New Roman" w:cs="Times New Roman"/>
+          <w:sz w:val="20"/>
+          <w:szCs w:val="20"/>
+          <w:lang w:val="en-US"/>
+        </w:rPr>
+      </w:pPr>
+    </w:p>
+    <w:p>
+      <w:pPr>
+        <w:spacing w:after="0" w:line="240" w:lineRule="auto"/>
         <w:rPr>
           <w:rFonts w:ascii="Times New Roman" w:hAnsi="Times New Roman" w:cs="Times New Roman"/>
           <w:sz w:val="20"/>
@@ -2733,7 +3236,6 @@
           <w:noProof/>
           <w:lang w:val="en-US"/>
         </w:rPr>
-        <w:lastRenderedPageBreak/>
         <w:drawing>
           <wp:inline distT="0" distB="0" distL="0" distR="0" wp14:anchorId="14A06004" wp14:editId="56C53A12">
             <wp:extent cx="5076826" cy="2879678"/>
@@ -2750,7 +3252,7 @@
                     <pic:cNvPicPr/>
                   </pic:nvPicPr>
                   <pic:blipFill>
-                    <a:blip r:embed="rId12"/>
+                    <a:blip r:embed="rId13"/>
                     <a:stretch>
                       <a:fillRect/>
                     </a:stretch>
@@ -2782,7 +3284,7 @@
     </w:p>
     <w:p>
       <w:pPr>
-        <w:pStyle w:val="Lijstalinea"/>
+        <w:pStyle w:val="ListParagraph"/>
         <w:spacing w:after="0" w:line="240" w:lineRule="auto"/>
         <w:ind w:left="1440"/>
         <w:rPr>
@@ -2804,7 +3306,7 @@
           <w:rFonts w:ascii="Times New Roman" w:hAnsi="Times New Roman" w:cs="Times New Roman"/>
           <w:sz w:val="20"/>
           <w:szCs w:val="20"/>
-          <w:lang w:val="nl-BE"/>
+          <w:lang w:val="en-US"/>
         </w:rPr>
         <w:t>.</w:t>
       </w:r>
@@ -2821,7 +3323,7 @@
           <w:rFonts w:ascii="Times New Roman" w:hAnsi="Times New Roman" w:cs="Times New Roman"/>
           <w:sz w:val="20"/>
           <w:szCs w:val="20"/>
-          <w:lang w:val="nl-BE"/>
+          <w:lang w:val="en-US"/>
         </w:rPr>
         <w:t xml:space="preserve"> than the previous one</w:t>
       </w:r>
@@ -2833,14 +3335,25 @@
         </w:rPr>
         <w:t xml:space="preserve">. While most units are classified as simple, a noticeable proportion of high and very high unit sizes negatively affects </w:t>
       </w:r>
-      <w:r>
-        <w:rPr>
-          <w:rFonts w:ascii="Times New Roman" w:hAnsi="Times New Roman" w:cs="Times New Roman"/>
-          <w:sz w:val="20"/>
-          <w:szCs w:val="20"/>
-          <w:lang w:val="nl-BE"/>
-        </w:rPr>
-        <w:t>analysability and testability</w:t>
+      <w:proofErr w:type="spellStart"/>
+      <w:r>
+        <w:rPr>
+          <w:rFonts w:ascii="Times New Roman" w:hAnsi="Times New Roman" w:cs="Times New Roman"/>
+          <w:sz w:val="20"/>
+          <w:szCs w:val="20"/>
+          <w:lang w:val="en-US"/>
+        </w:rPr>
+        <w:t>analysability</w:t>
+      </w:r>
+      <w:proofErr w:type="spellEnd"/>
+      <w:r>
+        <w:rPr>
+          <w:rFonts w:ascii="Times New Roman" w:hAnsi="Times New Roman" w:cs="Times New Roman"/>
+          <w:sz w:val="20"/>
+          <w:szCs w:val="20"/>
+          <w:lang w:val="en-US"/>
+        </w:rPr>
+        <w:t xml:space="preserve"> and testability</w:t>
       </w:r>
       <w:r>
         <w:rPr>
@@ -2853,14 +3366,14 @@
     </w:p>
     <w:p>
       <w:pPr>
-        <w:pStyle w:val="Lijstalinea"/>
+        <w:pStyle w:val="ListParagraph"/>
         <w:spacing w:after="0" w:line="240" w:lineRule="auto"/>
         <w:ind w:left="1440"/>
         <w:rPr>
           <w:rFonts w:ascii="Times New Roman" w:hAnsi="Times New Roman" w:cs="Times New Roman"/>
           <w:sz w:val="20"/>
           <w:szCs w:val="20"/>
-          <w:lang w:val="nl-BE"/>
+          <w:lang w:val="en-US"/>
         </w:rPr>
       </w:pPr>
       <w:r>
@@ -2914,14 +3427,23 @@
           <w:sz w:val="20"/>
           <w:szCs w:val="20"/>
         </w:rPr>
-        <w:t xml:space="preserve">Nearly 16% of units fall into the high or very high complexity categories, which strongly reduces changeability and testability. </w:t>
-      </w:r>
-      <w:r>
-        <w:rPr>
-          <w:rFonts w:ascii="Times New Roman" w:hAnsi="Times New Roman" w:cs="Times New Roman"/>
-          <w:sz w:val="20"/>
-          <w:szCs w:val="20"/>
-          <w:lang w:val="nl-BE"/>
+        <w:t xml:space="preserve">Nearly 16% of units fall into the high or very high complexity categories, which strongly </w:t>
+      </w:r>
+      <w:r>
+        <w:rPr>
+          <w:rFonts w:ascii="Times New Roman" w:hAnsi="Times New Roman" w:cs="Times New Roman"/>
+          <w:sz w:val="20"/>
+          <w:szCs w:val="20"/>
+        </w:rPr>
+        <w:lastRenderedPageBreak/>
+        <w:t xml:space="preserve">reduces changeability and testability. </w:t>
+      </w:r>
+      <w:r>
+        <w:rPr>
+          <w:rFonts w:ascii="Times New Roman" w:hAnsi="Times New Roman" w:cs="Times New Roman"/>
+          <w:sz w:val="20"/>
+          <w:szCs w:val="20"/>
+          <w:lang w:val="en-US"/>
         </w:rPr>
         <w:t>T</w:t>
       </w:r>
@@ -2938,7 +3460,7 @@
           <w:rFonts w:ascii="Times New Roman" w:hAnsi="Times New Roman" w:cs="Times New Roman"/>
           <w:sz w:val="20"/>
           <w:szCs w:val="20"/>
-          <w:lang w:val="nl-BE"/>
+          <w:lang w:val="en-US"/>
         </w:rPr>
         <w:t xml:space="preserve">of </w:t>
       </w:r>
@@ -2950,15 +3472,17 @@
         </w:rPr>
         <w:t xml:space="preserve">39% severely undermines changeability and </w:t>
       </w:r>
-      <w:r>
-        <w:rPr>
-          <w:rFonts w:ascii="Times New Roman" w:hAnsi="Times New Roman" w:cs="Times New Roman"/>
-          <w:sz w:val="20"/>
-          <w:szCs w:val="20"/>
-          <w:lang w:val="nl-BE"/>
+      <w:proofErr w:type="spellStart"/>
+      <w:r>
+        <w:rPr>
+          <w:rFonts w:ascii="Times New Roman" w:hAnsi="Times New Roman" w:cs="Times New Roman"/>
+          <w:sz w:val="20"/>
+          <w:szCs w:val="20"/>
+          <w:lang w:val="en-US"/>
         </w:rPr>
         <w:t>analysability</w:t>
       </w:r>
+      <w:proofErr w:type="spellEnd"/>
       <w:r>
         <w:rPr>
           <w:rFonts w:ascii="Times New Roman" w:hAnsi="Times New Roman" w:cs="Times New Roman"/>
@@ -2972,7 +3496,7 @@
           <w:rFonts w:ascii="Times New Roman" w:hAnsi="Times New Roman" w:cs="Times New Roman"/>
           <w:sz w:val="20"/>
           <w:szCs w:val="20"/>
-          <w:lang w:val="nl-BE"/>
+          <w:lang w:val="en-US"/>
         </w:rPr>
         <w:t xml:space="preserve"> </w:t>
       </w:r>
@@ -2992,13 +3516,13 @@
           <w:rFonts w:ascii="Times New Roman" w:hAnsi="Times New Roman" w:cs="Times New Roman"/>
           <w:sz w:val="20"/>
           <w:szCs w:val="20"/>
-          <w:lang w:val="nl-BE"/>
+          <w:lang w:val="en-US"/>
         </w:rPr>
       </w:pPr>
     </w:p>
     <w:p>
       <w:pPr>
-        <w:pStyle w:val="Lijstalinea"/>
+        <w:pStyle w:val="ListParagraph"/>
         <w:numPr>
           <w:ilvl w:val="0"/>
           <w:numId w:val="1"/>
@@ -3021,7 +3545,7 @@
     </w:p>
     <w:p>
       <w:pPr>
-        <w:pStyle w:val="Lijstalinea"/>
+        <w:pStyle w:val="ListParagraph"/>
         <w:numPr>
           <w:ilvl w:val="1"/>
           <w:numId w:val="1"/>
@@ -3095,7 +3619,7 @@
     </w:p>
     <w:p>
       <w:pPr>
-        <w:pStyle w:val="Lijstalinea"/>
+        <w:pStyle w:val="ListParagraph"/>
         <w:numPr>
           <w:ilvl w:val="1"/>
           <w:numId w:val="1"/>
@@ -3121,14 +3645,14 @@
           <w:rFonts w:ascii="Times New Roman" w:hAnsi="Times New Roman" w:cs="Times New Roman"/>
           <w:sz w:val="20"/>
           <w:szCs w:val="20"/>
-          <w:lang w:val="nl-BE"/>
+          <w:lang w:val="en-US"/>
         </w:rPr>
         <w:br/>
       </w:r>
     </w:p>
     <w:p>
       <w:pPr>
-        <w:pStyle w:val="Lijstalinea"/>
+        <w:pStyle w:val="ListParagraph"/>
         <w:numPr>
           <w:ilvl w:val="0"/>
           <w:numId w:val="1"/>
@@ -3148,75 +3672,228 @@
         </w:rPr>
         <w:t xml:space="preserve">Cooperation. </w:t>
       </w:r>
-      <w:r>
-        <w:rPr>
-          <w:rFonts w:ascii="Times New Roman" w:hAnsi="Times New Roman" w:cs="Times New Roman"/>
-          <w:sz w:val="20"/>
-          <w:szCs w:val="20"/>
-          <w:lang w:val="nl-BE"/>
-        </w:rPr>
-        <w:br/>
-      </w:r>
-      <w:r>
-        <w:rPr>
-          <w:rFonts w:ascii="Times New Roman" w:hAnsi="Times New Roman" w:cs="Times New Roman"/>
-          <w:sz w:val="20"/>
-          <w:szCs w:val="20"/>
-        </w:rPr>
-        <w:t xml:space="preserve">Version control </w:t>
-      </w:r>
-      <w:r>
-        <w:rPr>
-          <w:rFonts w:ascii="Times New Roman" w:hAnsi="Times New Roman" w:cs="Times New Roman"/>
-          <w:sz w:val="20"/>
-          <w:szCs w:val="20"/>
-          <w:lang w:val="nl-BE"/>
-        </w:rPr>
-        <w:t xml:space="preserve">via Github </w:t>
-      </w:r>
-      <w:r>
-        <w:rPr>
-          <w:rFonts w:ascii="Times New Roman" w:hAnsi="Times New Roman" w:cs="Times New Roman"/>
-          <w:sz w:val="20"/>
-          <w:szCs w:val="20"/>
-        </w:rPr>
-        <w:t>was used to manage and track changes to the project repository. As the team consisted of only two members, we primarily worked on a single main branch rather than using multiple feature branches, keeping the workflow simple and minimizing merge conflicts.</w:t>
-      </w:r>
-      <w:r>
-        <w:rPr>
-          <w:rFonts w:ascii="Times New Roman" w:hAnsi="Times New Roman" w:cs="Times New Roman"/>
-          <w:sz w:val="20"/>
-          <w:szCs w:val="20"/>
-        </w:rPr>
-        <w:br/>
-        <w:t>Task division was discussed during weekly meetings. Serge was responsible for developing the evaluation metrics</w:t>
-      </w:r>
-      <w:r>
-        <w:rPr>
-          <w:rFonts w:ascii="Times New Roman" w:hAnsi="Times New Roman" w:cs="Times New Roman"/>
-          <w:sz w:val="20"/>
-          <w:szCs w:val="20"/>
-          <w:lang w:val="nl-BE"/>
-        </w:rPr>
-        <w:t>, the barchart and treemap visualizations</w:t>
-      </w:r>
-      <w:r>
-        <w:rPr>
-          <w:rFonts w:ascii="Times New Roman" w:hAnsi="Times New Roman" w:cs="Times New Roman"/>
-          <w:sz w:val="20"/>
-          <w:szCs w:val="20"/>
-        </w:rPr>
-        <w:t>, while Tibo designed the rankings and carried out code refactoring. The software-independent file generation was a joint effort, with both members contributing collaboratively. This approach ensured clear ownership of tasks while maintaining effective collaboration and consistency across the codebase.</w:t>
-      </w:r>
     </w:p>
     <w:p>
       <w:pPr>
+        <w:pStyle w:val="ListParagraph"/>
         <w:spacing w:after="0" w:line="240" w:lineRule="auto"/>
         <w:rPr>
           <w:rFonts w:ascii="Times New Roman" w:hAnsi="Times New Roman" w:cs="Times New Roman"/>
           <w:sz w:val="20"/>
           <w:szCs w:val="20"/>
-          <w:lang w:val="nl-BE"/>
+        </w:rPr>
+      </w:pPr>
+      <w:r>
+        <w:rPr>
+          <w:rFonts w:ascii="Times New Roman" w:hAnsi="Times New Roman" w:cs="Times New Roman"/>
+          <w:sz w:val="20"/>
+          <w:szCs w:val="20"/>
+        </w:rPr>
+        <w:t>Version control was done via Github. Initially the work was done on the main branch to get the project started. We then transitioned to working with fseperate eature branches, which we then completed using pull requests. This approach reduced the risk of merge conflicts and a clear understanding between the team member of the specific features.</w:t>
+      </w:r>
+    </w:p>
+    <w:p>
+      <w:pPr>
+        <w:pStyle w:val="ListParagraph"/>
+        <w:spacing w:after="0" w:line="240" w:lineRule="auto"/>
+        <w:rPr>
+          <w:rFonts w:ascii="Times New Roman" w:hAnsi="Times New Roman" w:cs="Times New Roman"/>
+          <w:sz w:val="20"/>
+          <w:szCs w:val="20"/>
+        </w:rPr>
+      </w:pPr>
+      <w:r>
+        <w:rPr>
+          <w:rFonts w:ascii="Times New Roman" w:hAnsi="Times New Roman" w:cs="Times New Roman"/>
+          <w:noProof/>
+          <w:sz w:val="20"/>
+          <w:szCs w:val="20"/>
+          <w:lang w:val="en-US"/>
+        </w:rPr>
+        <w:drawing>
+          <wp:inline distT="0" distB="0" distL="0" distR="0" wp14:anchorId="3F8F2FCD" wp14:editId="60BAC7E8">
+            <wp:extent cx="5731510" cy="821690"/>
+            <wp:effectExtent l="0" t="0" r="0" b="3810"/>
+            <wp:docPr id="1798164677" name="Picture 2" descr="A screenshot of a social media post&#10;&#10;AI-generated content may be incorrect."/>
+            <wp:cNvGraphicFramePr>
+              <a:graphicFrameLocks xmlns:a="http://schemas.openxmlformats.org/drawingml/2006/main" noChangeAspect="1"/>
+            </wp:cNvGraphicFramePr>
+            <a:graphic xmlns:a="http://schemas.openxmlformats.org/drawingml/2006/main">
+              <a:graphicData uri="http://schemas.openxmlformats.org/drawingml/2006/picture">
+                <pic:pic xmlns:pic="http://schemas.openxmlformats.org/drawingml/2006/picture">
+                  <pic:nvPicPr>
+                    <pic:cNvPr id="1798164677" name="Picture 2" descr="A screenshot of a social media post&#10;&#10;AI-generated content may be incorrect."/>
+                    <pic:cNvPicPr/>
+                  </pic:nvPicPr>
+                  <pic:blipFill>
+                    <a:blip r:embed="rId14" cstate="print">
+                      <a:extLst>
+                        <a:ext uri="{28A0092B-C50C-407E-A947-70E740481C1C}">
+                          <a14:useLocalDpi xmlns:a14="http://schemas.microsoft.com/office/drawing/2010/main" val="0"/>
+                        </a:ext>
+                      </a:extLst>
+                    </a:blip>
+                    <a:stretch>
+                      <a:fillRect/>
+                    </a:stretch>
+                  </pic:blipFill>
+                  <pic:spPr>
+                    <a:xfrm>
+                      <a:off x="0" y="0"/>
+                      <a:ext cx="5731510" cy="821690"/>
+                    </a:xfrm>
+                    <a:prstGeom prst="rect">
+                      <a:avLst/>
+                    </a:prstGeom>
+                  </pic:spPr>
+                </pic:pic>
+              </a:graphicData>
+            </a:graphic>
+          </wp:inline>
+        </w:drawing>
+      </w:r>
+    </w:p>
+    <w:p>
+      <w:pPr>
+        <w:pStyle w:val="ListParagraph"/>
+        <w:spacing w:after="0" w:line="240" w:lineRule="auto"/>
+        <w:rPr>
+          <w:rFonts w:ascii="Times New Roman" w:hAnsi="Times New Roman" w:cs="Times New Roman"/>
+          <w:sz w:val="20"/>
+          <w:szCs w:val="20"/>
+        </w:rPr>
+      </w:pPr>
+      <w:r>
+        <w:rPr>
+          <w:rFonts w:ascii="Times New Roman" w:hAnsi="Times New Roman" w:cs="Times New Roman"/>
+          <w:sz w:val="20"/>
+          <w:szCs w:val="20"/>
+          <w:lang w:val="en-US"/>
+        </w:rPr>
+        <w:br/>
+      </w:r>
+      <w:r>
+        <w:rPr>
+          <w:rFonts w:ascii="Times New Roman" w:hAnsi="Times New Roman" w:cs="Times New Roman"/>
+          <w:sz w:val="20"/>
+          <w:szCs w:val="20"/>
+        </w:rPr>
+        <w:t>Task division was discussed during weekly meetings. Serge was responsible for developing the evaluation metrics</w:t>
+      </w:r>
+      <w:r>
+        <w:rPr>
+          <w:rFonts w:ascii="Times New Roman" w:hAnsi="Times New Roman" w:cs="Times New Roman"/>
+          <w:sz w:val="20"/>
+          <w:szCs w:val="20"/>
+          <w:lang w:val="en-US"/>
+        </w:rPr>
+        <w:t xml:space="preserve">, the </w:t>
+      </w:r>
+      <w:proofErr w:type="spellStart"/>
+      <w:r>
+        <w:rPr>
+          <w:rFonts w:ascii="Times New Roman" w:hAnsi="Times New Roman" w:cs="Times New Roman"/>
+          <w:sz w:val="20"/>
+          <w:szCs w:val="20"/>
+          <w:lang w:val="en-US"/>
+        </w:rPr>
+        <w:t>barchart</w:t>
+      </w:r>
+      <w:proofErr w:type="spellEnd"/>
+      <w:r>
+        <w:rPr>
+          <w:rFonts w:ascii="Times New Roman" w:hAnsi="Times New Roman" w:cs="Times New Roman"/>
+          <w:sz w:val="20"/>
+          <w:szCs w:val="20"/>
+          <w:lang w:val="en-US"/>
+        </w:rPr>
+        <w:t xml:space="preserve"> and </w:t>
+      </w:r>
+      <w:proofErr w:type="spellStart"/>
+      <w:r>
+        <w:rPr>
+          <w:rFonts w:ascii="Times New Roman" w:hAnsi="Times New Roman" w:cs="Times New Roman"/>
+          <w:sz w:val="20"/>
+          <w:szCs w:val="20"/>
+          <w:lang w:val="en-US"/>
+        </w:rPr>
+        <w:t>treemap</w:t>
+      </w:r>
+      <w:proofErr w:type="spellEnd"/>
+      <w:r>
+        <w:rPr>
+          <w:rFonts w:ascii="Times New Roman" w:hAnsi="Times New Roman" w:cs="Times New Roman"/>
+          <w:sz w:val="20"/>
+          <w:szCs w:val="20"/>
+          <w:lang w:val="en-US"/>
+        </w:rPr>
+        <w:t xml:space="preserve"> visualizations</w:t>
+      </w:r>
+      <w:r>
+        <w:rPr>
+          <w:rFonts w:ascii="Times New Roman" w:hAnsi="Times New Roman" w:cs="Times New Roman"/>
+          <w:sz w:val="20"/>
+          <w:szCs w:val="20"/>
+        </w:rPr>
+        <w:t>, while Tibo</w:t>
+      </w:r>
+      <w:r>
+        <w:rPr>
+          <w:rFonts w:ascii="Times New Roman" w:hAnsi="Times New Roman" w:cs="Times New Roman"/>
+          <w:sz w:val="20"/>
+          <w:szCs w:val="20"/>
+        </w:rPr>
+        <w:t xml:space="preserve"> helped refine the metrics,</w:t>
+      </w:r>
+      <w:r>
+        <w:rPr>
+          <w:rFonts w:ascii="Times New Roman" w:hAnsi="Times New Roman" w:cs="Times New Roman"/>
+          <w:sz w:val="20"/>
+          <w:szCs w:val="20"/>
+        </w:rPr>
+        <w:t xml:space="preserve"> </w:t>
+      </w:r>
+      <w:r>
+        <w:rPr>
+          <w:rFonts w:ascii="Times New Roman" w:hAnsi="Times New Roman" w:cs="Times New Roman"/>
+          <w:sz w:val="20"/>
+          <w:szCs w:val="20"/>
+        </w:rPr>
+        <w:t>implemented the scoring system</w:t>
+      </w:r>
+      <w:r>
+        <w:rPr>
+          <w:rFonts w:ascii="Times New Roman" w:hAnsi="Times New Roman" w:cs="Times New Roman"/>
+          <w:sz w:val="20"/>
+          <w:szCs w:val="20"/>
+        </w:rPr>
+        <w:t xml:space="preserve"> and</w:t>
+      </w:r>
+      <w:r>
+        <w:rPr>
+          <w:rFonts w:ascii="Times New Roman" w:hAnsi="Times New Roman" w:cs="Times New Roman"/>
+          <w:sz w:val="20"/>
+          <w:szCs w:val="20"/>
+        </w:rPr>
+        <w:t xml:space="preserve"> visualised the duplication metric</w:t>
+      </w:r>
+      <w:r>
+        <w:rPr>
+          <w:rFonts w:ascii="Times New Roman" w:hAnsi="Times New Roman" w:cs="Times New Roman"/>
+          <w:sz w:val="20"/>
+          <w:szCs w:val="20"/>
+        </w:rPr>
+        <w:t>. The software-independent file generation was a joint effort, with both members contributing collaboratively. This approach ensured clear ownership of tasks while maintaining effective collaboration and consistency across the codebase.</w:t>
+      </w:r>
+    </w:p>
+    <w:p>
+      <w:pPr>
+        <w:spacing w:after="0" w:line="240" w:lineRule="auto"/>
+        <w:rPr>
+          <w:rFonts w:ascii="Times New Roman" w:hAnsi="Times New Roman" w:cs="Times New Roman"/>
+          <w:sz w:val="20"/>
+          <w:szCs w:val="20"/>
+          <w:lang w:val="en-US"/>
         </w:rPr>
       </w:pPr>
     </w:p>
@@ -4244,7 +4921,7 @@
         <w:kern w:val="2"/>
         <w:sz w:val="24"/>
         <w:szCs w:val="30"/>
-        <w:lang w:eastAsia="en-US" w:bidi="mni-IN"/>
+        <w:lang w:val="en-BE" w:eastAsia="en-US" w:bidi="mni-IN"/>
         <w14:ligatures w14:val="standardContextual"/>
       </w:rPr>
     </w:rPrDefault>
@@ -4632,15 +5309,15 @@
     <w:lsdException w:name="Unresolved Mention" w:semiHidden="1" w:unhideWhenUsed="1"/>
     <w:lsdException w:name="Smart Link" w:semiHidden="1" w:unhideWhenUsed="1"/>
   </w:latentStyles>
-  <w:style w:type="paragraph" w:default="1" w:styleId="Standaard">
+  <w:style w:type="paragraph" w:default="1" w:styleId="Normal">
     <w:name w:val="Normal"/>
     <w:qFormat/>
   </w:style>
-  <w:style w:type="paragraph" w:styleId="Kop1">
+  <w:style w:type="paragraph" w:styleId="Heading1">
     <w:name w:val="heading 1"/>
-    <w:basedOn w:val="Standaard"/>
-    <w:next w:val="Standaard"/>
-    <w:link w:val="Kop1Char"/>
+    <w:basedOn w:val="Normal"/>
+    <w:next w:val="Normal"/>
+    <w:link w:val="Heading1Char"/>
     <w:uiPriority w:val="9"/>
     <w:qFormat/>
     <w:rsid w:val="00AE38C5"/>
@@ -4657,11 +5334,11 @@
       <w:szCs w:val="50"/>
     </w:rPr>
   </w:style>
-  <w:style w:type="paragraph" w:styleId="Kop2">
+  <w:style w:type="paragraph" w:styleId="Heading2">
     <w:name w:val="heading 2"/>
-    <w:basedOn w:val="Standaard"/>
-    <w:next w:val="Standaard"/>
-    <w:link w:val="Kop2Char"/>
+    <w:basedOn w:val="Normal"/>
+    <w:next w:val="Normal"/>
+    <w:link w:val="Heading2Char"/>
     <w:uiPriority w:val="9"/>
     <w:semiHidden/>
     <w:unhideWhenUsed/>
@@ -4680,11 +5357,11 @@
       <w:szCs w:val="40"/>
     </w:rPr>
   </w:style>
-  <w:style w:type="paragraph" w:styleId="Kop3">
+  <w:style w:type="paragraph" w:styleId="Heading3">
     <w:name w:val="heading 3"/>
-    <w:basedOn w:val="Standaard"/>
-    <w:next w:val="Standaard"/>
-    <w:link w:val="Kop3Char"/>
+    <w:basedOn w:val="Normal"/>
+    <w:next w:val="Normal"/>
+    <w:link w:val="Heading3Char"/>
     <w:uiPriority w:val="9"/>
     <w:semiHidden/>
     <w:unhideWhenUsed/>
@@ -4703,11 +5380,11 @@
       <w:szCs w:val="35"/>
     </w:rPr>
   </w:style>
-  <w:style w:type="paragraph" w:styleId="Kop4">
+  <w:style w:type="paragraph" w:styleId="Heading4">
     <w:name w:val="heading 4"/>
-    <w:basedOn w:val="Standaard"/>
-    <w:next w:val="Standaard"/>
-    <w:link w:val="Kop4Char"/>
+    <w:basedOn w:val="Normal"/>
+    <w:next w:val="Normal"/>
+    <w:link w:val="Heading4Char"/>
     <w:uiPriority w:val="9"/>
     <w:semiHidden/>
     <w:unhideWhenUsed/>
@@ -4726,11 +5403,11 @@
       <w:color w:val="0F4761" w:themeColor="accent1" w:themeShade="BF"/>
     </w:rPr>
   </w:style>
-  <w:style w:type="paragraph" w:styleId="Kop5">
+  <w:style w:type="paragraph" w:styleId="Heading5">
     <w:name w:val="heading 5"/>
-    <w:basedOn w:val="Standaard"/>
-    <w:next w:val="Standaard"/>
-    <w:link w:val="Kop5Char"/>
+    <w:basedOn w:val="Normal"/>
+    <w:next w:val="Normal"/>
+    <w:link w:val="Heading5Char"/>
     <w:uiPriority w:val="9"/>
     <w:semiHidden/>
     <w:unhideWhenUsed/>
@@ -4747,11 +5424,11 @@
       <w:color w:val="0F4761" w:themeColor="accent1" w:themeShade="BF"/>
     </w:rPr>
   </w:style>
-  <w:style w:type="paragraph" w:styleId="Kop6">
+  <w:style w:type="paragraph" w:styleId="Heading6">
     <w:name w:val="heading 6"/>
-    <w:basedOn w:val="Standaard"/>
-    <w:next w:val="Standaard"/>
-    <w:link w:val="Kop6Char"/>
+    <w:basedOn w:val="Normal"/>
+    <w:next w:val="Normal"/>
+    <w:link w:val="Heading6Char"/>
     <w:uiPriority w:val="9"/>
     <w:semiHidden/>
     <w:unhideWhenUsed/>
@@ -4770,11 +5447,11 @@
       <w:color w:val="595959" w:themeColor="text1" w:themeTint="A6"/>
     </w:rPr>
   </w:style>
-  <w:style w:type="paragraph" w:styleId="Kop7">
+  <w:style w:type="paragraph" w:styleId="Heading7">
     <w:name w:val="heading 7"/>
-    <w:basedOn w:val="Standaard"/>
-    <w:next w:val="Standaard"/>
-    <w:link w:val="Kop7Char"/>
+    <w:basedOn w:val="Normal"/>
+    <w:next w:val="Normal"/>
+    <w:link w:val="Heading7Char"/>
     <w:uiPriority w:val="9"/>
     <w:semiHidden/>
     <w:unhideWhenUsed/>
@@ -4791,11 +5468,11 @@
       <w:color w:val="595959" w:themeColor="text1" w:themeTint="A6"/>
     </w:rPr>
   </w:style>
-  <w:style w:type="paragraph" w:styleId="Kop8">
+  <w:style w:type="paragraph" w:styleId="Heading8">
     <w:name w:val="heading 8"/>
-    <w:basedOn w:val="Standaard"/>
-    <w:next w:val="Standaard"/>
-    <w:link w:val="Kop8Char"/>
+    <w:basedOn w:val="Normal"/>
+    <w:next w:val="Normal"/>
+    <w:link w:val="Heading8Char"/>
     <w:uiPriority w:val="9"/>
     <w:semiHidden/>
     <w:unhideWhenUsed/>
@@ -4814,11 +5491,11 @@
       <w:color w:val="272727" w:themeColor="text1" w:themeTint="D8"/>
     </w:rPr>
   </w:style>
-  <w:style w:type="paragraph" w:styleId="Kop9">
+  <w:style w:type="paragraph" w:styleId="Heading9">
     <w:name w:val="heading 9"/>
-    <w:basedOn w:val="Standaard"/>
-    <w:next w:val="Standaard"/>
-    <w:link w:val="Kop9Char"/>
+    <w:basedOn w:val="Normal"/>
+    <w:next w:val="Normal"/>
+    <w:link w:val="Heading9Char"/>
     <w:uiPriority w:val="9"/>
     <w:semiHidden/>
     <w:unhideWhenUsed/>
@@ -4835,13 +5512,13 @@
       <w:color w:val="272727" w:themeColor="text1" w:themeTint="D8"/>
     </w:rPr>
   </w:style>
-  <w:style w:type="character" w:default="1" w:styleId="Standaardalinea-lettertype">
+  <w:style w:type="character" w:default="1" w:styleId="DefaultParagraphFont">
     <w:name w:val="Default Paragraph Font"/>
     <w:uiPriority w:val="1"/>
     <w:semiHidden/>
     <w:unhideWhenUsed/>
   </w:style>
-  <w:style w:type="table" w:default="1" w:styleId="Standaardtabel">
+  <w:style w:type="table" w:default="1" w:styleId="TableNormal">
     <w:name w:val="Normal Table"/>
     <w:uiPriority w:val="99"/>
     <w:semiHidden/>
@@ -4856,16 +5533,16 @@
       </w:tblCellMar>
     </w:tblPr>
   </w:style>
-  <w:style w:type="numbering" w:default="1" w:styleId="Geenlijst">
+  <w:style w:type="numbering" w:default="1" w:styleId="NoList">
     <w:name w:val="No List"/>
     <w:uiPriority w:val="99"/>
     <w:semiHidden/>
     <w:unhideWhenUsed/>
   </w:style>
-  <w:style w:type="character" w:customStyle="1" w:styleId="Kop1Char">
-    <w:name w:val="Kop 1 Char"/>
-    <w:basedOn w:val="Standaardalinea-lettertype"/>
-    <w:link w:val="Kop1"/>
+  <w:style w:type="character" w:customStyle="1" w:styleId="Heading1Char">
+    <w:name w:val="Heading 1 Char"/>
+    <w:basedOn w:val="DefaultParagraphFont"/>
+    <w:link w:val="Heading1"/>
     <w:uiPriority w:val="9"/>
     <w:rsid w:val="00AE38C5"/>
     <w:rPr>
@@ -4875,10 +5552,10 @@
       <w:szCs w:val="50"/>
     </w:rPr>
   </w:style>
-  <w:style w:type="character" w:customStyle="1" w:styleId="Kop2Char">
-    <w:name w:val="Kop 2 Char"/>
-    <w:basedOn w:val="Standaardalinea-lettertype"/>
-    <w:link w:val="Kop2"/>
+  <w:style w:type="character" w:customStyle="1" w:styleId="Heading2Char">
+    <w:name w:val="Heading 2 Char"/>
+    <w:basedOn w:val="DefaultParagraphFont"/>
+    <w:link w:val="Heading2"/>
     <w:uiPriority w:val="9"/>
     <w:semiHidden/>
     <w:rsid w:val="00AE38C5"/>
@@ -4889,10 +5566,10 @@
       <w:szCs w:val="40"/>
     </w:rPr>
   </w:style>
-  <w:style w:type="character" w:customStyle="1" w:styleId="Kop3Char">
-    <w:name w:val="Kop 3 Char"/>
-    <w:basedOn w:val="Standaardalinea-lettertype"/>
-    <w:link w:val="Kop3"/>
+  <w:style w:type="character" w:customStyle="1" w:styleId="Heading3Char">
+    <w:name w:val="Heading 3 Char"/>
+    <w:basedOn w:val="DefaultParagraphFont"/>
+    <w:link w:val="Heading3"/>
     <w:uiPriority w:val="9"/>
     <w:semiHidden/>
     <w:rsid w:val="00AE38C5"/>
@@ -4903,10 +5580,10 @@
       <w:szCs w:val="35"/>
     </w:rPr>
   </w:style>
-  <w:style w:type="character" w:customStyle="1" w:styleId="Kop4Char">
-    <w:name w:val="Kop 4 Char"/>
-    <w:basedOn w:val="Standaardalinea-lettertype"/>
-    <w:link w:val="Kop4"/>
+  <w:style w:type="character" w:customStyle="1" w:styleId="Heading4Char">
+    <w:name w:val="Heading 4 Char"/>
+    <w:basedOn w:val="DefaultParagraphFont"/>
+    <w:link w:val="Heading4"/>
     <w:uiPriority w:val="9"/>
     <w:semiHidden/>
     <w:rsid w:val="00AE38C5"/>
@@ -4917,10 +5594,10 @@
       <w:color w:val="0F4761" w:themeColor="accent1" w:themeShade="BF"/>
     </w:rPr>
   </w:style>
-  <w:style w:type="character" w:customStyle="1" w:styleId="Kop5Char">
-    <w:name w:val="Kop 5 Char"/>
-    <w:basedOn w:val="Standaardalinea-lettertype"/>
-    <w:link w:val="Kop5"/>
+  <w:style w:type="character" w:customStyle="1" w:styleId="Heading5Char">
+    <w:name w:val="Heading 5 Char"/>
+    <w:basedOn w:val="DefaultParagraphFont"/>
+    <w:link w:val="Heading5"/>
     <w:uiPriority w:val="9"/>
     <w:semiHidden/>
     <w:rsid w:val="00AE38C5"/>
@@ -4929,10 +5606,10 @@
       <w:color w:val="0F4761" w:themeColor="accent1" w:themeShade="BF"/>
     </w:rPr>
   </w:style>
-  <w:style w:type="character" w:customStyle="1" w:styleId="Kop6Char">
-    <w:name w:val="Kop 6 Char"/>
-    <w:basedOn w:val="Standaardalinea-lettertype"/>
-    <w:link w:val="Kop6"/>
+  <w:style w:type="character" w:customStyle="1" w:styleId="Heading6Char">
+    <w:name w:val="Heading 6 Char"/>
+    <w:basedOn w:val="DefaultParagraphFont"/>
+    <w:link w:val="Heading6"/>
     <w:uiPriority w:val="9"/>
     <w:semiHidden/>
     <w:rsid w:val="00AE38C5"/>
@@ -4943,10 +5620,10 @@
       <w:color w:val="595959" w:themeColor="text1" w:themeTint="A6"/>
     </w:rPr>
   </w:style>
-  <w:style w:type="character" w:customStyle="1" w:styleId="Kop7Char">
-    <w:name w:val="Kop 7 Char"/>
-    <w:basedOn w:val="Standaardalinea-lettertype"/>
-    <w:link w:val="Kop7"/>
+  <w:style w:type="character" w:customStyle="1" w:styleId="Heading7Char">
+    <w:name w:val="Heading 7 Char"/>
+    <w:basedOn w:val="DefaultParagraphFont"/>
+    <w:link w:val="Heading7"/>
     <w:uiPriority w:val="9"/>
     <w:semiHidden/>
     <w:rsid w:val="00AE38C5"/>
@@ -4955,10 +5632,10 @@
       <w:color w:val="595959" w:themeColor="text1" w:themeTint="A6"/>
     </w:rPr>
   </w:style>
-  <w:style w:type="character" w:customStyle="1" w:styleId="Kop8Char">
-    <w:name w:val="Kop 8 Char"/>
-    <w:basedOn w:val="Standaardalinea-lettertype"/>
-    <w:link w:val="Kop8"/>
+  <w:style w:type="character" w:customStyle="1" w:styleId="Heading8Char">
+    <w:name w:val="Heading 8 Char"/>
+    <w:basedOn w:val="DefaultParagraphFont"/>
+    <w:link w:val="Heading8"/>
     <w:uiPriority w:val="9"/>
     <w:semiHidden/>
     <w:rsid w:val="00AE38C5"/>
@@ -4969,10 +5646,10 @@
       <w:color w:val="272727" w:themeColor="text1" w:themeTint="D8"/>
     </w:rPr>
   </w:style>
-  <w:style w:type="character" w:customStyle="1" w:styleId="Kop9Char">
-    <w:name w:val="Kop 9 Char"/>
-    <w:basedOn w:val="Standaardalinea-lettertype"/>
-    <w:link w:val="Kop9"/>
+  <w:style w:type="character" w:customStyle="1" w:styleId="Heading9Char">
+    <w:name w:val="Heading 9 Char"/>
+    <w:basedOn w:val="DefaultParagraphFont"/>
+    <w:link w:val="Heading9"/>
     <w:uiPriority w:val="9"/>
     <w:semiHidden/>
     <w:rsid w:val="00AE38C5"/>
@@ -4981,11 +5658,11 @@
       <w:color w:val="272727" w:themeColor="text1" w:themeTint="D8"/>
     </w:rPr>
   </w:style>
-  <w:style w:type="paragraph" w:styleId="Titel">
+  <w:style w:type="paragraph" w:styleId="Title">
     <w:name w:val="Title"/>
-    <w:basedOn w:val="Standaard"/>
-    <w:next w:val="Standaard"/>
-    <w:link w:val="TitelChar"/>
+    <w:basedOn w:val="Normal"/>
+    <w:next w:val="Normal"/>
+    <w:link w:val="TitleChar"/>
     <w:uiPriority w:val="10"/>
     <w:qFormat/>
     <w:rsid w:val="00AE38C5"/>
@@ -5001,10 +5678,10 @@
       <w:szCs w:val="71"/>
     </w:rPr>
   </w:style>
-  <w:style w:type="character" w:customStyle="1" w:styleId="TitelChar">
-    <w:name w:val="Titel Char"/>
-    <w:basedOn w:val="Standaardalinea-lettertype"/>
-    <w:link w:val="Titel"/>
+  <w:style w:type="character" w:customStyle="1" w:styleId="TitleChar">
+    <w:name w:val="Title Char"/>
+    <w:basedOn w:val="DefaultParagraphFont"/>
+    <w:link w:val="Title"/>
     <w:uiPriority w:val="10"/>
     <w:rsid w:val="00AE38C5"/>
     <w:rPr>
@@ -5015,11 +5692,11 @@
       <w:szCs w:val="71"/>
     </w:rPr>
   </w:style>
-  <w:style w:type="paragraph" w:styleId="Ondertitel">
+  <w:style w:type="paragraph" w:styleId="Subtitle">
     <w:name w:val="Subtitle"/>
-    <w:basedOn w:val="Standaard"/>
-    <w:next w:val="Standaard"/>
-    <w:link w:val="OndertitelChar"/>
+    <w:basedOn w:val="Normal"/>
+    <w:next w:val="Normal"/>
+    <w:link w:val="SubtitleChar"/>
     <w:uiPriority w:val="11"/>
     <w:qFormat/>
     <w:rsid w:val="00AE38C5"/>
@@ -5036,10 +5713,10 @@
       <w:szCs w:val="35"/>
     </w:rPr>
   </w:style>
-  <w:style w:type="character" w:customStyle="1" w:styleId="OndertitelChar">
-    <w:name w:val="Ondertitel Char"/>
-    <w:basedOn w:val="Standaardalinea-lettertype"/>
-    <w:link w:val="Ondertitel"/>
+  <w:style w:type="character" w:customStyle="1" w:styleId="SubtitleChar">
+    <w:name w:val="Subtitle Char"/>
+    <w:basedOn w:val="DefaultParagraphFont"/>
+    <w:link w:val="Subtitle"/>
     <w:uiPriority w:val="11"/>
     <w:rsid w:val="00AE38C5"/>
     <w:rPr>
@@ -5050,11 +5727,11 @@
       <w:szCs w:val="35"/>
     </w:rPr>
   </w:style>
-  <w:style w:type="paragraph" w:styleId="Citaat">
+  <w:style w:type="paragraph" w:styleId="Quote">
     <w:name w:val="Quote"/>
-    <w:basedOn w:val="Standaard"/>
-    <w:next w:val="Standaard"/>
-    <w:link w:val="CitaatChar"/>
+    <w:basedOn w:val="Normal"/>
+    <w:next w:val="Normal"/>
+    <w:link w:val="QuoteChar"/>
     <w:uiPriority w:val="29"/>
     <w:qFormat/>
     <w:rsid w:val="00AE38C5"/>
@@ -5068,10 +5745,10 @@
       <w:color w:val="404040" w:themeColor="text1" w:themeTint="BF"/>
     </w:rPr>
   </w:style>
-  <w:style w:type="character" w:customStyle="1" w:styleId="CitaatChar">
-    <w:name w:val="Citaat Char"/>
-    <w:basedOn w:val="Standaardalinea-lettertype"/>
-    <w:link w:val="Citaat"/>
+  <w:style w:type="character" w:customStyle="1" w:styleId="QuoteChar">
+    <w:name w:val="Quote Char"/>
+    <w:basedOn w:val="DefaultParagraphFont"/>
+    <w:link w:val="Quote"/>
     <w:uiPriority w:val="29"/>
     <w:rsid w:val="00AE38C5"/>
     <w:rPr>
@@ -5080,9 +5757,9 @@
       <w:color w:val="404040" w:themeColor="text1" w:themeTint="BF"/>
     </w:rPr>
   </w:style>
-  <w:style w:type="paragraph" w:styleId="Lijstalinea">
+  <w:style w:type="paragraph" w:styleId="ListParagraph">
     <w:name w:val="List Paragraph"/>
-    <w:basedOn w:val="Standaard"/>
+    <w:basedOn w:val="Normal"/>
     <w:uiPriority w:val="34"/>
     <w:qFormat/>
     <w:rsid w:val="00AE38C5"/>
@@ -5091,9 +5768,9 @@
       <w:contextualSpacing/>
     </w:pPr>
   </w:style>
-  <w:style w:type="character" w:styleId="Intensievebenadrukking">
+  <w:style w:type="character" w:styleId="IntenseEmphasis">
     <w:name w:val="Intense Emphasis"/>
-    <w:basedOn w:val="Standaardalinea-lettertype"/>
+    <w:basedOn w:val="DefaultParagraphFont"/>
     <w:uiPriority w:val="21"/>
     <w:qFormat/>
     <w:rsid w:val="00AE38C5"/>
@@ -5103,11 +5780,11 @@
       <w:color w:val="0F4761" w:themeColor="accent1" w:themeShade="BF"/>
     </w:rPr>
   </w:style>
-  <w:style w:type="paragraph" w:styleId="Duidelijkcitaat">
+  <w:style w:type="paragraph" w:styleId="IntenseQuote">
     <w:name w:val="Intense Quote"/>
-    <w:basedOn w:val="Standaard"/>
-    <w:next w:val="Standaard"/>
-    <w:link w:val="DuidelijkcitaatChar"/>
+    <w:basedOn w:val="Normal"/>
+    <w:next w:val="Normal"/>
+    <w:link w:val="IntenseQuoteChar"/>
     <w:uiPriority w:val="30"/>
     <w:qFormat/>
     <w:rsid w:val="00AE38C5"/>
@@ -5126,10 +5803,10 @@
       <w:color w:val="0F4761" w:themeColor="accent1" w:themeShade="BF"/>
     </w:rPr>
   </w:style>
-  <w:style w:type="character" w:customStyle="1" w:styleId="DuidelijkcitaatChar">
-    <w:name w:val="Duidelijk citaat Char"/>
-    <w:basedOn w:val="Standaardalinea-lettertype"/>
-    <w:link w:val="Duidelijkcitaat"/>
+  <w:style w:type="character" w:customStyle="1" w:styleId="IntenseQuoteChar">
+    <w:name w:val="Intense Quote Char"/>
+    <w:basedOn w:val="DefaultParagraphFont"/>
+    <w:link w:val="IntenseQuote"/>
     <w:uiPriority w:val="30"/>
     <w:rsid w:val="00AE38C5"/>
     <w:rPr>
@@ -5138,9 +5815,9 @@
       <w:color w:val="0F4761" w:themeColor="accent1" w:themeShade="BF"/>
     </w:rPr>
   </w:style>
-  <w:style w:type="character" w:styleId="Intensieveverwijzing">
+  <w:style w:type="character" w:styleId="IntenseReference">
     <w:name w:val="Intense Reference"/>
-    <w:basedOn w:val="Standaardalinea-lettertype"/>
+    <w:basedOn w:val="DefaultParagraphFont"/>
     <w:uiPriority w:val="32"/>
     <w:qFormat/>
     <w:rsid w:val="00AE38C5"/>
@@ -5154,7 +5831,7 @@
   </w:style>
   <w:style w:type="character" w:styleId="HTMLCode">
     <w:name w:val="HTML Code"/>
-    <w:basedOn w:val="Standaardalinea-lettertype"/>
+    <w:basedOn w:val="DefaultParagraphFont"/>
     <w:uiPriority w:val="99"/>
     <w:semiHidden/>
     <w:unhideWhenUsed/>
@@ -5165,9 +5842,9 @@
       <w:szCs w:val="20"/>
     </w:rPr>
   </w:style>
-  <w:style w:type="character" w:styleId="Nadruk">
+  <w:style w:type="character" w:styleId="Emphasis">
     <w:name w:val="Emphasis"/>
-    <w:basedOn w:val="Standaardalinea-lettertype"/>
+    <w:basedOn w:val="DefaultParagraphFont"/>
     <w:uiPriority w:val="20"/>
     <w:qFormat/>
     <w:rsid w:val="001243E6"/>
@@ -5176,9 +5853,9 @@
       <w:iCs/>
     </w:rPr>
   </w:style>
-  <w:style w:type="character" w:styleId="Zwaar">
+  <w:style w:type="character" w:styleId="Strong">
     <w:name w:val="Strong"/>
-    <w:basedOn w:val="Standaardalinea-lettertype"/>
+    <w:basedOn w:val="DefaultParagraphFont"/>
     <w:uiPriority w:val="22"/>
     <w:qFormat/>
     <w:rsid w:val="001243E6"/>
@@ -5187,9 +5864,9 @@
       <w:bCs/>
     </w:rPr>
   </w:style>
-  <w:style w:type="paragraph" w:styleId="Normaalweb">
+  <w:style w:type="paragraph" w:styleId="NormalWeb">
     <w:name w:val="Normal (Web)"/>
-    <w:basedOn w:val="Standaard"/>
+    <w:basedOn w:val="Normal"/>
     <w:uiPriority w:val="99"/>
     <w:unhideWhenUsed/>
     <w:rsid w:val="003B6002"/>
@@ -5205,7 +5882,7 @@
   </w:style>
   <w:style w:type="character" w:customStyle="1" w:styleId="math-inline">
     <w:name w:val="math-inline"/>
-    <w:basedOn w:val="Standaardalinea-lettertype"/>
+    <w:basedOn w:val="DefaultParagraphFont"/>
     <w:rsid w:val="00CE594B"/>
   </w:style>
 </w:styles>

--- a/Report.docx
+++ b/Report.docx
@@ -4,7 +4,7 @@
   <w:body>
     <w:p>
       <w:pPr>
-        <w:pStyle w:val="ListParagraph"/>
+        <w:pStyle w:val="Lijstalinea"/>
         <w:numPr>
           <w:ilvl w:val="0"/>
           <w:numId w:val="1"/>
@@ -36,7 +36,7 @@
     </w:p>
     <w:p>
       <w:pPr>
-        <w:pStyle w:val="ListParagraph"/>
+        <w:pStyle w:val="Lijstalinea"/>
         <w:numPr>
           <w:ilvl w:val="1"/>
           <w:numId w:val="1"/>
@@ -77,7 +77,7 @@
     </w:p>
     <w:p>
       <w:pPr>
-        <w:pStyle w:val="ListParagraph"/>
+        <w:pStyle w:val="Lijstalinea"/>
         <w:numPr>
           <w:ilvl w:val="2"/>
           <w:numId w:val="1"/>
@@ -165,17 +165,7 @@
           <w:szCs w:val="20"/>
           <w:lang w:val="en-US"/>
         </w:rPr>
-        <w:t xml:space="preserve">will be used for the rest of </w:t>
-      </w:r>
-      <w:proofErr w:type="gramStart"/>
-      <w:r>
-        <w:rPr>
-          <w:rFonts w:ascii="Times New Roman" w:hAnsi="Times New Roman" w:cs="Times New Roman"/>
-          <w:sz w:val="20"/>
-          <w:szCs w:val="20"/>
-          <w:lang w:val="en-US"/>
-        </w:rPr>
-        <w:t>the</w:t>
+        <w:t>will be used for the rest of the</w:t>
       </w:r>
       <w:r>
         <w:rPr>
@@ -195,7 +185,6 @@
         </w:rPr>
         <w:t xml:space="preserve"> metrics</w:t>
       </w:r>
-      <w:proofErr w:type="gramEnd"/>
       <w:r>
         <w:rPr>
           <w:rFonts w:ascii="Times New Roman" w:hAnsi="Times New Roman" w:cs="Times New Roman"/>
@@ -385,7 +374,7 @@
     </w:p>
     <w:p>
       <w:pPr>
-        <w:pStyle w:val="ListParagraph"/>
+        <w:pStyle w:val="Lijstalinea"/>
         <w:numPr>
           <w:ilvl w:val="2"/>
           <w:numId w:val="1"/>
@@ -505,7 +494,7 @@
     </w:p>
     <w:p>
       <w:pPr>
-        <w:pStyle w:val="ListParagraph"/>
+        <w:pStyle w:val="Lijstalinea"/>
         <w:numPr>
           <w:ilvl w:val="2"/>
           <w:numId w:val="1"/>
@@ -572,7 +561,7 @@
       </w:r>
       <w:r>
         <w:rPr>
-          <w:rStyle w:val="Emphasis"/>
+          <w:rStyle w:val="Nadruk"/>
           <w:rFonts w:ascii="Times New Roman" w:hAnsi="Times New Roman" w:cs="Times New Roman"/>
           <w:sz w:val="20"/>
           <w:szCs w:val="20"/>
@@ -778,6 +767,15 @@
           <w:rFonts w:ascii="Times New Roman" w:hAnsi="Times New Roman" w:cs="Times New Roman"/>
           <w:sz w:val="20"/>
           <w:szCs w:val="20"/>
+          <w:lang w:val="en-US"/>
+        </w:rPr>
+        <w:t xml:space="preserve"> (weighted average)</w:t>
+      </w:r>
+      <w:r>
+        <w:rPr>
+          <w:rFonts w:ascii="Times New Roman" w:hAnsi="Times New Roman" w:cs="Times New Roman"/>
+          <w:sz w:val="20"/>
+          <w:szCs w:val="20"/>
         </w:rPr>
         <w:t>.</w:t>
       </w:r>
@@ -790,17 +788,15 @@
         </w:rPr>
         <w:t xml:space="preserve"> During the online sessions in the </w:t>
       </w:r>
-      <w:proofErr w:type="gramStart"/>
-      <w:r>
-        <w:rPr>
-          <w:rFonts w:ascii="Times New Roman" w:hAnsi="Times New Roman" w:cs="Times New Roman"/>
-          <w:sz w:val="20"/>
-          <w:szCs w:val="20"/>
-          <w:lang w:val="en-US"/>
-        </w:rPr>
-        <w:t>course</w:t>
-      </w:r>
-      <w:proofErr w:type="gramEnd"/>
+      <w:r>
+        <w:rPr>
+          <w:rFonts w:ascii="Times New Roman" w:hAnsi="Times New Roman" w:cs="Times New Roman"/>
+          <w:sz w:val="20"/>
+          <w:szCs w:val="20"/>
+          <w:lang w:val="en-US"/>
+        </w:rPr>
+        <w:t>course,</w:t>
+      </w:r>
       <w:r>
         <w:rPr>
           <w:rFonts w:ascii="Times New Roman" w:hAnsi="Times New Roman" w:cs="Times New Roman"/>
@@ -810,17 +806,15 @@
         </w:rPr>
         <w:t xml:space="preserve"> it was said that one could also choose the CC </w:t>
       </w:r>
-      <w:proofErr w:type="spellStart"/>
-      <w:r>
-        <w:rPr>
-          <w:rFonts w:ascii="Times New Roman" w:hAnsi="Times New Roman" w:cs="Times New Roman"/>
-          <w:sz w:val="20"/>
-          <w:szCs w:val="20"/>
-          <w:lang w:val="en-US"/>
-        </w:rPr>
-        <w:t>tresholhds</w:t>
-      </w:r>
-      <w:proofErr w:type="spellEnd"/>
+      <w:r>
+        <w:rPr>
+          <w:rFonts w:ascii="Times New Roman" w:hAnsi="Times New Roman" w:cs="Times New Roman"/>
+          <w:sz w:val="20"/>
+          <w:szCs w:val="20"/>
+          <w:lang w:val="en-US"/>
+        </w:rPr>
+        <w:t>thresholds</w:t>
+      </w:r>
       <w:r>
         <w:rPr>
           <w:rFonts w:ascii="Times New Roman" w:hAnsi="Times New Roman" w:cs="Times New Roman"/>
@@ -830,77 +824,33 @@
         </w:rPr>
         <w:t>, or the SIG/</w:t>
       </w:r>
-      <w:proofErr w:type="spellStart"/>
-      <w:r>
-        <w:rPr>
-          <w:rFonts w:ascii="Times New Roman" w:hAnsi="Times New Roman" w:cs="Times New Roman"/>
-          <w:sz w:val="20"/>
-          <w:szCs w:val="20"/>
-          <w:lang w:val="en-US"/>
-        </w:rPr>
-        <w:t>tüvit</w:t>
-      </w:r>
-      <w:proofErr w:type="spellEnd"/>
-      <w:r>
-        <w:rPr>
-          <w:rFonts w:ascii="Times New Roman" w:hAnsi="Times New Roman" w:cs="Times New Roman"/>
-          <w:sz w:val="20"/>
-          <w:szCs w:val="20"/>
-          <w:lang w:val="en-US"/>
-        </w:rPr>
-        <w:t xml:space="preserve"> evaluation criteria but since the author of the </w:t>
-      </w:r>
-      <w:proofErr w:type="gramStart"/>
-      <w:r>
-        <w:rPr>
-          <w:rFonts w:ascii="Times New Roman" w:hAnsi="Times New Roman" w:cs="Times New Roman"/>
-          <w:sz w:val="20"/>
-          <w:szCs w:val="20"/>
-          <w:lang w:val="en-US"/>
-        </w:rPr>
-        <w:t>aforementioned article</w:t>
-      </w:r>
-      <w:proofErr w:type="gramEnd"/>
-      <w:r>
-        <w:rPr>
-          <w:rFonts w:ascii="Times New Roman" w:hAnsi="Times New Roman" w:cs="Times New Roman"/>
-          <w:sz w:val="20"/>
-          <w:szCs w:val="20"/>
-          <w:lang w:val="en-US"/>
-        </w:rPr>
-        <w:t xml:space="preserve"> also is one of the creators of the </w:t>
-      </w:r>
-      <w:proofErr w:type="gramStart"/>
-      <w:r>
-        <w:rPr>
-          <w:rFonts w:ascii="Times New Roman" w:hAnsi="Times New Roman" w:cs="Times New Roman"/>
-          <w:sz w:val="20"/>
-          <w:szCs w:val="20"/>
-          <w:lang w:val="en-US"/>
-        </w:rPr>
-        <w:t>SIG</w:t>
-      </w:r>
-      <w:proofErr w:type="gramEnd"/>
-      <w:r>
-        <w:rPr>
-          <w:rFonts w:ascii="Times New Roman" w:hAnsi="Times New Roman" w:cs="Times New Roman"/>
-          <w:sz w:val="20"/>
-          <w:szCs w:val="20"/>
-          <w:lang w:val="en-US"/>
-        </w:rPr>
-        <w:t xml:space="preserve"> we opt for these </w:t>
-      </w:r>
-      <w:proofErr w:type="spellStart"/>
-      <w:r>
-        <w:rPr>
-          <w:rFonts w:ascii="Times New Roman" w:hAnsi="Times New Roman" w:cs="Times New Roman"/>
-          <w:sz w:val="20"/>
-          <w:szCs w:val="20"/>
-          <w:lang w:val="en-US"/>
-        </w:rPr>
-        <w:t>treshholds</w:t>
-      </w:r>
-      <w:proofErr w:type="spellEnd"/>
+      <w:r>
+        <w:rPr>
+          <w:rFonts w:ascii="Times New Roman" w:hAnsi="Times New Roman" w:cs="Times New Roman"/>
+          <w:sz w:val="20"/>
+          <w:szCs w:val="20"/>
+          <w:lang w:val="en-US"/>
+        </w:rPr>
+        <w:t>T</w:t>
+      </w:r>
+      <w:r>
+        <w:rPr>
+          <w:rFonts w:ascii="Times New Roman" w:hAnsi="Times New Roman" w:cs="Times New Roman"/>
+          <w:sz w:val="20"/>
+          <w:szCs w:val="20"/>
+          <w:lang w:val="en-US"/>
+        </w:rPr>
+        <w:t xml:space="preserve">üvit evaluation criteria but since the author of the aforementioned article also is one of the creators of the SIG we opt for these </w:t>
+      </w:r>
+      <w:r>
+        <w:rPr>
+          <w:rFonts w:ascii="Times New Roman" w:hAnsi="Times New Roman" w:cs="Times New Roman"/>
+          <w:sz w:val="20"/>
+          <w:szCs w:val="20"/>
+          <w:lang w:val="en-US"/>
+        </w:rPr>
+        <w:t>thresholds</w:t>
+      </w:r>
       <w:r>
         <w:rPr>
           <w:rFonts w:ascii="Times New Roman" w:hAnsi="Times New Roman" w:cs="Times New Roman"/>
@@ -913,7 +863,7 @@
     </w:p>
     <w:p>
       <w:pPr>
-        <w:pStyle w:val="ListParagraph"/>
+        <w:pStyle w:val="Lijstalinea"/>
         <w:numPr>
           <w:ilvl w:val="2"/>
           <w:numId w:val="1"/>
@@ -1010,7 +960,6 @@
         </w:rPr>
         <w:t xml:space="preserve">ether the scheme is a </w:t>
       </w:r>
-      <w:proofErr w:type="gramStart"/>
       <w:r>
         <w:rPr>
           <w:rFonts w:ascii="Times New Roman" w:hAnsi="Times New Roman" w:cs="Times New Roman"/>
@@ -1036,7 +985,6 @@
         </w:rPr>
         <w:t>constructor</w:t>
       </w:r>
-      <w:proofErr w:type="gramEnd"/>
       <w:r>
         <w:rPr>
           <w:rFonts w:ascii="Times New Roman" w:hAnsi="Times New Roman" w:cs="Times New Roman"/>
@@ -1102,7 +1050,15 @@
           <w:sz w:val="20"/>
           <w:szCs w:val="20"/>
         </w:rPr>
-        <w:t xml:space="preserve">The CC </w:t>
+        <w:t xml:space="preserve">The </w:t>
+      </w:r>
+      <w:r>
+        <w:rPr>
+          <w:rFonts w:ascii="Times New Roman" w:hAnsi="Times New Roman" w:cs="Times New Roman"/>
+          <w:sz w:val="20"/>
+          <w:szCs w:val="20"/>
+        </w:rPr>
+        <w:t xml:space="preserve">LOC </w:t>
       </w:r>
       <w:r>
         <w:rPr>
@@ -1126,7 +1082,7 @@
           <w:sz w:val="20"/>
           <w:szCs w:val="20"/>
         </w:rPr>
-        <w:t xml:space="preserve">, and  percentages </w:t>
+        <w:t xml:space="preserve">, and percentages </w:t>
       </w:r>
       <w:r>
         <w:rPr>
@@ -1142,12 +1098,28 @@
           <w:sz w:val="20"/>
           <w:szCs w:val="20"/>
         </w:rPr>
-        <w:t xml:space="preserve">total complexity. </w:t>
-      </w:r>
-    </w:p>
-    <w:p>
-      <w:pPr>
-        <w:pStyle w:val="ListParagraph"/>
+        <w:t xml:space="preserve">total </w:t>
+      </w:r>
+      <w:r>
+        <w:rPr>
+          <w:rFonts w:ascii="Times New Roman" w:hAnsi="Times New Roman" w:cs="Times New Roman"/>
+          <w:sz w:val="20"/>
+          <w:szCs w:val="20"/>
+        </w:rPr>
+        <w:t>LOC</w:t>
+      </w:r>
+      <w:r>
+        <w:rPr>
+          <w:rFonts w:ascii="Times New Roman" w:hAnsi="Times New Roman" w:cs="Times New Roman"/>
+          <w:sz w:val="20"/>
+          <w:szCs w:val="20"/>
+        </w:rPr>
+        <w:t xml:space="preserve">. </w:t>
+      </w:r>
+    </w:p>
+    <w:p>
+      <w:pPr>
+        <w:pStyle w:val="Lijstalinea"/>
         <w:numPr>
           <w:ilvl w:val="2"/>
           <w:numId w:val="1"/>
@@ -1157,6 +1129,7 @@
           <w:rFonts w:ascii="Times New Roman" w:hAnsi="Times New Roman" w:cs="Times New Roman"/>
           <w:sz w:val="20"/>
           <w:szCs w:val="20"/>
+          <w:lang w:val="en-US"/>
         </w:rPr>
       </w:pPr>
       <w:r>
@@ -1174,15 +1147,49 @@
           <w:szCs w:val="20"/>
           <w:lang w:val="en-US"/>
         </w:rPr>
-        <w:t>comment-free, normalized, leading/trailing spaces-free source code that occurs more than once in equal code blocks of at least 6 lines</w:t>
-      </w:r>
-      <w:r>
-        <w:rPr>
-          <w:rFonts w:ascii="Times New Roman" w:hAnsi="Times New Roman" w:cs="Times New Roman"/>
-          <w:sz w:val="20"/>
-          <w:szCs w:val="20"/>
-        </w:rPr>
-        <w:t xml:space="preserve">. The function processes all Java files in the project, constructs overlapping six-line blocks, maps each block to its occurrences, and identifies blocks that appear more than once. </w:t>
+        <w:t xml:space="preserve">comment-free, normalized, leading/trailing spaces-free source code that </w:t>
+      </w:r>
+      <w:r>
+        <w:rPr>
+          <w:rFonts w:ascii="Times New Roman" w:hAnsi="Times New Roman" w:cs="Times New Roman"/>
+          <w:sz w:val="20"/>
+          <w:szCs w:val="20"/>
+          <w:lang w:val="en-US"/>
+        </w:rPr>
+        <w:t xml:space="preserve">occurs </w:t>
+      </w:r>
+      <w:r>
+        <w:rPr>
+          <w:rFonts w:ascii="Times New Roman" w:hAnsi="Times New Roman" w:cs="Times New Roman"/>
+          <w:sz w:val="20"/>
+          <w:szCs w:val="20"/>
+          <w:lang w:val="en-US"/>
+        </w:rPr>
+        <w:t>more than once in equal code blocks of at least 6 lines</w:t>
+      </w:r>
+      <w:r>
+        <w:rPr>
+          <w:rFonts w:ascii="Times New Roman" w:hAnsi="Times New Roman" w:cs="Times New Roman"/>
+          <w:sz w:val="20"/>
+          <w:szCs w:val="20"/>
+        </w:rPr>
+        <w:t xml:space="preserve">. </w:t>
+      </w:r>
+      <w:r>
+        <w:rPr>
+          <w:rFonts w:ascii="Times New Roman" w:hAnsi="Times New Roman" w:cs="Times New Roman"/>
+          <w:sz w:val="20"/>
+          <w:szCs w:val="20"/>
+        </w:rPr>
+        <w:t xml:space="preserve">This means that duplicated code of more than 6 lines counts several times. </w:t>
+      </w:r>
+      <w:r>
+        <w:rPr>
+          <w:rFonts w:ascii="Times New Roman" w:hAnsi="Times New Roman" w:cs="Times New Roman"/>
+          <w:sz w:val="20"/>
+          <w:szCs w:val="20"/>
+        </w:rPr>
+        <w:t xml:space="preserve">The function processes all Java files in the project, constructs overlapping six-line blocks, maps each block to its occurrences, and identifies blocks that appear more than once. </w:t>
       </w:r>
       <w:r>
         <w:rPr>
@@ -1289,10 +1296,58 @@
         </w:rPr>
         <w:t xml:space="preserve"> source code lines.</w:t>
       </w:r>
-    </w:p>
-    <w:p>
-      <w:pPr>
-        <w:pStyle w:val="ListParagraph"/>
+      <w:r>
+        <w:rPr>
+          <w:rFonts w:ascii="Times New Roman" w:hAnsi="Times New Roman" w:cs="Times New Roman"/>
+          <w:sz w:val="20"/>
+          <w:szCs w:val="20"/>
+          <w:lang w:val="en-US"/>
+        </w:rPr>
+        <w:t xml:space="preserve"> </w:t>
+      </w:r>
+      <w:r>
+        <w:br/>
+      </w:r>
+      <w:r>
+        <w:rPr>
+          <w:rFonts w:ascii="Times New Roman" w:hAnsi="Times New Roman" w:cs="Times New Roman"/>
+          <w:sz w:val="20"/>
+          <w:szCs w:val="20"/>
+          <w:lang w:val="en-US"/>
+        </w:rPr>
+        <w:t>Du</w:t>
+      </w:r>
+      <w:r>
+        <w:rPr>
+          <w:rFonts w:ascii="Times New Roman" w:hAnsi="Times New Roman" w:cs="Times New Roman"/>
+          <w:sz w:val="20"/>
+          <w:szCs w:val="20"/>
+          <w:lang w:val="en-US"/>
+        </w:rPr>
+        <w:t>plication inclu</w:t>
+      </w:r>
+      <w:r>
+        <w:rPr>
+          <w:rFonts w:ascii="Times New Roman" w:hAnsi="Times New Roman" w:cs="Times New Roman"/>
+          <w:sz w:val="20"/>
+          <w:szCs w:val="20"/>
+          <w:lang w:val="en-US"/>
+        </w:rPr>
+        <w:t xml:space="preserve">des licenses. </w:t>
+      </w:r>
+      <w:r>
+        <w:rPr>
+          <w:rFonts w:ascii="Times New Roman" w:hAnsi="Times New Roman" w:cs="Times New Roman"/>
+          <w:sz w:val="20"/>
+          <w:szCs w:val="20"/>
+          <w:lang w:val="en-US"/>
+        </w:rPr>
+        <w:t xml:space="preserve"> </w:t>
+      </w:r>
+    </w:p>
+    <w:p>
+      <w:pPr>
+        <w:pStyle w:val="Lijstalinea"/>
         <w:spacing w:after="0" w:line="240" w:lineRule="auto"/>
         <w:ind w:left="2160"/>
         <w:rPr>
@@ -1313,7 +1368,7 @@
     </w:p>
     <w:p>
       <w:pPr>
-        <w:pStyle w:val="ListParagraph"/>
+        <w:pStyle w:val="Lijstalinea"/>
         <w:numPr>
           <w:ilvl w:val="1"/>
           <w:numId w:val="1"/>
@@ -1336,7 +1391,7 @@
     </w:p>
     <w:p>
       <w:pPr>
-        <w:pStyle w:val="ListParagraph"/>
+        <w:pStyle w:val="Lijstalinea"/>
         <w:spacing w:after="0" w:line="240" w:lineRule="auto"/>
         <w:ind w:left="1440"/>
         <w:rPr>
@@ -1348,7 +1403,7 @@
     </w:p>
     <w:p>
       <w:pPr>
-        <w:pStyle w:val="ListParagraph"/>
+        <w:pStyle w:val="Lijstalinea"/>
         <w:spacing w:after="0" w:line="240" w:lineRule="auto"/>
         <w:ind w:left="1440"/>
         <w:rPr>
@@ -1368,7 +1423,7 @@
     </w:p>
     <w:p>
       <w:pPr>
-        <w:pStyle w:val="ListParagraph"/>
+        <w:pStyle w:val="Lijstalinea"/>
         <w:spacing w:after="0" w:line="240" w:lineRule="auto"/>
         <w:ind w:left="1440"/>
         <w:rPr>
@@ -1380,7 +1435,7 @@
     </w:p>
     <w:p>
       <w:pPr>
-        <w:pStyle w:val="ListParagraph"/>
+        <w:pStyle w:val="Lijstalinea"/>
         <w:numPr>
           <w:ilvl w:val="2"/>
           <w:numId w:val="1"/>
@@ -1403,7 +1458,7 @@
     </w:p>
     <w:p>
       <w:pPr>
-        <w:pStyle w:val="ListParagraph"/>
+        <w:pStyle w:val="Lijstalinea"/>
         <w:spacing w:after="0" w:line="240" w:lineRule="auto"/>
         <w:ind w:left="2160"/>
         <w:rPr>
@@ -1415,23 +1470,34 @@
       </w:pPr>
       <w:r>
         <w:rPr>
+          <w:rFonts w:ascii="Times New Roman" w:hAnsi="Times New Roman" w:cs="Times New Roman"/>
+          <w:sz w:val="20"/>
+          <w:szCs w:val="20"/>
+          <w:lang w:val="en-GB"/>
+        </w:rPr>
+        <w:t>T</w:t>
+      </w:r>
+      <w:r>
+        <w:rPr>
+          <w:rFonts w:ascii="Times New Roman" w:hAnsi="Times New Roman" w:cs="Times New Roman"/>
+          <w:sz w:val="20"/>
+          <w:szCs w:val="20"/>
+          <w:lang w:val="en-GB"/>
+        </w:rPr>
+        <w:t>he total lines of code are categorised in certain thresholds, measured in Lines of Code (LOC). The measured LOC are categorised in predefined thresholds, expressed in thousands of lines of code (KLOC), as shown in the table below.</w:t>
+      </w:r>
+      <w:r>
+        <w:br/>
+      </w:r>
+      <w:r>
+        <w:rPr>
           <w:noProof/>
-          <w:lang w:val="en-GB"/>
-        </w:rPr>
-        <w:lastRenderedPageBreak/>
+        </w:rPr>
         <w:drawing>
-          <wp:anchor distT="0" distB="0" distL="114300" distR="114300" simplePos="0" relativeHeight="251658240" behindDoc="0" locked="0" layoutInCell="1" allowOverlap="1" wp14:anchorId="1C33CFD2" wp14:editId="53EF3C8B">
-            <wp:simplePos x="0" y="0"/>
-            <wp:positionH relativeFrom="column">
-              <wp:posOffset>1271270</wp:posOffset>
-            </wp:positionH>
-            <wp:positionV relativeFrom="paragraph">
-              <wp:posOffset>571500</wp:posOffset>
-            </wp:positionV>
-            <wp:extent cx="4305300" cy="1608358"/>
-            <wp:effectExtent l="0" t="0" r="0" b="5080"/>
-            <wp:wrapTopAndBottom/>
-            <wp:docPr id="1395746339" name="Picture 1" descr="A table with numbers and symbols&#10;&#10;AI-generated content may be incorrect."/>
+          <wp:inline distT="0" distB="0" distL="0" distR="0" wp14:anchorId="36064AB1" wp14:editId="1F8115D0">
+            <wp:extent cx="3675185" cy="764224"/>
+            <wp:effectExtent l="0" t="0" r="0" b="0"/>
+            <wp:docPr id="1430121909" name="Picture 1" descr="A table with numbers and symbols&#10;&#10;AI-generated content may be incorrect."/>
             <wp:cNvGraphicFramePr>
               <a:graphicFrameLocks xmlns:a="http://schemas.openxmlformats.org/drawingml/2006/main" noChangeAspect="1"/>
             </wp:cNvGraphicFramePr>
@@ -1446,7 +1512,7 @@
                     <a:blip r:embed="rId6">
                       <a:extLst>
                         <a:ext uri="{28A0092B-C50C-407E-A947-70E740481C1C}">
-                          <a14:useLocalDpi xmlns:a14="http://schemas.microsoft.com/office/drawing/2010/main" val="0"/>
+                          <a14:useLocalDpi xmlns:a14="http://schemas.microsoft.com/office/drawing/2010/main"/>
                         </a:ext>
                       </a:extLst>
                     </a:blip>
@@ -1457,7 +1523,7 @@
                   <pic:spPr>
                     <a:xfrm>
                       <a:off x="0" y="0"/>
-                      <a:ext cx="4305300" cy="1608358"/>
+                      <a:ext cx="3675185" cy="764224"/>
                     </a:xfrm>
                     <a:prstGeom prst="rect">
                       <a:avLst/>
@@ -1466,37 +1532,16 @@
                 </pic:pic>
               </a:graphicData>
             </a:graphic>
-            <wp14:sizeRelH relativeFrom="page">
-              <wp14:pctWidth>0</wp14:pctWidth>
-            </wp14:sizeRelH>
-            <wp14:sizeRelV relativeFrom="page">
-              <wp14:pctHeight>0</wp14:pctHeight>
-            </wp14:sizeRelV>
-          </wp:anchor>
+          </wp:inline>
         </w:drawing>
       </w:r>
       <w:r>
-        <w:rPr>
-          <w:rFonts w:ascii="Times New Roman" w:hAnsi="Times New Roman" w:cs="Times New Roman"/>
-          <w:sz w:val="20"/>
-          <w:szCs w:val="20"/>
-          <w:lang w:val="en-GB"/>
-        </w:rPr>
-        <w:t>T</w:t>
-      </w:r>
-      <w:r>
-        <w:rPr>
-          <w:rFonts w:ascii="Times New Roman" w:hAnsi="Times New Roman" w:cs="Times New Roman"/>
-          <w:sz w:val="20"/>
-          <w:szCs w:val="20"/>
-          <w:lang w:val="en-GB"/>
-        </w:rPr>
-        <w:t>he total lines of code are categorised in certain thresholds, measured in Lines of Code (LOC). The measured LOC are categorised in predefined thresholds, expressed in thousands of lines of code (KLOC), as shown in the table below.</w:t>
-      </w:r>
-    </w:p>
-    <w:p>
-      <w:pPr>
-        <w:pStyle w:val="ListParagraph"/>
+        <w:br/>
+      </w:r>
+    </w:p>
+    <w:p>
+      <w:pPr>
+        <w:pStyle w:val="Lijstalinea"/>
         <w:numPr>
           <w:ilvl w:val="0"/>
           <w:numId w:val="7"/>
@@ -1521,7 +1566,7 @@
     </w:p>
     <w:p>
       <w:pPr>
-        <w:pStyle w:val="ListParagraph"/>
+        <w:pStyle w:val="Lijstalinea"/>
         <w:spacing w:after="0" w:line="240" w:lineRule="auto"/>
         <w:ind w:left="2160"/>
         <w:rPr>
@@ -1534,7 +1579,7 @@
     </w:p>
     <w:p>
       <w:pPr>
-        <w:pStyle w:val="ListParagraph"/>
+        <w:pStyle w:val="Lijstalinea"/>
         <w:spacing w:after="0" w:line="240" w:lineRule="auto"/>
         <w:ind w:left="2160"/>
         <w:rPr>
@@ -1551,72 +1596,25 @@
           <w:szCs w:val="20"/>
           <w:lang w:val="en-GB"/>
         </w:rPr>
-        <w:t xml:space="preserve">Unit size is </w:t>
-      </w:r>
-      <w:proofErr w:type="spellStart"/>
-      <w:r>
+        <w:t>Unit size is the size of the individual units. They are categorised in the distribution of ‘moderate’, ‘high’ and ‘Very High’ based on their size. For each risk category, the proportion of units must remain below predefined thresholds. The metrics used are the same as Cyclomatic complexity because there is a strong statistical correlation between LOC and Complexity. The thresholds can be seen in the table under the Cyclomatic complexity section.</w:t>
+      </w:r>
+    </w:p>
+    <w:p>
+      <w:pPr>
+        <w:pStyle w:val="Lijstalinea"/>
+        <w:spacing w:after="0" w:line="240" w:lineRule="auto"/>
+        <w:ind w:left="2160"/>
         <w:rPr>
           <w:rFonts w:ascii="Times New Roman" w:hAnsi="Times New Roman" w:cs="Times New Roman"/>
           <w:sz w:val="20"/>
           <w:szCs w:val="20"/>
           <w:lang w:val="en-GB"/>
         </w:rPr>
-        <w:t>is</w:t>
-      </w:r>
-      <w:proofErr w:type="spellEnd"/>
-      <w:r>
-        <w:rPr>
-          <w:rFonts w:ascii="Times New Roman" w:hAnsi="Times New Roman" w:cs="Times New Roman"/>
-          <w:sz w:val="20"/>
-          <w:szCs w:val="20"/>
-          <w:lang w:val="en-GB"/>
-        </w:rPr>
-        <w:t xml:space="preserve"> the size of the individual units. They are categorised in the distribution of ‘moderate’, ‘high’ and ‘Very High’ based on their size. For each risk category, the proportion of units must remain below predefined thresholds. The metrics used are the same as Cy</w:t>
-      </w:r>
-      <w:r>
-        <w:rPr>
-          <w:rFonts w:ascii="Times New Roman" w:hAnsi="Times New Roman" w:cs="Times New Roman"/>
-          <w:sz w:val="20"/>
-          <w:szCs w:val="20"/>
-          <w:lang w:val="en-GB"/>
-        </w:rPr>
-        <w:t>c</w:t>
-      </w:r>
-      <w:r>
-        <w:rPr>
-          <w:rFonts w:ascii="Times New Roman" w:hAnsi="Times New Roman" w:cs="Times New Roman"/>
-          <w:sz w:val="20"/>
-          <w:szCs w:val="20"/>
-          <w:lang w:val="en-GB"/>
-        </w:rPr>
-        <w:t>lomatic complexity because there is a strong statistical correlation between LOC and Complexity.</w:t>
-      </w:r>
-      <w:r>
-        <w:rPr>
-          <w:rFonts w:ascii="Times New Roman" w:hAnsi="Times New Roman" w:cs="Times New Roman"/>
-          <w:sz w:val="20"/>
-          <w:szCs w:val="20"/>
-          <w:lang w:val="en-GB"/>
-        </w:rPr>
-        <w:t xml:space="preserve"> The thresholds can be seen in the table under the Cyclomatic complexity section.</w:t>
-      </w:r>
-    </w:p>
-    <w:p>
-      <w:pPr>
-        <w:pStyle w:val="ListParagraph"/>
-        <w:spacing w:after="0" w:line="240" w:lineRule="auto"/>
-        <w:ind w:left="2160"/>
-        <w:rPr>
-          <w:rFonts w:ascii="Times New Roman" w:hAnsi="Times New Roman" w:cs="Times New Roman"/>
-          <w:sz w:val="20"/>
-          <w:szCs w:val="20"/>
-          <w:lang w:val="en-GB"/>
-        </w:rPr>
-      </w:pPr>
-    </w:p>
-    <w:p>
-      <w:pPr>
-        <w:pStyle w:val="ListParagraph"/>
+      </w:pPr>
+    </w:p>
+    <w:p>
+      <w:pPr>
+        <w:pStyle w:val="Lijstalinea"/>
         <w:numPr>
           <w:ilvl w:val="0"/>
           <w:numId w:val="7"/>
@@ -1641,7 +1639,7 @@
     </w:p>
     <w:p>
       <w:pPr>
-        <w:pStyle w:val="ListParagraph"/>
+        <w:pStyle w:val="Lijstalinea"/>
         <w:spacing w:after="0" w:line="240" w:lineRule="auto"/>
         <w:ind w:left="2160"/>
         <w:rPr>
@@ -1654,7 +1652,7 @@
     </w:p>
     <w:p>
       <w:pPr>
-        <w:pStyle w:val="ListParagraph"/>
+        <w:pStyle w:val="Lijstalinea"/>
         <w:spacing w:after="0" w:line="240" w:lineRule="auto"/>
         <w:ind w:left="2160"/>
         <w:rPr>
@@ -1667,24 +1665,24 @@
       <w:r>
         <w:rPr>
           <w:rFonts w:ascii="Times New Roman" w:hAnsi="Times New Roman" w:cs="Times New Roman"/>
+          <w:sz w:val="20"/>
+          <w:szCs w:val="20"/>
+          <w:lang w:val="en-GB"/>
+        </w:rPr>
+        <w:t>Cyclomatic complexity measures the complexity per unit. Like Unit size, units are classified into different risk levels based on their complexity. The distribution of these risk levels is then compared against predefined thresholds provided by the Software Engineering Institute (SEI).</w:t>
+      </w:r>
+      <w:r>
+        <w:br/>
+      </w:r>
+      <w:r>
+        <w:rPr>
           <w:noProof/>
-          <w:sz w:val="20"/>
-          <w:szCs w:val="20"/>
-          <w:lang w:val="en-GB"/>
         </w:rPr>
         <w:drawing>
-          <wp:anchor distT="0" distB="0" distL="114300" distR="114300" simplePos="0" relativeHeight="251659264" behindDoc="0" locked="0" layoutInCell="1" allowOverlap="1" wp14:anchorId="075B6697" wp14:editId="6F41C86E">
-            <wp:simplePos x="0" y="0"/>
-            <wp:positionH relativeFrom="column">
-              <wp:posOffset>1562100</wp:posOffset>
-            </wp:positionH>
-            <wp:positionV relativeFrom="paragraph">
-              <wp:posOffset>679450</wp:posOffset>
-            </wp:positionV>
-            <wp:extent cx="3848100" cy="1437005"/>
+          <wp:inline distT="0" distB="0" distL="0" distR="0" wp14:anchorId="074F30B2" wp14:editId="17C41641">
+            <wp:extent cx="2861408" cy="1068542"/>
             <wp:effectExtent l="0" t="0" r="0" b="0"/>
-            <wp:wrapTopAndBottom/>
-            <wp:docPr id="649654118" name="Picture 2"/>
+            <wp:docPr id="2256333" name="Picture 2"/>
             <wp:cNvGraphicFramePr>
               <a:graphicFrameLocks xmlns:a="http://schemas.openxmlformats.org/drawingml/2006/main" noChangeAspect="1"/>
             </wp:cNvGraphicFramePr>
@@ -1699,7 +1697,7 @@
                     <a:blip r:embed="rId7">
                       <a:extLst>
                         <a:ext uri="{28A0092B-C50C-407E-A947-70E740481C1C}">
-                          <a14:useLocalDpi xmlns:a14="http://schemas.microsoft.com/office/drawing/2010/main" val="0"/>
+                          <a14:useLocalDpi xmlns:a14="http://schemas.microsoft.com/office/drawing/2010/main"/>
                         </a:ext>
                       </a:extLst>
                     </a:blip>
@@ -1710,7 +1708,7 @@
                   <pic:spPr>
                     <a:xfrm>
                       <a:off x="0" y="0"/>
-                      <a:ext cx="3848100" cy="1437005"/>
+                      <a:ext cx="2861408" cy="1068542"/>
                     </a:xfrm>
                     <a:prstGeom prst="rect">
                       <a:avLst/>
@@ -1719,28 +1717,16 @@
                 </pic:pic>
               </a:graphicData>
             </a:graphic>
-            <wp14:sizeRelH relativeFrom="page">
-              <wp14:pctWidth>0</wp14:pctWidth>
-            </wp14:sizeRelH>
-            <wp14:sizeRelV relativeFrom="page">
-              <wp14:pctHeight>0</wp14:pctHeight>
-            </wp14:sizeRelV>
-          </wp:anchor>
+          </wp:inline>
         </w:drawing>
       </w:r>
       <w:r>
-        <w:rPr>
-          <w:rFonts w:ascii="Times New Roman" w:hAnsi="Times New Roman" w:cs="Times New Roman"/>
-          <w:sz w:val="20"/>
-          <w:szCs w:val="20"/>
-          <w:lang w:val="en-GB"/>
-        </w:rPr>
-        <w:t>Cyclomatic complexity measures the complexity per unit. Like Unit size, units are classified into different risk levels based on their complexity. The distribution of these risk levels is then compared against predefined thresholds provided by the Software Engineering Institute (SEI).</w:t>
-      </w:r>
-    </w:p>
-    <w:p>
-      <w:pPr>
-        <w:pStyle w:val="ListParagraph"/>
+        <w:br/>
+      </w:r>
+    </w:p>
+    <w:p>
+      <w:pPr>
+        <w:pStyle w:val="Lijstalinea"/>
         <w:numPr>
           <w:ilvl w:val="0"/>
           <w:numId w:val="7"/>
@@ -1765,7 +1751,7 @@
     </w:p>
     <w:p>
       <w:pPr>
-        <w:pStyle w:val="ListParagraph"/>
+        <w:pStyle w:val="Lijstalinea"/>
         <w:spacing w:after="0" w:line="240" w:lineRule="auto"/>
         <w:ind w:left="2160"/>
         <w:rPr>
@@ -1778,7 +1764,7 @@
     </w:p>
     <w:p>
       <w:pPr>
-        <w:pStyle w:val="ListParagraph"/>
+        <w:pStyle w:val="Lijstalinea"/>
         <w:spacing w:after="0" w:line="240" w:lineRule="auto"/>
         <w:ind w:left="2160"/>
         <w:rPr>
@@ -1791,24 +1777,24 @@
       <w:r>
         <w:rPr>
           <w:rFonts w:ascii="Times New Roman" w:hAnsi="Times New Roman" w:cs="Times New Roman"/>
+          <w:sz w:val="20"/>
+          <w:szCs w:val="20"/>
+          <w:lang w:val="en-GB"/>
+        </w:rPr>
+        <w:t>The amount of duplicates lines is measured in a percentage. This percentage is then again compared to a rating scheme. This states that a well-designed system should not have more than 5% of code duplication.</w:t>
+      </w:r>
+      <w:r>
+        <w:br/>
+      </w:r>
+      <w:r>
+        <w:rPr>
           <w:noProof/>
-          <w:sz w:val="20"/>
-          <w:szCs w:val="20"/>
-          <w:lang w:val="en-GB"/>
         </w:rPr>
         <w:drawing>
-          <wp:anchor distT="0" distB="0" distL="114300" distR="114300" simplePos="0" relativeHeight="251660288" behindDoc="0" locked="0" layoutInCell="1" allowOverlap="1" wp14:anchorId="182ECB69" wp14:editId="41F6E964">
-            <wp:simplePos x="0" y="0"/>
-            <wp:positionH relativeFrom="column">
-              <wp:posOffset>2489200</wp:posOffset>
-            </wp:positionH>
-            <wp:positionV relativeFrom="paragraph">
-              <wp:posOffset>557530</wp:posOffset>
-            </wp:positionV>
-            <wp:extent cx="2019300" cy="1321385"/>
+          <wp:inline distT="0" distB="0" distL="0" distR="0" wp14:anchorId="76128DE2" wp14:editId="20F5B177">
+            <wp:extent cx="1616319" cy="1057683"/>
             <wp:effectExtent l="0" t="0" r="0" b="0"/>
-            <wp:wrapTopAndBottom/>
-            <wp:docPr id="2059702584" name="Picture 3" descr="A table with numbers and symbols&#10;&#10;AI-generated content may be incorrect."/>
+            <wp:docPr id="1383839212" name="Picture 3" descr="A table with numbers and symbols&#10;&#10;AI-generated content may be incorrect."/>
             <wp:cNvGraphicFramePr>
               <a:graphicFrameLocks xmlns:a="http://schemas.openxmlformats.org/drawingml/2006/main" noChangeAspect="1"/>
             </wp:cNvGraphicFramePr>
@@ -1823,7 +1809,7 @@
                     <a:blip r:embed="rId8">
                       <a:extLst>
                         <a:ext uri="{28A0092B-C50C-407E-A947-70E740481C1C}">
-                          <a14:useLocalDpi xmlns:a14="http://schemas.microsoft.com/office/drawing/2010/main" val="0"/>
+                          <a14:useLocalDpi xmlns:a14="http://schemas.microsoft.com/office/drawing/2010/main"/>
                         </a:ext>
                       </a:extLst>
                     </a:blip>
@@ -1834,630 +1820,7 @@
                   <pic:spPr>
                     <a:xfrm>
                       <a:off x="0" y="0"/>
-                      <a:ext cx="2019300" cy="1321385"/>
-                    </a:xfrm>
-                    <a:prstGeom prst="rect">
-                      <a:avLst/>
-                    </a:prstGeom>
-                  </pic:spPr>
-                </pic:pic>
-              </a:graphicData>
-            </a:graphic>
-            <wp14:sizeRelH relativeFrom="page">
-              <wp14:pctWidth>0</wp14:pctWidth>
-            </wp14:sizeRelH>
-            <wp14:sizeRelV relativeFrom="page">
-              <wp14:pctHeight>0</wp14:pctHeight>
-            </wp14:sizeRelV>
-          </wp:anchor>
-        </w:drawing>
-      </w:r>
-      <w:r>
-        <w:rPr>
-          <w:rFonts w:ascii="Times New Roman" w:hAnsi="Times New Roman" w:cs="Times New Roman"/>
-          <w:sz w:val="20"/>
-          <w:szCs w:val="20"/>
-          <w:lang w:val="en-GB"/>
-        </w:rPr>
-        <w:t>The amount of duplicates lines is measured in a percentage. This percentage is then again compared to a rating scheme. This states that a well-designed system should not have more than 5% of code duplication.</w:t>
-      </w:r>
-    </w:p>
-    <w:p>
-      <w:pPr>
-        <w:pStyle w:val="ListParagraph"/>
-        <w:spacing w:after="0" w:line="240" w:lineRule="auto"/>
-        <w:ind w:left="2160"/>
-        <w:rPr>
-          <w:rFonts w:ascii="Times New Roman" w:hAnsi="Times New Roman" w:cs="Times New Roman"/>
-          <w:sz w:val="20"/>
-          <w:szCs w:val="20"/>
-          <w:lang w:val="en-GB"/>
-        </w:rPr>
-      </w:pPr>
-    </w:p>
-    <w:p>
-      <w:pPr>
-        <w:pStyle w:val="ListParagraph"/>
-        <w:spacing w:after="0" w:line="240" w:lineRule="auto"/>
-        <w:ind w:left="2160"/>
-        <w:rPr>
-          <w:rFonts w:ascii="Times New Roman" w:hAnsi="Times New Roman" w:cs="Times New Roman"/>
-          <w:sz w:val="20"/>
-          <w:szCs w:val="20"/>
-          <w:lang w:val="en-GB"/>
-        </w:rPr>
-      </w:pPr>
-    </w:p>
-    <w:p>
-      <w:pPr>
-        <w:pStyle w:val="NormalWeb"/>
-        <w:rPr>
-          <w:color w:val="EE0000"/>
-          <w:sz w:val="20"/>
-          <w:szCs w:val="20"/>
-          <w:lang w:val="en-US"/>
-        </w:rPr>
-      </w:pPr>
-    </w:p>
-    <w:p>
-      <w:pPr>
-        <w:pStyle w:val="NormalWeb"/>
-        <w:numPr>
-          <w:ilvl w:val="0"/>
-          <w:numId w:val="1"/>
-        </w:numPr>
-      </w:pPr>
-      <w:r>
-        <w:rPr>
-          <w:sz w:val="20"/>
-          <w:szCs w:val="20"/>
-        </w:rPr>
-        <w:lastRenderedPageBreak/>
-        <w:t xml:space="preserve">Design of visualisation. </w:t>
-      </w:r>
-      <w:r>
-        <w:rPr>
-          <w:sz w:val="20"/>
-          <w:szCs w:val="20"/>
-          <w:lang w:val="en-US"/>
-        </w:rPr>
-        <w:br/>
-      </w:r>
-      <w:r>
-        <w:rPr>
-          <w:sz w:val="20"/>
-          <w:szCs w:val="20"/>
-          <w:lang w:val="en-US"/>
-        </w:rPr>
-        <w:br/>
-      </w:r>
-      <w:r>
-        <w:rPr>
-          <w:rFonts w:eastAsiaTheme="minorHAnsi"/>
-          <w:kern w:val="2"/>
-          <w:sz w:val="20"/>
-          <w:szCs w:val="20"/>
-          <w:lang w:val="en-US"/>
-          <w14:ligatures w14:val="standardContextual"/>
-        </w:rPr>
-        <w:t xml:space="preserve">We chose the </w:t>
-      </w:r>
-      <w:proofErr w:type="spellStart"/>
-      <w:r>
-        <w:rPr>
-          <w:rFonts w:eastAsiaTheme="minorHAnsi"/>
-          <w:kern w:val="2"/>
-          <w:sz w:val="20"/>
-          <w:szCs w:val="20"/>
-          <w:lang w:val="en-US"/>
-          <w14:ligatures w14:val="standardContextual"/>
-        </w:rPr>
-        <w:t>treemap</w:t>
-      </w:r>
-      <w:proofErr w:type="spellEnd"/>
-      <w:r>
-        <w:rPr>
-          <w:rFonts w:eastAsiaTheme="minorHAnsi"/>
-          <w:kern w:val="2"/>
-          <w:sz w:val="20"/>
-          <w:szCs w:val="20"/>
-          <w:lang w:val="en-US"/>
-          <w14:ligatures w14:val="standardContextual"/>
-        </w:rPr>
-        <w:t xml:space="preserve"> fine-grained visualization</w:t>
-      </w:r>
-      <w:r>
-        <w:rPr>
-          <w:rFonts w:eastAsiaTheme="minorHAnsi"/>
-          <w:kern w:val="2"/>
-          <w:sz w:val="20"/>
-          <w:szCs w:val="20"/>
-          <w:lang w:val="en-US"/>
-          <w14:ligatures w14:val="standardContextual"/>
-        </w:rPr>
-        <w:t xml:space="preserve"> because maintainability issues in mainly arise at the </w:t>
-      </w:r>
-      <w:r>
-        <w:rPr>
-          <w:rFonts w:eastAsiaTheme="minorHAnsi"/>
-          <w:b/>
-          <w:bCs/>
-          <w:kern w:val="2"/>
-          <w:sz w:val="20"/>
-          <w:szCs w:val="20"/>
-          <w:lang w:val="en-US"/>
-          <w14:ligatures w14:val="standardContextual"/>
-        </w:rPr>
-        <w:t>method level</w:t>
-      </w:r>
-      <w:r>
-        <w:rPr>
-          <w:rFonts w:eastAsiaTheme="minorHAnsi"/>
-          <w:kern w:val="2"/>
-          <w:sz w:val="20"/>
-          <w:szCs w:val="20"/>
-          <w:lang w:val="en-US"/>
-          <w14:ligatures w14:val="standardContextual"/>
-        </w:rPr>
-        <w:t xml:space="preserve">, where size and complexity directly affect </w:t>
-      </w:r>
-      <w:proofErr w:type="spellStart"/>
-      <w:proofErr w:type="gramStart"/>
-      <w:r>
-        <w:rPr>
-          <w:rFonts w:eastAsiaTheme="minorHAnsi"/>
-          <w:kern w:val="2"/>
-          <w:sz w:val="20"/>
-          <w:szCs w:val="20"/>
-          <w:lang w:val="en-US"/>
-          <w14:ligatures w14:val="standardContextual"/>
-        </w:rPr>
-        <w:t>analysability</w:t>
-      </w:r>
-      <w:r>
-        <w:rPr>
-          <w:rFonts w:eastAsiaTheme="minorHAnsi"/>
-          <w:kern w:val="2"/>
-          <w:sz w:val="20"/>
-          <w:szCs w:val="20"/>
-          <w:lang w:val="en-US"/>
-          <w14:ligatures w14:val="standardContextual"/>
-        </w:rPr>
-        <w:t>,testability</w:t>
-      </w:r>
-      <w:proofErr w:type="spellEnd"/>
-      <w:proofErr w:type="gramEnd"/>
-      <w:r>
-        <w:rPr>
-          <w:rFonts w:eastAsiaTheme="minorHAnsi"/>
-          <w:kern w:val="2"/>
-          <w:sz w:val="20"/>
-          <w:szCs w:val="20"/>
-          <w:lang w:val="en-US"/>
-          <w14:ligatures w14:val="standardContextual"/>
-        </w:rPr>
-        <w:t xml:space="preserve"> </w:t>
-      </w:r>
-      <w:r>
-        <w:rPr>
-          <w:rFonts w:eastAsiaTheme="minorHAnsi"/>
-          <w:kern w:val="2"/>
-          <w:sz w:val="20"/>
-          <w:szCs w:val="20"/>
-          <w:lang w:val="en-US"/>
-          <w14:ligatures w14:val="standardContextual"/>
-        </w:rPr>
-        <w:t xml:space="preserve">and changeability. </w:t>
-      </w:r>
-      <w:r>
-        <w:rPr>
-          <w:rFonts w:eastAsiaTheme="minorHAnsi"/>
-          <w:kern w:val="2"/>
-          <w:sz w:val="20"/>
-          <w:szCs w:val="20"/>
-          <w:lang w:val="en-US"/>
-          <w14:ligatures w14:val="standardContextual"/>
-        </w:rPr>
-        <w:t xml:space="preserve">Since both systems have a substantial </w:t>
-      </w:r>
-      <w:proofErr w:type="gramStart"/>
-      <w:r>
-        <w:rPr>
-          <w:rFonts w:eastAsiaTheme="minorHAnsi"/>
-          <w:kern w:val="2"/>
-          <w:sz w:val="20"/>
-          <w:szCs w:val="20"/>
-          <w:lang w:val="en-US"/>
-          <w14:ligatures w14:val="standardContextual"/>
-        </w:rPr>
-        <w:t>amount</w:t>
-      </w:r>
-      <w:proofErr w:type="gramEnd"/>
-      <w:r>
-        <w:rPr>
-          <w:rFonts w:eastAsiaTheme="minorHAnsi"/>
-          <w:kern w:val="2"/>
-          <w:sz w:val="20"/>
-          <w:szCs w:val="20"/>
-          <w:lang w:val="en-US"/>
-          <w14:ligatures w14:val="standardContextual"/>
-        </w:rPr>
-        <w:t xml:space="preserve"> of </w:t>
-      </w:r>
-      <w:r>
-        <w:rPr>
-          <w:rFonts w:eastAsiaTheme="minorHAnsi"/>
-          <w:kern w:val="2"/>
-          <w:sz w:val="20"/>
-          <w:szCs w:val="20"/>
-          <w:lang w:val="en-US"/>
-          <w14:ligatures w14:val="standardContextual"/>
-        </w:rPr>
-        <w:t xml:space="preserve">units and low unit size and complexity scores, it is important to quickly identify which methods contribute most to maintenance risk. The </w:t>
-      </w:r>
-      <w:proofErr w:type="spellStart"/>
-      <w:r>
-        <w:rPr>
-          <w:rFonts w:eastAsiaTheme="minorHAnsi"/>
-          <w:kern w:val="2"/>
-          <w:sz w:val="20"/>
-          <w:szCs w:val="20"/>
-          <w:lang w:val="en-US"/>
-          <w14:ligatures w14:val="standardContextual"/>
-        </w:rPr>
-        <w:t>treemap</w:t>
-      </w:r>
-      <w:proofErr w:type="spellEnd"/>
-      <w:r>
-        <w:rPr>
-          <w:rFonts w:eastAsiaTheme="minorHAnsi"/>
-          <w:kern w:val="2"/>
-          <w:sz w:val="20"/>
-          <w:szCs w:val="20"/>
-          <w:lang w:val="en-US"/>
-          <w14:ligatures w14:val="standardContextual"/>
-        </w:rPr>
-        <w:t xml:space="preserve"> makes this possible by mapping each method to a rectangle whose size reflects LOC and whose color indicates risk. </w:t>
-      </w:r>
-      <w:r>
-        <w:rPr>
-          <w:rFonts w:eastAsiaTheme="minorHAnsi"/>
-          <w:kern w:val="2"/>
-          <w:sz w:val="20"/>
-          <w:szCs w:val="20"/>
-          <w:lang w:val="en-US"/>
-          <w14:ligatures w14:val="standardContextual"/>
-        </w:rPr>
-        <w:t xml:space="preserve">When hovering over the method, one sees the real numbers and the file to which the method belongs. </w:t>
-      </w:r>
-      <w:r>
-        <w:rPr>
-          <w:rFonts w:eastAsiaTheme="minorHAnsi"/>
-          <w:kern w:val="2"/>
-          <w:sz w:val="20"/>
-          <w:szCs w:val="20"/>
-          <w:lang w:val="en-US"/>
-          <w14:ligatures w14:val="standardContextual"/>
-        </w:rPr>
-        <w:t>This allows maintainers to immediately spot large, high-risk methods and clusters of problematic code.</w:t>
-      </w:r>
-      <w:r>
-        <w:rPr>
-          <w:rFonts w:eastAsiaTheme="minorHAnsi"/>
-          <w:kern w:val="2"/>
-          <w:sz w:val="20"/>
-          <w:szCs w:val="20"/>
-          <w:lang w:val="en-US"/>
-          <w14:ligatures w14:val="standardContextual"/>
-        </w:rPr>
-        <w:br/>
-      </w:r>
-      <w:r>
-        <w:rPr>
-          <w:rFonts w:eastAsiaTheme="minorHAnsi"/>
-          <w:kern w:val="2"/>
-          <w:sz w:val="20"/>
-          <w:szCs w:val="20"/>
-          <w:lang w:val="en-US"/>
-          <w14:ligatures w14:val="standardContextual"/>
-        </w:rPr>
-        <w:br/>
-      </w:r>
-      <w:r>
-        <w:rPr>
-          <w:rFonts w:eastAsiaTheme="minorHAnsi"/>
-          <w:kern w:val="2"/>
-          <w:sz w:val="20"/>
-          <w:szCs w:val="20"/>
-          <w:lang w:val="en-US"/>
-          <w14:ligatures w14:val="standardContextual"/>
-        </w:rPr>
-        <w:t xml:space="preserve">The bar chart showing total LOC per file </w:t>
-      </w:r>
-      <w:r>
-        <w:rPr>
-          <w:rFonts w:eastAsiaTheme="minorHAnsi"/>
-          <w:kern w:val="2"/>
-          <w:sz w:val="20"/>
-          <w:szCs w:val="20"/>
-          <w:lang w:val="en-US"/>
-          <w14:ligatures w14:val="standardContextual"/>
-        </w:rPr>
-        <w:t xml:space="preserve">was chosen to reveal maintainability problems at a higher </w:t>
-      </w:r>
-      <w:proofErr w:type="spellStart"/>
-      <w:r>
-        <w:rPr>
-          <w:rFonts w:eastAsiaTheme="minorHAnsi"/>
-          <w:kern w:val="2"/>
-          <w:sz w:val="20"/>
-          <w:szCs w:val="20"/>
-          <w:lang w:val="en-US"/>
-          <w14:ligatures w14:val="standardContextual"/>
-        </w:rPr>
-        <w:t>s</w:t>
-      </w:r>
-      <w:r>
-        <w:rPr>
-          <w:rFonts w:eastAsiaTheme="minorHAnsi"/>
-          <w:kern w:val="2"/>
-          <w:sz w:val="20"/>
-          <w:szCs w:val="20"/>
-          <w:lang w:val="en-US"/>
-          <w14:ligatures w14:val="standardContextual"/>
-        </w:rPr>
-        <w:t>coarse</w:t>
-      </w:r>
-      <w:proofErr w:type="spellEnd"/>
-      <w:r>
-        <w:rPr>
-          <w:rFonts w:eastAsiaTheme="minorHAnsi"/>
-          <w:kern w:val="2"/>
-          <w:sz w:val="20"/>
-          <w:szCs w:val="20"/>
-          <w:lang w:val="en-US"/>
-          <w14:ligatures w14:val="standardContextual"/>
-        </w:rPr>
-        <w:t xml:space="preserve"> grained</w:t>
-      </w:r>
-      <w:r>
-        <w:rPr>
-          <w:rFonts w:eastAsiaTheme="minorHAnsi"/>
-          <w:kern w:val="2"/>
-          <w:sz w:val="20"/>
-          <w:szCs w:val="20"/>
-          <w:lang w:val="en-US"/>
-          <w14:ligatures w14:val="standardContextual"/>
-        </w:rPr>
-        <w:t xml:space="preserve"> level. Large files are harder to </w:t>
-      </w:r>
-      <w:proofErr w:type="spellStart"/>
-      <w:r>
-        <w:rPr>
-          <w:rFonts w:eastAsiaTheme="minorHAnsi"/>
-          <w:kern w:val="2"/>
-          <w:sz w:val="20"/>
-          <w:szCs w:val="20"/>
-          <w:lang w:val="en-US"/>
-          <w14:ligatures w14:val="standardContextual"/>
-        </w:rPr>
-        <w:t>analyse</w:t>
-      </w:r>
-      <w:proofErr w:type="spellEnd"/>
-      <w:r>
-        <w:rPr>
-          <w:rFonts w:eastAsiaTheme="minorHAnsi"/>
-          <w:kern w:val="2"/>
-          <w:sz w:val="20"/>
-          <w:szCs w:val="20"/>
-          <w:lang w:val="en-US"/>
-          <w14:ligatures w14:val="standardContextual"/>
-        </w:rPr>
-        <w:t>. By clearly highlighting files that contain an excessive amount of code, the bar chart helps identify maintenance hotspots where refactoring would be most effective. Together, these visualizations connect the low maintainability score to concrete code locations and support targeted improvement efforts.</w:t>
-      </w:r>
-    </w:p>
-    <w:p>
-      <w:pPr>
-        <w:pStyle w:val="NormalWeb"/>
-        <w:ind w:left="720"/>
-      </w:pPr>
-      <w:r>
-        <w:rPr>
-          <w:rFonts w:eastAsiaTheme="minorHAnsi"/>
-          <w:kern w:val="2"/>
-          <w:sz w:val="16"/>
-          <w:szCs w:val="16"/>
-          <w:lang w:val="en-US"/>
-          <w14:ligatures w14:val="standardContextual"/>
-        </w:rPr>
-        <w:br/>
-      </w:r>
-      <w:r>
-        <w:rPr>
-          <w:sz w:val="20"/>
-          <w:szCs w:val="20"/>
-        </w:rPr>
-        <w:t>The node-link diagram visualizes code duplication between source files to identify structural dependencies caused by duplicated code.</w:t>
-      </w:r>
-      <w:r>
-        <w:rPr>
-          <w:sz w:val="20"/>
-          <w:szCs w:val="20"/>
-        </w:rPr>
-        <w:t xml:space="preserve"> The nodes represent java source files which contain an amount of duplicated code. The total amount of duplicated LOC is indicated by the color of the node. The edges represent the amount of duplicated LOC between two source files. The weight of the edge notes the specific amount and a color gives a quick indication on the risk level.</w:t>
-      </w:r>
-    </w:p>
-    <w:p>
-      <w:pPr>
-        <w:pStyle w:val="NormalWeb"/>
-        <w:ind w:left="720"/>
-        <w:rPr>
-          <w:sz w:val="20"/>
-          <w:szCs w:val="20"/>
-        </w:rPr>
-      </w:pPr>
-      <w:r>
-        <w:rPr>
-          <w:sz w:val="20"/>
-          <w:szCs w:val="20"/>
-        </w:rPr>
-        <w:t>By visualising the LOC between source files, we can clearly detect clusters which contain high amount of duplication. This can indicate that there is a lot of copy-paste or insufficient use of abstraction. These clusters are useful for identifying candidates for refactoring. Changes to on file may require updates to subsequent files that are related.</w:t>
-      </w:r>
-    </w:p>
-    <w:p>
-      <w:pPr>
-        <w:pStyle w:val="ListParagraph"/>
-        <w:numPr>
-          <w:ilvl w:val="0"/>
-          <w:numId w:val="1"/>
-        </w:numPr>
-        <w:spacing w:after="0" w:line="240" w:lineRule="auto"/>
-        <w:rPr>
-          <w:rFonts w:ascii="Times New Roman" w:hAnsi="Times New Roman" w:cs="Times New Roman"/>
-          <w:sz w:val="20"/>
-          <w:szCs w:val="20"/>
-        </w:rPr>
-      </w:pPr>
-      <w:r>
-        <w:rPr>
-          <w:rFonts w:ascii="Times New Roman" w:hAnsi="Times New Roman" w:cs="Times New Roman"/>
-          <w:sz w:val="20"/>
-          <w:szCs w:val="20"/>
-        </w:rPr>
-        <w:t>Results</w:t>
-      </w:r>
-      <w:r>
-        <w:rPr>
-          <w:rFonts w:ascii="Times New Roman" w:hAnsi="Times New Roman" w:cs="Times New Roman"/>
-          <w:sz w:val="20"/>
-          <w:szCs w:val="20"/>
-          <w:lang w:val="en-US"/>
-        </w:rPr>
-        <w:t xml:space="preserve"> -</w:t>
-      </w:r>
-      <w:r>
-        <w:rPr>
-          <w:rFonts w:ascii="Times New Roman" w:hAnsi="Times New Roman" w:cs="Times New Roman"/>
-          <w:sz w:val="20"/>
-          <w:szCs w:val="20"/>
-        </w:rPr>
-        <w:t xml:space="preserve"> </w:t>
-      </w:r>
-      <w:r>
-        <w:rPr>
-          <w:rFonts w:ascii="Times New Roman" w:hAnsi="Times New Roman" w:cs="Times New Roman"/>
-          <w:sz w:val="20"/>
-          <w:szCs w:val="20"/>
-        </w:rPr>
-        <w:t>Interpretation. What do the results say about the maintainability of the system(s) you reviewed? Base your analysis on the scores from the SIG maintainability model and on the developed visualisation. Can you identify any risk</w:t>
-      </w:r>
-      <w:r>
-        <w:rPr>
-          <w:rFonts w:ascii="Times New Roman" w:hAnsi="Times New Roman" w:cs="Times New Roman"/>
-          <w:sz w:val="20"/>
-          <w:szCs w:val="20"/>
-          <w:lang w:val="en-US"/>
-        </w:rPr>
-        <w:t xml:space="preserve"> </w:t>
-      </w:r>
-      <w:r>
-        <w:rPr>
-          <w:rFonts w:ascii="Times New Roman" w:hAnsi="Times New Roman" w:cs="Times New Roman"/>
-          <w:sz w:val="20"/>
-          <w:szCs w:val="20"/>
-        </w:rPr>
-        <w:t>areas? Does the visualisation provide new insights into the maintainability?</w:t>
-      </w:r>
-    </w:p>
-    <w:p>
-      <w:pPr>
-        <w:pStyle w:val="ListParagraph"/>
-        <w:numPr>
-          <w:ilvl w:val="1"/>
-          <w:numId w:val="1"/>
-        </w:numPr>
-        <w:spacing w:after="0" w:line="240" w:lineRule="auto"/>
-        <w:rPr>
-          <w:rFonts w:ascii="Times New Roman" w:hAnsi="Times New Roman" w:cs="Times New Roman"/>
-          <w:sz w:val="20"/>
-          <w:szCs w:val="20"/>
-        </w:rPr>
-      </w:pPr>
-      <w:r>
-        <w:rPr>
-          <w:rFonts w:ascii="Times New Roman" w:hAnsi="Times New Roman" w:cs="Times New Roman"/>
-          <w:sz w:val="20"/>
-          <w:szCs w:val="20"/>
-          <w:lang w:val="nl-BE"/>
-        </w:rPr>
-        <w:t>SmallSql metrics</w:t>
-      </w:r>
-      <w:r>
-        <w:rPr>
-          <w:rFonts w:ascii="Times New Roman" w:hAnsi="Times New Roman" w:cs="Times New Roman"/>
-          <w:sz w:val="20"/>
-          <w:szCs w:val="20"/>
-          <w:lang w:val="nl-BE"/>
-        </w:rPr>
-        <w:tab/>
-      </w:r>
-    </w:p>
-    <w:p>
-      <w:pPr>
-        <w:pStyle w:val="ListParagraph"/>
-        <w:spacing w:after="0" w:line="240" w:lineRule="auto"/>
-        <w:rPr>
-          <w:rFonts w:ascii="Times New Roman" w:hAnsi="Times New Roman" w:cs="Times New Roman"/>
-          <w:sz w:val="20"/>
-          <w:szCs w:val="20"/>
-        </w:rPr>
-      </w:pPr>
-    </w:p>
-    <w:p>
-      <w:pPr>
-        <w:pStyle w:val="ListParagraph"/>
-        <w:spacing w:after="0" w:line="240" w:lineRule="auto"/>
-        <w:ind w:left="1440"/>
-        <w:rPr>
-          <w:rFonts w:ascii="Times New Roman" w:hAnsi="Times New Roman" w:cs="Times New Roman"/>
-          <w:sz w:val="20"/>
-          <w:szCs w:val="20"/>
-          <w:lang w:val="en-US"/>
-        </w:rPr>
-      </w:pPr>
-      <w:r>
-        <w:rPr>
-          <w:rFonts w:ascii="Times New Roman" w:hAnsi="Times New Roman" w:cs="Times New Roman"/>
-          <w:noProof/>
-          <w:sz w:val="20"/>
-          <w:szCs w:val="20"/>
-          <w:lang w:val="en-US"/>
-        </w:rPr>
-        <w:drawing>
-          <wp:inline distT="0" distB="0" distL="0" distR="0" wp14:anchorId="650EA404" wp14:editId="1E372A97">
-            <wp:extent cx="4943475" cy="2674961"/>
-            <wp:effectExtent l="0" t="0" r="0" b="0"/>
-            <wp:docPr id="593621201" name="Afbeelding 1" descr="Afbeelding met tekst, schermopname, Lettertype, document&#10;&#10;Door AI gegenereerde inhoud is mogelijk onjuist."/>
-            <wp:cNvGraphicFramePr>
-              <a:graphicFrameLocks xmlns:a="http://schemas.openxmlformats.org/drawingml/2006/main" noChangeAspect="1"/>
-            </wp:cNvGraphicFramePr>
-            <a:graphic xmlns:a="http://schemas.openxmlformats.org/drawingml/2006/main">
-              <a:graphicData uri="http://schemas.openxmlformats.org/drawingml/2006/picture">
-                <pic:pic xmlns:pic="http://schemas.openxmlformats.org/drawingml/2006/picture">
-                  <pic:nvPicPr>
-                    <pic:cNvPr id="593621201" name="Afbeelding 1" descr="Afbeelding met tekst, schermopname, Lettertype, document&#10;&#10;Door AI gegenereerde inhoud is mogelijk onjuist."/>
-                    <pic:cNvPicPr/>
-                  </pic:nvPicPr>
-                  <pic:blipFill>
-                    <a:blip r:embed="rId9"/>
-                    <a:stretch>
-                      <a:fillRect/>
-                    </a:stretch>
-                  </pic:blipFill>
-                  <pic:spPr>
-                    <a:xfrm>
-                      <a:off x="0" y="0"/>
-                      <a:ext cx="4957457" cy="2682527"/>
+                      <a:ext cx="1616319" cy="1057683"/>
                     </a:xfrm>
                     <a:prstGeom prst="rect">
                       <a:avLst/>
@@ -2469,368 +1832,825 @@
           </wp:inline>
         </w:drawing>
       </w:r>
-      <w:r>
-        <w:rPr>
-          <w:rFonts w:ascii="Times New Roman" w:hAnsi="Times New Roman" w:cs="Times New Roman"/>
-          <w:sz w:val="20"/>
-          <w:szCs w:val="20"/>
-          <w:lang w:val="en-US"/>
-        </w:rPr>
-        <w:br/>
-      </w:r>
-    </w:p>
-    <w:p>
-      <w:pPr>
-        <w:pStyle w:val="ListParagraph"/>
-        <w:spacing w:after="0" w:line="240" w:lineRule="auto"/>
-        <w:ind w:left="1440"/>
-        <w:rPr>
-          <w:rFonts w:ascii="Times New Roman" w:hAnsi="Times New Roman" w:cs="Times New Roman"/>
-          <w:sz w:val="20"/>
-          <w:szCs w:val="20"/>
-          <w:lang w:val="en-US"/>
-        </w:rPr>
-      </w:pPr>
-      <w:r>
-        <w:rPr>
-          <w:rFonts w:ascii="Times New Roman" w:hAnsi="Times New Roman" w:cs="Times New Roman"/>
-          <w:sz w:val="20"/>
-          <w:szCs w:val="20"/>
-          <w:lang w:val="en-US"/>
-        </w:rPr>
-        <w:t>The SIG maintainability results indicate that the system’s maintainability is overall weak, despite having a manageable size. The volume score is positive (++), reflecting that with around 24,887 lines of code and 2,572 units, the system is not excessively large</w:t>
-      </w:r>
-      <w:r>
-        <w:rPr>
-          <w:rFonts w:ascii="Times New Roman" w:hAnsi="Times New Roman" w:cs="Times New Roman"/>
-          <w:sz w:val="20"/>
-          <w:szCs w:val="20"/>
-          <w:lang w:val="en-US"/>
-        </w:rPr>
-        <w:t xml:space="preserve"> and thus </w:t>
-      </w:r>
-      <w:proofErr w:type="gramStart"/>
-      <w:r>
-        <w:rPr>
-          <w:rFonts w:ascii="Times New Roman" w:hAnsi="Times New Roman" w:cs="Times New Roman"/>
-          <w:sz w:val="20"/>
-          <w:szCs w:val="20"/>
-          <w:lang w:val="en-US"/>
-        </w:rPr>
-        <w:t xml:space="preserve">pretty </w:t>
-      </w:r>
-      <w:proofErr w:type="spellStart"/>
-      <w:r>
-        <w:rPr>
-          <w:rFonts w:ascii="Times New Roman" w:hAnsi="Times New Roman" w:cs="Times New Roman"/>
-          <w:sz w:val="20"/>
-          <w:szCs w:val="20"/>
-          <w:lang w:val="en-US"/>
-        </w:rPr>
-        <w:t>analysab</w:t>
-      </w:r>
-      <w:r>
-        <w:rPr>
-          <w:rFonts w:ascii="Times New Roman" w:hAnsi="Times New Roman" w:cs="Times New Roman"/>
-          <w:sz w:val="20"/>
-          <w:szCs w:val="20"/>
-          <w:lang w:val="en-US"/>
-        </w:rPr>
-        <w:t>le</w:t>
-      </w:r>
-      <w:proofErr w:type="spellEnd"/>
-      <w:proofErr w:type="gramEnd"/>
-      <w:r>
-        <w:rPr>
-          <w:rFonts w:ascii="Times New Roman" w:hAnsi="Times New Roman" w:cs="Times New Roman"/>
-          <w:sz w:val="20"/>
-          <w:szCs w:val="20"/>
-          <w:lang w:val="en-US"/>
-        </w:rPr>
-        <w:t xml:space="preserve">. </w:t>
-      </w:r>
-      <w:proofErr w:type="gramStart"/>
-      <w:r>
-        <w:rPr>
-          <w:rFonts w:ascii="Times New Roman" w:hAnsi="Times New Roman" w:cs="Times New Roman"/>
-          <w:sz w:val="20"/>
-          <w:szCs w:val="20"/>
-          <w:lang w:val="en-US"/>
-        </w:rPr>
-        <w:t>T</w:t>
-      </w:r>
-      <w:r>
-        <w:rPr>
-          <w:rFonts w:ascii="Times New Roman" w:hAnsi="Times New Roman" w:cs="Times New Roman"/>
-          <w:sz w:val="20"/>
-          <w:szCs w:val="20"/>
-          <w:lang w:val="en-US"/>
-        </w:rPr>
-        <w:t>he majority of</w:t>
-      </w:r>
-      <w:proofErr w:type="gramEnd"/>
-      <w:r>
-        <w:rPr>
-          <w:rFonts w:ascii="Times New Roman" w:hAnsi="Times New Roman" w:cs="Times New Roman"/>
-          <w:sz w:val="20"/>
-          <w:szCs w:val="20"/>
-          <w:lang w:val="en-US"/>
-        </w:rPr>
-        <w:t xml:space="preserve"> </w:t>
-      </w:r>
-      <w:r>
-        <w:rPr>
-          <w:rFonts w:ascii="Times New Roman" w:hAnsi="Times New Roman" w:cs="Times New Roman"/>
-          <w:sz w:val="20"/>
-          <w:szCs w:val="20"/>
-          <w:lang w:val="en-US"/>
-        </w:rPr>
-        <w:t xml:space="preserve">the </w:t>
-      </w:r>
-      <w:r>
-        <w:rPr>
-          <w:rFonts w:ascii="Times New Roman" w:hAnsi="Times New Roman" w:cs="Times New Roman"/>
-          <w:sz w:val="20"/>
-          <w:szCs w:val="20"/>
-          <w:lang w:val="en-US"/>
-        </w:rPr>
-        <w:t xml:space="preserve">units are small, </w:t>
-      </w:r>
-      <w:r>
-        <w:rPr>
-          <w:rFonts w:ascii="Times New Roman" w:hAnsi="Times New Roman" w:cs="Times New Roman"/>
-          <w:sz w:val="20"/>
-          <w:szCs w:val="20"/>
-          <w:lang w:val="en-US"/>
-        </w:rPr>
-        <w:t xml:space="preserve">further </w:t>
-      </w:r>
-      <w:r>
-        <w:rPr>
-          <w:rFonts w:ascii="Times New Roman" w:hAnsi="Times New Roman" w:cs="Times New Roman"/>
-          <w:sz w:val="20"/>
-          <w:szCs w:val="20"/>
-          <w:lang w:val="en-US"/>
-        </w:rPr>
-        <w:t>support</w:t>
-      </w:r>
-      <w:r>
-        <w:rPr>
-          <w:rFonts w:ascii="Times New Roman" w:hAnsi="Times New Roman" w:cs="Times New Roman"/>
-          <w:sz w:val="20"/>
-          <w:szCs w:val="20"/>
-          <w:lang w:val="en-US"/>
-        </w:rPr>
-        <w:t>ing</w:t>
-      </w:r>
-      <w:r>
-        <w:rPr>
-          <w:rFonts w:ascii="Times New Roman" w:hAnsi="Times New Roman" w:cs="Times New Roman"/>
-          <w:sz w:val="20"/>
-          <w:szCs w:val="20"/>
-          <w:lang w:val="en-US"/>
-        </w:rPr>
-        <w:t xml:space="preserve"> </w:t>
-      </w:r>
-      <w:proofErr w:type="spellStart"/>
-      <w:r>
-        <w:rPr>
-          <w:rFonts w:ascii="Times New Roman" w:hAnsi="Times New Roman" w:cs="Times New Roman"/>
-          <w:sz w:val="20"/>
-          <w:szCs w:val="20"/>
-          <w:lang w:val="en-US"/>
-        </w:rPr>
-        <w:t>analysability</w:t>
-      </w:r>
-      <w:proofErr w:type="spellEnd"/>
-      <w:r>
-        <w:rPr>
-          <w:rFonts w:ascii="Times New Roman" w:hAnsi="Times New Roman" w:cs="Times New Roman"/>
-          <w:sz w:val="20"/>
-          <w:szCs w:val="20"/>
-          <w:lang w:val="en-US"/>
-        </w:rPr>
-        <w:t xml:space="preserve"> and testability. However, this benefit is undermined by </w:t>
-      </w:r>
-      <w:r>
-        <w:rPr>
-          <w:rFonts w:ascii="Times New Roman" w:hAnsi="Times New Roman" w:cs="Times New Roman"/>
-          <w:sz w:val="20"/>
-          <w:szCs w:val="20"/>
-          <w:lang w:val="en-US"/>
-        </w:rPr>
-        <w:t xml:space="preserve">poor </w:t>
-      </w:r>
-      <w:r>
-        <w:rPr>
-          <w:rFonts w:ascii="Times New Roman" w:hAnsi="Times New Roman" w:cs="Times New Roman"/>
-          <w:sz w:val="20"/>
-          <w:szCs w:val="20"/>
-          <w:lang w:val="en-US"/>
-        </w:rPr>
-        <w:t xml:space="preserve">unit complexity scores, suggesting </w:t>
-      </w:r>
-      <w:r>
-        <w:rPr>
-          <w:rFonts w:ascii="Times New Roman" w:hAnsi="Times New Roman" w:cs="Times New Roman"/>
-          <w:sz w:val="20"/>
-          <w:szCs w:val="20"/>
-          <w:lang w:val="en-US"/>
-        </w:rPr>
-        <w:lastRenderedPageBreak/>
-        <w:t>that a subset of large or complex units has a disproportionate negative impact.</w:t>
-      </w:r>
-      <w:r>
-        <w:rPr>
-          <w:rFonts w:ascii="Times New Roman" w:hAnsi="Times New Roman" w:cs="Times New Roman"/>
-          <w:sz w:val="20"/>
-          <w:szCs w:val="20"/>
-          <w:lang w:val="en-US"/>
-        </w:rPr>
-        <w:br/>
-      </w:r>
-      <w:r>
-        <w:rPr>
-          <w:rFonts w:ascii="Times New Roman" w:hAnsi="Times New Roman" w:cs="Times New Roman"/>
-          <w:sz w:val="20"/>
-          <w:szCs w:val="20"/>
-          <w:lang w:val="en-US"/>
-        </w:rPr>
-        <w:br/>
-      </w:r>
-      <w:r>
-        <w:rPr>
-          <w:rFonts w:ascii="Times New Roman" w:hAnsi="Times New Roman" w:cs="Times New Roman"/>
-          <w:sz w:val="20"/>
-          <w:szCs w:val="20"/>
-          <w:lang w:val="en-US"/>
-        </w:rPr>
-        <w:t>C</w:t>
-      </w:r>
-      <w:r>
-        <w:rPr>
-          <w:rFonts w:ascii="Times New Roman" w:hAnsi="Times New Roman" w:cs="Times New Roman"/>
-          <w:sz w:val="20"/>
-          <w:szCs w:val="20"/>
-          <w:lang w:val="en-US"/>
-        </w:rPr>
-        <w:t xml:space="preserve">omplexity and duplication are the dominant factors reducing maintainability. Around 14% of units fall into high or very high complexity categories, which strongly affects </w:t>
-      </w:r>
-      <w:proofErr w:type="spellStart"/>
-      <w:r>
-        <w:rPr>
-          <w:rFonts w:ascii="Times New Roman" w:hAnsi="Times New Roman" w:cs="Times New Roman"/>
-          <w:sz w:val="20"/>
-          <w:szCs w:val="20"/>
-          <w:lang w:val="en-US"/>
-        </w:rPr>
-        <w:t>analysability</w:t>
-      </w:r>
-      <w:proofErr w:type="spellEnd"/>
-      <w:r>
-        <w:rPr>
-          <w:rFonts w:ascii="Times New Roman" w:hAnsi="Times New Roman" w:cs="Times New Roman"/>
-          <w:sz w:val="20"/>
-          <w:szCs w:val="20"/>
-          <w:lang w:val="en-US"/>
-        </w:rPr>
-        <w:t xml:space="preserve"> and testability in the ISO 9126 model. Furthermore, nearly 19.4% code duplication significantly reduces changeability and </w:t>
-      </w:r>
-      <w:proofErr w:type="spellStart"/>
-      <w:r>
-        <w:rPr>
-          <w:rFonts w:ascii="Times New Roman" w:hAnsi="Times New Roman" w:cs="Times New Roman"/>
-          <w:sz w:val="20"/>
-          <w:szCs w:val="20"/>
-          <w:lang w:val="en-US"/>
-        </w:rPr>
-        <w:t>analysability</w:t>
-      </w:r>
-      <w:proofErr w:type="spellEnd"/>
-      <w:r>
-        <w:rPr>
-          <w:rFonts w:ascii="Times New Roman" w:hAnsi="Times New Roman" w:cs="Times New Roman"/>
-          <w:sz w:val="20"/>
-          <w:szCs w:val="20"/>
-          <w:lang w:val="en-US"/>
-        </w:rPr>
-        <w:t xml:space="preserve">, since duplicated logic increases the risk of inconsistent updates and defects. </w:t>
-      </w:r>
-      <w:r>
-        <w:rPr>
-          <w:rFonts w:ascii="Times New Roman" w:hAnsi="Times New Roman" w:cs="Times New Roman"/>
-          <w:sz w:val="20"/>
-          <w:szCs w:val="20"/>
-          <w:lang w:val="en-US"/>
-        </w:rPr>
-        <w:t>T</w:t>
-      </w:r>
-      <w:r>
-        <w:rPr>
-          <w:rFonts w:ascii="Times New Roman" w:hAnsi="Times New Roman" w:cs="Times New Roman"/>
-          <w:sz w:val="20"/>
-          <w:szCs w:val="20"/>
-          <w:lang w:val="en-US"/>
-        </w:rPr>
-        <w:t xml:space="preserve">hese issues make the system harder to understand, modify, and verify. </w:t>
-      </w:r>
-      <w:r>
-        <w:rPr>
-          <w:rFonts w:ascii="Times New Roman" w:hAnsi="Times New Roman" w:cs="Times New Roman"/>
-          <w:sz w:val="20"/>
-          <w:szCs w:val="20"/>
-          <w:lang w:val="en-US"/>
-        </w:rPr>
-        <w:t>D</w:t>
-      </w:r>
-      <w:r>
-        <w:rPr>
-          <w:rFonts w:ascii="Times New Roman" w:hAnsi="Times New Roman" w:cs="Times New Roman"/>
-          <w:sz w:val="20"/>
-          <w:szCs w:val="20"/>
-          <w:lang w:val="en-US"/>
-        </w:rPr>
-        <w:t xml:space="preserve">espite a positive volume score, the negative effects of complexity, duplication result in a poor overall maintainability score (--), indicating that </w:t>
-      </w:r>
-      <w:r>
-        <w:rPr>
-          <w:rFonts w:ascii="Times New Roman" w:hAnsi="Times New Roman" w:cs="Times New Roman"/>
-          <w:sz w:val="20"/>
-          <w:szCs w:val="20"/>
-          <w:lang w:val="en-US"/>
-        </w:rPr>
-        <w:t>re</w:t>
-      </w:r>
-      <w:r>
-        <w:rPr>
-          <w:rFonts w:ascii="Times New Roman" w:hAnsi="Times New Roman" w:cs="Times New Roman"/>
-          <w:sz w:val="20"/>
-          <w:szCs w:val="20"/>
-          <w:lang w:val="en-US"/>
-        </w:rPr>
-        <w:t>factoring would be necessary to improve long-term maintainability.</w:t>
-      </w:r>
-    </w:p>
-    <w:p>
-      <w:pPr>
-        <w:pStyle w:val="ListParagraph"/>
-        <w:spacing w:after="0" w:line="240" w:lineRule="auto"/>
-        <w:ind w:left="1440"/>
-        <w:rPr>
-          <w:rFonts w:ascii="Times New Roman" w:hAnsi="Times New Roman" w:cs="Times New Roman"/>
-          <w:sz w:val="20"/>
-          <w:szCs w:val="20"/>
-          <w:lang w:val="en-US"/>
-        </w:rPr>
-      </w:pPr>
-    </w:p>
-    <w:p>
-      <w:pPr>
-        <w:pStyle w:val="ListParagraph"/>
+    </w:p>
+    <w:p>
+      <w:pPr>
+        <w:pStyle w:val="Lijstalinea"/>
+        <w:spacing w:after="0" w:line="240" w:lineRule="auto"/>
+        <w:ind w:left="2160"/>
+        <w:rPr>
+          <w:rFonts w:ascii="Times New Roman" w:hAnsi="Times New Roman" w:cs="Times New Roman"/>
+          <w:sz w:val="20"/>
+          <w:szCs w:val="20"/>
+          <w:lang w:val="en-GB"/>
+        </w:rPr>
+      </w:pPr>
+    </w:p>
+    <w:p>
+      <w:pPr>
+        <w:pStyle w:val="Lijstalinea"/>
+        <w:spacing w:after="0" w:line="240" w:lineRule="auto"/>
+        <w:ind w:left="2160"/>
+        <w:rPr>
+          <w:rFonts w:ascii="Times New Roman" w:hAnsi="Times New Roman" w:cs="Times New Roman"/>
+          <w:sz w:val="20"/>
+          <w:szCs w:val="20"/>
+          <w:lang w:val="en-GB"/>
+        </w:rPr>
+      </w:pPr>
+    </w:p>
+    <w:p>
+      <w:pPr>
+        <w:pStyle w:val="Normaalweb"/>
+        <w:rPr>
+          <w:color w:val="EE0000"/>
+          <w:sz w:val="20"/>
+          <w:szCs w:val="20"/>
+          <w:lang w:val="en-US"/>
+        </w:rPr>
+      </w:pPr>
+    </w:p>
+    <w:p>
+      <w:pPr>
+        <w:pStyle w:val="Normaalweb"/>
         <w:numPr>
           <w:ilvl w:val="1"/>
           <w:numId w:val="1"/>
         </w:numPr>
+      </w:pPr>
+      <w:r>
+        <w:rPr>
+          <w:sz w:val="20"/>
+          <w:szCs w:val="20"/>
+        </w:rPr>
+        <w:t xml:space="preserve">Design of visualisation. </w:t>
+      </w:r>
+      <w:r>
+        <w:rPr>
+          <w:sz w:val="20"/>
+          <w:szCs w:val="20"/>
+          <w:lang w:val="en-US"/>
+        </w:rPr>
+        <w:br/>
+      </w:r>
+      <w:r>
+        <w:rPr>
+          <w:sz w:val="20"/>
+          <w:szCs w:val="20"/>
+          <w:lang w:val="en-US"/>
+        </w:rPr>
+        <w:br/>
+      </w:r>
+      <w:r>
+        <w:rPr>
+          <w:rFonts w:eastAsiaTheme="minorEastAsia"/>
+          <w:kern w:val="2"/>
+          <w:sz w:val="20"/>
+          <w:szCs w:val="20"/>
+          <w:lang w:val="en-US"/>
+          <w14:ligatures w14:val="standardContextual"/>
+        </w:rPr>
+        <w:t xml:space="preserve">We chose the treemap fine-grained visualization because maintainability issues mainly arise at the </w:t>
+      </w:r>
+      <w:r>
+        <w:rPr>
+          <w:rFonts w:eastAsiaTheme="minorEastAsia"/>
+          <w:b/>
+          <w:bCs/>
+          <w:kern w:val="2"/>
+          <w:sz w:val="20"/>
+          <w:szCs w:val="20"/>
+          <w:lang w:val="en-US"/>
+          <w14:ligatures w14:val="standardContextual"/>
+        </w:rPr>
+        <w:t>method level</w:t>
+      </w:r>
+      <w:r>
+        <w:rPr>
+          <w:rFonts w:eastAsiaTheme="minorEastAsia"/>
+          <w:kern w:val="2"/>
+          <w:sz w:val="20"/>
+          <w:szCs w:val="20"/>
+          <w:lang w:val="en-US"/>
+          <w14:ligatures w14:val="standardContextual"/>
+        </w:rPr>
+        <w:t>, where size and complexity directly affect analysability</w:t>
+      </w:r>
+      <w:r>
+        <w:rPr>
+          <w:rFonts w:eastAsiaTheme="minorEastAsia"/>
+          <w:kern w:val="2"/>
+          <w:sz w:val="20"/>
+          <w:szCs w:val="20"/>
+          <w:lang w:val="en-US"/>
+          <w14:ligatures w14:val="standardContextual"/>
+        </w:rPr>
+        <w:t xml:space="preserve">,testability </w:t>
+      </w:r>
+      <w:r>
+        <w:rPr>
+          <w:rFonts w:eastAsiaTheme="minorEastAsia"/>
+          <w:kern w:val="2"/>
+          <w:sz w:val="20"/>
+          <w:szCs w:val="20"/>
+          <w:lang w:val="en-US"/>
+          <w14:ligatures w14:val="standardContextual"/>
+        </w:rPr>
+        <w:t xml:space="preserve">and changeability. </w:t>
+      </w:r>
+      <w:r>
+        <w:rPr>
+          <w:rFonts w:eastAsiaTheme="minorEastAsia"/>
+          <w:kern w:val="2"/>
+          <w:sz w:val="20"/>
+          <w:szCs w:val="20"/>
+          <w:lang w:val="en-US"/>
+          <w14:ligatures w14:val="standardContextual"/>
+        </w:rPr>
+        <w:t xml:space="preserve">Since both systems have a substantial amount of </w:t>
+      </w:r>
+      <w:r>
+        <w:rPr>
+          <w:rFonts w:eastAsiaTheme="minorEastAsia"/>
+          <w:kern w:val="2"/>
+          <w:sz w:val="20"/>
+          <w:szCs w:val="20"/>
+          <w:lang w:val="en-US"/>
+          <w14:ligatures w14:val="standardContextual"/>
+        </w:rPr>
+        <w:t xml:space="preserve">units and low unit size and complexity scores, it is important to quickly identify which methods contribute most to maintenance risk. The treemap makes this possible by mapping each method to a rectangle whose size reflects LOC and whose color indicates risk. </w:t>
+      </w:r>
+      <w:r>
+        <w:rPr>
+          <w:rFonts w:eastAsiaTheme="minorEastAsia"/>
+          <w:kern w:val="2"/>
+          <w:sz w:val="20"/>
+          <w:szCs w:val="20"/>
+          <w:lang w:val="en-US"/>
+          <w14:ligatures w14:val="standardContextual"/>
+        </w:rPr>
+        <w:t xml:space="preserve">When hovering over the method, one sees the real numbers and the file to which the method belongs. </w:t>
+      </w:r>
+      <w:r>
+        <w:rPr>
+          <w:rFonts w:eastAsiaTheme="minorEastAsia"/>
+          <w:kern w:val="2"/>
+          <w:sz w:val="20"/>
+          <w:szCs w:val="20"/>
+          <w:lang w:val="en-US"/>
+          <w14:ligatures w14:val="standardContextual"/>
+        </w:rPr>
+        <w:t>This allows maintainers to immediately spot large, high-risk methods and clusters of problematic code.</w:t>
+      </w:r>
+      <w:r>
+        <w:rPr>
+          <w:rFonts w:eastAsiaTheme="minorHAnsi"/>
+          <w:kern w:val="2"/>
+          <w:sz w:val="20"/>
+          <w:szCs w:val="20"/>
+          <w:lang w:val="en-US"/>
+          <w14:ligatures w14:val="standardContextual"/>
+        </w:rPr>
+        <w:br/>
+      </w:r>
+      <w:r>
+        <w:rPr>
+          <w:rFonts w:eastAsiaTheme="minorHAnsi"/>
+          <w:kern w:val="2"/>
+          <w:sz w:val="20"/>
+          <w:szCs w:val="20"/>
+          <w:lang w:val="en-US"/>
+          <w14:ligatures w14:val="standardContextual"/>
+        </w:rPr>
+        <w:br/>
+      </w:r>
+      <w:r>
+        <w:rPr>
+          <w:rFonts w:eastAsiaTheme="minorEastAsia"/>
+          <w:kern w:val="2"/>
+          <w:sz w:val="20"/>
+          <w:szCs w:val="20"/>
+          <w:lang w:val="en-US"/>
+          <w14:ligatures w14:val="standardContextual"/>
+        </w:rPr>
+        <w:t xml:space="preserve">The bar chart showing total LOC per file was chosen to reveal maintainability problems at a higher coarse grained level. Large files are harder to </w:t>
+      </w:r>
+      <w:r>
+        <w:rPr>
+          <w:rFonts w:eastAsiaTheme="minorEastAsia"/>
+          <w:kern w:val="2"/>
+          <w:sz w:val="20"/>
+          <w:szCs w:val="20"/>
+          <w:lang w:val="en-US"/>
+          <w14:ligatures w14:val="standardContextual"/>
+        </w:rPr>
+        <w:t>analyse</w:t>
+      </w:r>
+      <w:r>
+        <w:rPr>
+          <w:rFonts w:eastAsiaTheme="minorEastAsia"/>
+          <w:kern w:val="2"/>
+          <w:sz w:val="20"/>
+          <w:szCs w:val="20"/>
+          <w:lang w:val="en-US"/>
+          <w14:ligatures w14:val="standardContextual"/>
+        </w:rPr>
+        <w:t>. By clearly highlighting files that contain an excessive amount of code, the bar chart helps identify maintenance hotspots where refactoring would be most effective. Together, these visualizations connect the low maintainability score to concrete code locations and support targeted improvement efforts.</w:t>
+      </w:r>
+    </w:p>
+    <w:p>
+      <w:pPr>
+        <w:pStyle w:val="Normaalweb"/>
+        <w:ind w:left="720"/>
+      </w:pPr>
+      <w:r>
+        <w:br/>
+      </w:r>
+      <w:r>
+        <w:tab/>
+      </w:r>
+      <w:r>
+        <w:rPr>
+          <w:sz w:val="20"/>
+          <w:szCs w:val="20"/>
+          <w:lang w:val="en-US"/>
+        </w:rPr>
+        <w:t>The node-link diagram visualizes code duplication between source files to identify structural</w:t>
+      </w:r>
+    </w:p>
+    <w:p>
+      <w:pPr>
+        <w:pStyle w:val="Normaalweb"/>
+        <w:ind w:left="720" w:firstLine="720"/>
+      </w:pPr>
+      <w:r>
+        <w:rPr>
+          <w:sz w:val="20"/>
+          <w:szCs w:val="20"/>
+          <w:lang w:val="en-US"/>
+        </w:rPr>
+        <w:lastRenderedPageBreak/>
+        <w:t xml:space="preserve">dependencies caused by duplicated code. The nodes represent java source files which contain </w:t>
+      </w:r>
+      <w:r>
+        <w:tab/>
+      </w:r>
+      <w:r>
+        <w:rPr>
+          <w:sz w:val="20"/>
+          <w:szCs w:val="20"/>
+          <w:lang w:val="en-US"/>
+        </w:rPr>
+        <w:t xml:space="preserve">an amount of duplicated code. The total amount of duplicated LOC is indicated by the color of </w:t>
+      </w:r>
+      <w:r>
+        <w:tab/>
+      </w:r>
+      <w:r>
+        <w:rPr>
+          <w:sz w:val="20"/>
+          <w:szCs w:val="20"/>
+          <w:lang w:val="en-US"/>
+        </w:rPr>
+        <w:t xml:space="preserve">the node. The edges represent the amount of duplicated LOC between two source files. The </w:t>
+      </w:r>
+      <w:r>
+        <w:tab/>
+      </w:r>
+      <w:r>
+        <w:rPr>
+          <w:sz w:val="20"/>
+          <w:szCs w:val="20"/>
+          <w:lang w:val="en-US"/>
+        </w:rPr>
+        <w:t xml:space="preserve">weight of the edge notes the specific amount and a color gives a quick indication on the risk </w:t>
+      </w:r>
+      <w:r>
+        <w:tab/>
+      </w:r>
+      <w:r>
+        <w:rPr>
+          <w:sz w:val="20"/>
+          <w:szCs w:val="20"/>
+          <w:lang w:val="en-US"/>
+        </w:rPr>
+        <w:t>level.</w:t>
+      </w:r>
+    </w:p>
+    <w:p>
+      <w:pPr>
+        <w:pStyle w:val="Normaalweb"/>
+        <w:ind w:left="720" w:firstLine="720"/>
+        <w:rPr>
+          <w:sz w:val="20"/>
+          <w:szCs w:val="20"/>
+          <w:lang w:val="en-US"/>
+        </w:rPr>
+      </w:pPr>
+      <w:r>
+        <w:rPr>
+          <w:sz w:val="20"/>
+          <w:szCs w:val="20"/>
+          <w:lang w:val="en-US"/>
+        </w:rPr>
+        <w:t xml:space="preserve">By visualising the LOC between source files, we can clearly detect clusters which contain </w:t>
+      </w:r>
+      <w:r>
+        <w:tab/>
+      </w:r>
+      <w:r>
+        <w:rPr>
+          <w:sz w:val="20"/>
+          <w:szCs w:val="20"/>
+          <w:lang w:val="en-US"/>
+        </w:rPr>
+        <w:t xml:space="preserve">high amount of duplication. This can indicate that there is a lot of copy-paste or insufficient </w:t>
+      </w:r>
+      <w:r>
+        <w:tab/>
+      </w:r>
+      <w:r>
+        <w:rPr>
+          <w:sz w:val="20"/>
+          <w:szCs w:val="20"/>
+          <w:lang w:val="en-US"/>
+        </w:rPr>
+        <w:t xml:space="preserve">use of abstraction. These clusters are useful for identifying candidates for refactoring. </w:t>
+      </w:r>
+      <w:r>
+        <w:tab/>
+      </w:r>
+      <w:r>
+        <w:tab/>
+      </w:r>
+      <w:r>
+        <w:rPr>
+          <w:sz w:val="20"/>
+          <w:szCs w:val="20"/>
+          <w:lang w:val="en-US"/>
+        </w:rPr>
+        <w:t>Changes to on file may require updates to subsequent files that are related.</w:t>
+      </w:r>
+      <w:r>
+        <w:br/>
+      </w:r>
+    </w:p>
+    <w:p>
+      <w:pPr>
+        <w:pStyle w:val="Lijstalinea"/>
+        <w:numPr>
+          <w:ilvl w:val="0"/>
+          <w:numId w:val="1"/>
+        </w:numPr>
+        <w:spacing w:after="0" w:line="240" w:lineRule="auto"/>
+        <w:rPr>
+          <w:rFonts w:ascii="Times New Roman" w:hAnsi="Times New Roman" w:cs="Times New Roman"/>
+          <w:sz w:val="20"/>
+          <w:szCs w:val="20"/>
+        </w:rPr>
+      </w:pPr>
+      <w:r>
+        <w:rPr>
+          <w:rFonts w:ascii="Times New Roman" w:hAnsi="Times New Roman" w:cs="Times New Roman"/>
+          <w:sz w:val="20"/>
+          <w:szCs w:val="20"/>
+        </w:rPr>
+        <w:t>Results</w:t>
+      </w:r>
+      <w:r>
+        <w:rPr>
+          <w:rFonts w:ascii="Times New Roman" w:hAnsi="Times New Roman" w:cs="Times New Roman"/>
+          <w:sz w:val="20"/>
+          <w:szCs w:val="20"/>
+          <w:lang w:val="en-US"/>
+        </w:rPr>
+        <w:t xml:space="preserve"> </w:t>
+      </w:r>
+    </w:p>
+    <w:p>
+      <w:pPr>
+        <w:pStyle w:val="Lijstalinea"/>
+        <w:numPr>
+          <w:ilvl w:val="1"/>
+          <w:numId w:val="1"/>
+        </w:numPr>
+        <w:spacing w:after="0" w:line="240" w:lineRule="auto"/>
+        <w:rPr>
+          <w:rFonts w:ascii="Times New Roman" w:hAnsi="Times New Roman" w:cs="Times New Roman"/>
+          <w:sz w:val="20"/>
+          <w:szCs w:val="20"/>
+        </w:rPr>
+      </w:pPr>
+      <w:r>
+        <w:rPr>
+          <w:rFonts w:ascii="Times New Roman" w:hAnsi="Times New Roman" w:cs="Times New Roman"/>
+          <w:sz w:val="20"/>
+          <w:szCs w:val="20"/>
+          <w:lang w:val="nl-BE"/>
+        </w:rPr>
+        <w:t>SmallSql metrics</w:t>
+      </w:r>
+      <w:r>
+        <w:rPr>
+          <w:rFonts w:ascii="Times New Roman" w:hAnsi="Times New Roman" w:cs="Times New Roman"/>
+          <w:sz w:val="20"/>
+          <w:szCs w:val="20"/>
+          <w:lang w:val="nl-BE"/>
+        </w:rPr>
+        <w:tab/>
+      </w:r>
+    </w:p>
+    <w:p>
+      <w:pPr>
+        <w:pStyle w:val="Lijstalinea"/>
+        <w:spacing w:after="0" w:line="240" w:lineRule="auto"/>
+        <w:rPr>
+          <w:rFonts w:ascii="Times New Roman" w:hAnsi="Times New Roman" w:cs="Times New Roman"/>
+          <w:sz w:val="20"/>
+          <w:szCs w:val="20"/>
+        </w:rPr>
+      </w:pPr>
+    </w:p>
+    <w:p>
+      <w:pPr>
+        <w:pStyle w:val="Lijstalinea"/>
+        <w:spacing w:after="0" w:line="240" w:lineRule="auto"/>
+        <w:ind w:left="1440"/>
+        <w:rPr>
+          <w:rFonts w:ascii="Times New Roman" w:hAnsi="Times New Roman" w:cs="Times New Roman"/>
+          <w:sz w:val="20"/>
+          <w:szCs w:val="20"/>
+          <w:lang w:val="en-US"/>
+        </w:rPr>
+      </w:pPr>
+      <w:r>
+        <w:rPr>
+          <w:noProof/>
+        </w:rPr>
+        <w:drawing>
+          <wp:inline distT="0" distB="0" distL="0" distR="0" wp14:anchorId="25425A5A" wp14:editId="0CB8F669">
+            <wp:extent cx="3831287" cy="3222098"/>
+            <wp:effectExtent l="0" t="0" r="0" b="0"/>
+            <wp:docPr id="1840194557" name="drawing"/>
+            <wp:cNvGraphicFramePr>
+              <a:graphicFrameLocks xmlns:a="http://schemas.openxmlformats.org/drawingml/2006/main" noChangeAspect="1"/>
+            </wp:cNvGraphicFramePr>
+            <a:graphic xmlns:a="http://schemas.openxmlformats.org/drawingml/2006/main">
+              <a:graphicData uri="http://schemas.openxmlformats.org/drawingml/2006/picture">
+                <pic:pic xmlns:pic="http://schemas.openxmlformats.org/drawingml/2006/picture">
+                  <pic:nvPicPr>
+                    <pic:cNvPr id="1840194557" name="Picture 1840194557"/>
+                    <pic:cNvPicPr/>
+                  </pic:nvPicPr>
+                  <pic:blipFill>
+                    <a:blip r:embed="rId9">
+                      <a:extLst>
+                        <a:ext uri="{28A0092B-C50C-407E-A947-70E740481C1C}">
+                          <a14:useLocalDpi xmlns:a14="http://schemas.microsoft.com/office/drawing/2010/main"/>
+                        </a:ext>
+                      </a:extLst>
+                    </a:blip>
+                    <a:stretch>
+                      <a:fillRect/>
+                    </a:stretch>
+                  </pic:blipFill>
+                  <pic:spPr>
+                    <a:xfrm>
+                      <a:off x="0" y="0"/>
+                      <a:ext cx="3831287" cy="3222098"/>
+                    </a:xfrm>
+                    <a:prstGeom prst="rect">
+                      <a:avLst/>
+                    </a:prstGeom>
+                  </pic:spPr>
+                </pic:pic>
+              </a:graphicData>
+            </a:graphic>
+          </wp:inline>
+        </w:drawing>
+      </w:r>
+      <w:r>
+        <w:br/>
+      </w:r>
+    </w:p>
+    <w:p>
+      <w:pPr>
+        <w:pStyle w:val="Lijstalinea"/>
+        <w:spacing w:after="0" w:line="240" w:lineRule="auto"/>
+        <w:ind w:left="1440"/>
+        <w:rPr>
+          <w:rFonts w:ascii="Times New Roman" w:hAnsi="Times New Roman" w:cs="Times New Roman"/>
+          <w:sz w:val="20"/>
+          <w:szCs w:val="20"/>
+          <w:lang w:val="en-US"/>
+        </w:rPr>
+      </w:pPr>
+      <w:r>
+        <w:rPr>
+          <w:rFonts w:ascii="Times New Roman" w:hAnsi="Times New Roman" w:cs="Times New Roman"/>
+          <w:sz w:val="20"/>
+          <w:szCs w:val="20"/>
+          <w:lang w:val="en-US"/>
+        </w:rPr>
+        <w:t>The SIG maintainability results indicate that the system’s maintainability is overall weak, despite having a manageable size. The volume score is positive (++), reflecting that with around 24,887 lines of code and 2,572 units, the system is not excessively large</w:t>
+      </w:r>
+      <w:r>
+        <w:rPr>
+          <w:rFonts w:ascii="Times New Roman" w:hAnsi="Times New Roman" w:cs="Times New Roman"/>
+          <w:sz w:val="20"/>
+          <w:szCs w:val="20"/>
+          <w:lang w:val="en-US"/>
+        </w:rPr>
+        <w:t xml:space="preserve"> and thus pretty </w:t>
+      </w:r>
+      <w:r>
+        <w:rPr>
+          <w:rFonts w:ascii="Times New Roman" w:hAnsi="Times New Roman" w:cs="Times New Roman"/>
+          <w:sz w:val="20"/>
+          <w:szCs w:val="20"/>
+          <w:lang w:val="en-US"/>
+        </w:rPr>
+        <w:t>analyzable</w:t>
+      </w:r>
+      <w:r>
+        <w:rPr>
+          <w:rFonts w:ascii="Times New Roman" w:hAnsi="Times New Roman" w:cs="Times New Roman"/>
+          <w:sz w:val="20"/>
+          <w:szCs w:val="20"/>
+          <w:lang w:val="en-US"/>
+        </w:rPr>
+        <w:t>. T</w:t>
+      </w:r>
+      <w:r>
+        <w:rPr>
+          <w:rFonts w:ascii="Times New Roman" w:hAnsi="Times New Roman" w:cs="Times New Roman"/>
+          <w:sz w:val="20"/>
+          <w:szCs w:val="20"/>
+          <w:lang w:val="en-US"/>
+        </w:rPr>
+        <w:t xml:space="preserve">he majority of </w:t>
+      </w:r>
+      <w:r>
+        <w:rPr>
+          <w:rFonts w:ascii="Times New Roman" w:hAnsi="Times New Roman" w:cs="Times New Roman"/>
+          <w:sz w:val="20"/>
+          <w:szCs w:val="20"/>
+          <w:lang w:val="en-US"/>
+        </w:rPr>
+        <w:t xml:space="preserve">the </w:t>
+      </w:r>
+      <w:r>
+        <w:rPr>
+          <w:rFonts w:ascii="Times New Roman" w:hAnsi="Times New Roman" w:cs="Times New Roman"/>
+          <w:sz w:val="20"/>
+          <w:szCs w:val="20"/>
+          <w:lang w:val="en-US"/>
+        </w:rPr>
+        <w:t xml:space="preserve">units are small, </w:t>
+      </w:r>
+      <w:r>
+        <w:rPr>
+          <w:rFonts w:ascii="Times New Roman" w:hAnsi="Times New Roman" w:cs="Times New Roman"/>
+          <w:sz w:val="20"/>
+          <w:szCs w:val="20"/>
+          <w:lang w:val="en-US"/>
+        </w:rPr>
+        <w:t xml:space="preserve">further </w:t>
+      </w:r>
+      <w:r>
+        <w:rPr>
+          <w:rFonts w:ascii="Times New Roman" w:hAnsi="Times New Roman" w:cs="Times New Roman"/>
+          <w:sz w:val="20"/>
+          <w:szCs w:val="20"/>
+          <w:lang w:val="en-US"/>
+        </w:rPr>
+        <w:t>support</w:t>
+      </w:r>
+      <w:r>
+        <w:rPr>
+          <w:rFonts w:ascii="Times New Roman" w:hAnsi="Times New Roman" w:cs="Times New Roman"/>
+          <w:sz w:val="20"/>
+          <w:szCs w:val="20"/>
+          <w:lang w:val="en-US"/>
+        </w:rPr>
+        <w:t>ing</w:t>
+      </w:r>
+      <w:r>
+        <w:rPr>
+          <w:rFonts w:ascii="Times New Roman" w:hAnsi="Times New Roman" w:cs="Times New Roman"/>
+          <w:sz w:val="20"/>
+          <w:szCs w:val="20"/>
+          <w:lang w:val="en-US"/>
+        </w:rPr>
+        <w:t xml:space="preserve"> analysability and testability. However, this benefit is undermined by </w:t>
+      </w:r>
+      <w:r>
+        <w:rPr>
+          <w:rFonts w:ascii="Times New Roman" w:hAnsi="Times New Roman" w:cs="Times New Roman"/>
+          <w:sz w:val="20"/>
+          <w:szCs w:val="20"/>
+          <w:lang w:val="en-US"/>
+        </w:rPr>
+        <w:t xml:space="preserve">poor </w:t>
+      </w:r>
+      <w:r>
+        <w:rPr>
+          <w:rFonts w:ascii="Times New Roman" w:hAnsi="Times New Roman" w:cs="Times New Roman"/>
+          <w:sz w:val="20"/>
+          <w:szCs w:val="20"/>
+          <w:lang w:val="en-US"/>
+        </w:rPr>
+        <w:t>unit complexity scores, suggesting that a subset of large or complex units has a disproportionate negative impact.</w:t>
+      </w:r>
+      <w:r>
+        <w:br/>
+      </w:r>
+      <w:r>
+        <w:br/>
+      </w:r>
+      <w:r>
+        <w:rPr>
+          <w:rFonts w:ascii="Times New Roman" w:hAnsi="Times New Roman" w:cs="Times New Roman"/>
+          <w:sz w:val="20"/>
+          <w:szCs w:val="20"/>
+          <w:lang w:val="en-US"/>
+        </w:rPr>
+        <w:t>C</w:t>
+      </w:r>
+      <w:r>
+        <w:rPr>
+          <w:rFonts w:ascii="Times New Roman" w:hAnsi="Times New Roman" w:cs="Times New Roman"/>
+          <w:sz w:val="20"/>
+          <w:szCs w:val="20"/>
+          <w:lang w:val="en-US"/>
+        </w:rPr>
+        <w:t xml:space="preserve">omplexity and </w:t>
+      </w:r>
+      <w:r>
+        <w:rPr>
+          <w:rFonts w:ascii="Times New Roman" w:hAnsi="Times New Roman" w:cs="Times New Roman"/>
+          <w:sz w:val="20"/>
+          <w:szCs w:val="20"/>
+          <w:lang w:val="en-US"/>
+        </w:rPr>
+        <w:t xml:space="preserve">unit size </w:t>
+      </w:r>
+      <w:r>
+        <w:rPr>
+          <w:rFonts w:ascii="Times New Roman" w:hAnsi="Times New Roman" w:cs="Times New Roman"/>
+          <w:sz w:val="20"/>
+          <w:szCs w:val="20"/>
+          <w:lang w:val="en-US"/>
+        </w:rPr>
+        <w:t>are the dominant factors reducing maintainability. Around 1</w:t>
+      </w:r>
+      <w:r>
+        <w:rPr>
+          <w:rFonts w:ascii="Times New Roman" w:hAnsi="Times New Roman" w:cs="Times New Roman"/>
+          <w:sz w:val="20"/>
+          <w:szCs w:val="20"/>
+          <w:lang w:val="en-US"/>
+        </w:rPr>
+        <w:t>6</w:t>
+      </w:r>
+      <w:r>
+        <w:rPr>
+          <w:rFonts w:ascii="Times New Roman" w:hAnsi="Times New Roman" w:cs="Times New Roman"/>
+          <w:sz w:val="20"/>
+          <w:szCs w:val="20"/>
+          <w:lang w:val="en-US"/>
+        </w:rPr>
+        <w:t xml:space="preserve">% of units fall into high or very high complexity categories, which strongly affects analysability and testability in the ISO 9126 model. Furthermore, nearly 19.4% code duplication significantly reduces changeability and </w:t>
+      </w:r>
+      <w:r>
+        <w:rPr>
+          <w:rFonts w:ascii="Times New Roman" w:hAnsi="Times New Roman" w:cs="Times New Roman"/>
+          <w:sz w:val="20"/>
+          <w:szCs w:val="20"/>
+          <w:lang w:val="en-US"/>
+        </w:rPr>
+        <w:t>analysability</w:t>
+      </w:r>
+      <w:r>
+        <w:rPr>
+          <w:rFonts w:ascii="Times New Roman" w:hAnsi="Times New Roman" w:cs="Times New Roman"/>
+          <w:sz w:val="20"/>
+          <w:szCs w:val="20"/>
+          <w:lang w:val="en-US"/>
+        </w:rPr>
+        <w:t xml:space="preserve">, since duplicated logic increases the risk of inconsistent updates and defects. </w:t>
+      </w:r>
+      <w:r>
+        <w:rPr>
+          <w:rFonts w:ascii="Times New Roman" w:hAnsi="Times New Roman" w:cs="Times New Roman"/>
+          <w:sz w:val="20"/>
+          <w:szCs w:val="20"/>
+          <w:lang w:val="en-US"/>
+        </w:rPr>
+        <w:t>T</w:t>
+      </w:r>
+      <w:r>
+        <w:rPr>
+          <w:rFonts w:ascii="Times New Roman" w:hAnsi="Times New Roman" w:cs="Times New Roman"/>
+          <w:sz w:val="20"/>
+          <w:szCs w:val="20"/>
+          <w:lang w:val="en-US"/>
+        </w:rPr>
+        <w:t xml:space="preserve">hese issues make the system harder to understand, modify, and verify. </w:t>
+      </w:r>
+      <w:r>
+        <w:rPr>
+          <w:rFonts w:ascii="Times New Roman" w:hAnsi="Times New Roman" w:cs="Times New Roman"/>
+          <w:sz w:val="20"/>
+          <w:szCs w:val="20"/>
+          <w:lang w:val="en-US"/>
+        </w:rPr>
+        <w:t>D</w:t>
+      </w:r>
+      <w:r>
+        <w:rPr>
+          <w:rFonts w:ascii="Times New Roman" w:hAnsi="Times New Roman" w:cs="Times New Roman"/>
+          <w:sz w:val="20"/>
+          <w:szCs w:val="20"/>
+          <w:lang w:val="en-US"/>
+        </w:rPr>
+        <w:t>espite a positive volume score, the negative effects of complexity</w:t>
+      </w:r>
+      <w:r>
+        <w:rPr>
+          <w:rFonts w:ascii="Times New Roman" w:hAnsi="Times New Roman" w:cs="Times New Roman"/>
+          <w:sz w:val="20"/>
+          <w:szCs w:val="20"/>
+          <w:lang w:val="en-US"/>
+        </w:rPr>
+        <w:t>, unit size</w:t>
+      </w:r>
+      <w:r>
+        <w:rPr>
+          <w:rFonts w:ascii="Times New Roman" w:hAnsi="Times New Roman" w:cs="Times New Roman"/>
+          <w:sz w:val="20"/>
+          <w:szCs w:val="20"/>
+          <w:lang w:val="en-US"/>
+        </w:rPr>
+        <w:t>, testability</w:t>
+      </w:r>
+      <w:r>
+        <w:rPr>
+          <w:rFonts w:ascii="Times New Roman" w:hAnsi="Times New Roman" w:cs="Times New Roman"/>
+          <w:sz w:val="20"/>
+          <w:szCs w:val="20"/>
+          <w:lang w:val="en-US"/>
+        </w:rPr>
+        <w:t xml:space="preserve"> and changeability </w:t>
+      </w:r>
+      <w:r>
+        <w:rPr>
+          <w:rFonts w:ascii="Times New Roman" w:hAnsi="Times New Roman" w:cs="Times New Roman"/>
+          <w:sz w:val="20"/>
+          <w:szCs w:val="20"/>
+          <w:lang w:val="en-US"/>
+        </w:rPr>
+        <w:t xml:space="preserve">result in a poor overall maintainability score (--), indicating that </w:t>
+      </w:r>
+      <w:r>
+        <w:rPr>
+          <w:rFonts w:ascii="Times New Roman" w:hAnsi="Times New Roman" w:cs="Times New Roman"/>
+          <w:sz w:val="20"/>
+          <w:szCs w:val="20"/>
+          <w:lang w:val="en-US"/>
+        </w:rPr>
+        <w:t>re</w:t>
+      </w:r>
+      <w:r>
+        <w:rPr>
+          <w:rFonts w:ascii="Times New Roman" w:hAnsi="Times New Roman" w:cs="Times New Roman"/>
+          <w:sz w:val="20"/>
+          <w:szCs w:val="20"/>
+          <w:lang w:val="en-US"/>
+        </w:rPr>
+        <w:t>factoring would be necessary to improve long-term maintainability.</w:t>
+      </w:r>
+    </w:p>
+    <w:p>
+      <w:pPr>
+        <w:pStyle w:val="Lijstalinea"/>
+        <w:spacing w:after="0" w:line="240" w:lineRule="auto"/>
+        <w:ind w:left="1440"/>
+        <w:rPr>
+          <w:rFonts w:ascii="Times New Roman" w:hAnsi="Times New Roman" w:cs="Times New Roman"/>
+          <w:sz w:val="20"/>
+          <w:szCs w:val="20"/>
+          <w:lang w:val="en-US"/>
+        </w:rPr>
+      </w:pPr>
+    </w:p>
+    <w:p>
+      <w:pPr>
+        <w:pStyle w:val="Lijstalinea"/>
+        <w:numPr>
+          <w:ilvl w:val="1"/>
+          <w:numId w:val="1"/>
+        </w:numPr>
         <w:spacing w:after="0" w:line="240" w:lineRule="auto"/>
         <w:rPr>
           <w:rFonts w:ascii="Times New Roman" w:hAnsi="Times New Roman" w:cs="Times New Roman"/>
@@ -2850,7 +2670,7 @@
     </w:p>
     <w:p>
       <w:pPr>
-        <w:pStyle w:val="ListParagraph"/>
+        <w:pStyle w:val="Lijstalinea"/>
         <w:spacing w:after="0" w:line="240" w:lineRule="auto"/>
         <w:ind w:left="1440"/>
         <w:rPr>
@@ -2861,13 +2681,11 @@
       </w:pPr>
       <w:r>
         <w:rPr>
-          <w:rFonts w:ascii="Times New Roman" w:hAnsi="Times New Roman" w:cs="Times New Roman"/>
           <w:noProof/>
-          <w:sz w:val="20"/>
-          <w:szCs w:val="20"/>
-        </w:rPr>
+        </w:rPr>
+        <w:lastRenderedPageBreak/>
         <w:drawing>
-          <wp:inline distT="0" distB="0" distL="0" distR="0" wp14:anchorId="63CD7F8B" wp14:editId="2C7C3B20">
+          <wp:inline distT="0" distB="0" distL="0" distR="0" wp14:anchorId="63CD7F8B" wp14:editId="3C930DD6">
             <wp:extent cx="4988257" cy="2391335"/>
             <wp:effectExtent l="0" t="0" r="3175" b="9525"/>
             <wp:docPr id="695278575" name="Afbeelding 1" descr="Afbeelding met schermopname, tekst, ontwerp&#10;&#10;Door AI gegenereerde inhoud is mogelijk onjuist."/>
@@ -2905,7 +2723,7 @@
     </w:p>
     <w:p>
       <w:pPr>
-        <w:pStyle w:val="ListParagraph"/>
+        <w:pStyle w:val="Lijstalinea"/>
         <w:spacing w:after="0" w:line="240" w:lineRule="auto"/>
         <w:ind w:left="1440"/>
         <w:rPr>
@@ -2918,13 +2736,44 @@
       <w:r>
         <w:rPr>
           <w:rFonts w:ascii="Times New Roman" w:hAnsi="Times New Roman" w:cs="Times New Roman"/>
+          <w:sz w:val="20"/>
+          <w:szCs w:val="20"/>
+          <w:lang w:val="en-US"/>
+        </w:rPr>
+        <w:t>There are 2 files which are extremely big, which indicates these could be refactored.</w:t>
+      </w:r>
+    </w:p>
+    <w:p>
+      <w:pPr>
+        <w:pStyle w:val="Lijstalinea"/>
+        <w:spacing w:after="0" w:line="240" w:lineRule="auto"/>
+        <w:ind w:left="1440"/>
+        <w:rPr>
+          <w:rFonts w:ascii="Times New Roman" w:hAnsi="Times New Roman" w:cs="Times New Roman"/>
+          <w:sz w:val="20"/>
+          <w:szCs w:val="20"/>
+          <w:lang w:val="en-US"/>
+        </w:rPr>
+      </w:pPr>
+    </w:p>
+    <w:p>
+      <w:pPr>
+        <w:pStyle w:val="Lijstalinea"/>
+        <w:spacing w:after="0" w:line="240" w:lineRule="auto"/>
+        <w:ind w:left="1440"/>
+        <w:rPr>
+          <w:rFonts w:ascii="Times New Roman" w:hAnsi="Times New Roman" w:cs="Times New Roman"/>
+          <w:sz w:val="20"/>
+          <w:szCs w:val="20"/>
+          <w:lang w:val="en-US"/>
+        </w:rPr>
+      </w:pPr>
+      <w:r>
+        <w:rPr>
           <w:noProof/>
-          <w:sz w:val="20"/>
-          <w:szCs w:val="20"/>
-          <w:lang w:val="en-US"/>
         </w:rPr>
         <w:drawing>
-          <wp:inline distT="0" distB="0" distL="0" distR="0" wp14:anchorId="0D259DD3" wp14:editId="4915F58C">
+          <wp:inline distT="0" distB="0" distL="0" distR="0" wp14:anchorId="0D259DD3" wp14:editId="02BCC98B">
             <wp:extent cx="4713758" cy="2872854"/>
             <wp:effectExtent l="0" t="0" r="0" b="3810"/>
             <wp:docPr id="904731174" name="Afbeelding 1" descr="Afbeelding met patroon, Rechthoek, plein, groen&#10;&#10;Door AI gegenereerde inhoud is mogelijk onjuist."/>
@@ -2962,7 +2811,42 @@
     </w:p>
     <w:p>
       <w:pPr>
-        <w:pStyle w:val="ListParagraph"/>
+        <w:pStyle w:val="Lijstalinea"/>
+        <w:spacing w:after="0" w:line="240" w:lineRule="auto"/>
+        <w:ind w:left="1440"/>
+        <w:rPr>
+          <w:rFonts w:ascii="Times New Roman" w:hAnsi="Times New Roman" w:cs="Times New Roman"/>
+          <w:sz w:val="20"/>
+          <w:szCs w:val="20"/>
+          <w:lang w:val="en-US"/>
+        </w:rPr>
+      </w:pPr>
+    </w:p>
+    <w:p>
+      <w:pPr>
+        <w:pStyle w:val="Lijstalinea"/>
+        <w:spacing w:after="0" w:line="240" w:lineRule="auto"/>
+        <w:ind w:left="1440"/>
+        <w:rPr>
+          <w:rFonts w:ascii="Times New Roman" w:hAnsi="Times New Roman" w:cs="Times New Roman"/>
+          <w:sz w:val="20"/>
+          <w:szCs w:val="20"/>
+          <w:lang w:val="en-US"/>
+        </w:rPr>
+      </w:pPr>
+      <w:r>
+        <w:rPr>
+          <w:rFonts w:ascii="Times New Roman" w:hAnsi="Times New Roman" w:cs="Times New Roman"/>
+          <w:sz w:val="20"/>
+          <w:szCs w:val="20"/>
+          <w:lang w:val="en-US"/>
+        </w:rPr>
+        <w:t>The nodes in the treemap show the methods in the system, where the LOC defines the size, and the color the risk. The large red (cc&gt; 50) and orange methods (CC &gt; 20) act as (very) high-risk bottlenecks. The "Very High" risk methods would require a disproportionate amount of maintenance effort because their high cyclomatic complexity makes them nearly impossible to fully test, leading to a higher probability of bugs whenever changes are made. While the vast majority of the system consists of "Simple" green methods that are modular and easy to maintain, the presence of the methods on the left suggests that core business logic is likely entangled in these complex blocks.</w:t>
+      </w:r>
+    </w:p>
+    <w:p>
+      <w:pPr>
+        <w:pStyle w:val="Lijstalinea"/>
         <w:spacing w:after="0" w:line="240" w:lineRule="auto"/>
         <w:ind w:left="1440"/>
         <w:rPr>
@@ -2982,16 +2866,16 @@
         </w:rPr>
         <w:lastRenderedPageBreak/>
         <w:drawing>
-          <wp:anchor distT="0" distB="0" distL="114300" distR="114300" simplePos="0" relativeHeight="251661312" behindDoc="0" locked="0" layoutInCell="1" allowOverlap="1" wp14:anchorId="43E870F9" wp14:editId="7893EBAA">
+          <wp:anchor distT="0" distB="0" distL="114300" distR="114300" simplePos="0" relativeHeight="251661312" behindDoc="0" locked="0" layoutInCell="1" allowOverlap="1" wp14:anchorId="43E870F9" wp14:editId="2AA09E5E">
             <wp:simplePos x="0" y="0"/>
             <wp:positionH relativeFrom="column">
-              <wp:posOffset>63500</wp:posOffset>
+              <wp:posOffset>809625</wp:posOffset>
             </wp:positionH>
             <wp:positionV relativeFrom="paragraph">
               <wp:posOffset>0</wp:posOffset>
             </wp:positionV>
-            <wp:extent cx="5731510" cy="2396490"/>
-            <wp:effectExtent l="0" t="0" r="0" b="3810"/>
+            <wp:extent cx="4988560" cy="2396490"/>
+            <wp:effectExtent l="0" t="0" r="2540" b="3810"/>
             <wp:wrapTopAndBottom/>
             <wp:docPr id="1449721467" name="Picture 1" descr="A diagram of a diagram&#10;&#10;AI-generated content may be incorrect."/>
             <wp:cNvGraphicFramePr>
@@ -3019,7 +2903,7 @@
                   <pic:spPr>
                     <a:xfrm>
                       <a:off x="0" y="0"/>
-                      <a:ext cx="5731510" cy="2396490"/>
+                      <a:ext cx="4988560" cy="2396490"/>
                     </a:xfrm>
                     <a:prstGeom prst="rect">
                       <a:avLst/>
@@ -3048,121 +2932,33 @@
       </w:r>
       <w:r>
         <w:rPr>
+          <w:rFonts w:eastAsiaTheme="minorEastAsia"/>
+          <w:sz w:val="20"/>
+          <w:szCs w:val="20"/>
+        </w:rPr>
+        <w:t xml:space="preserve">Obvious clusters appear in the files of the small sql project that have a lot of duplicated code between them. For example, the </w:t>
+      </w:r>
+      <w:r>
+        <w:rPr>
+          <w:rFonts w:eastAsiaTheme="minorEastAsia"/>
+          <w:sz w:val="20"/>
+          <w:szCs w:val="20"/>
+        </w:rPr>
+        <w:t>TestJoins.java and the other test related classes contain a lot of shared baseline code. Abstraction could be used to make a base class to consolidate the basic test methods.</w:t>
+      </w:r>
+      <w:r>
+        <w:rPr>
           <w:rFonts w:ascii="Times New Roman" w:hAnsi="Times New Roman" w:cs="Times New Roman"/>
           <w:sz w:val="20"/>
           <w:szCs w:val="20"/>
           <w:lang w:val="en-US"/>
         </w:rPr>
         <w:br/>
-        <w:t xml:space="preserve">The nodes in the </w:t>
-      </w:r>
-      <w:proofErr w:type="spellStart"/>
-      <w:r>
-        <w:rPr>
-          <w:rFonts w:ascii="Times New Roman" w:hAnsi="Times New Roman" w:cs="Times New Roman"/>
-          <w:sz w:val="20"/>
-          <w:szCs w:val="20"/>
-          <w:lang w:val="en-US"/>
-        </w:rPr>
-        <w:t>treemap</w:t>
-      </w:r>
-      <w:proofErr w:type="spellEnd"/>
-      <w:r>
-        <w:rPr>
-          <w:rFonts w:ascii="Times New Roman" w:hAnsi="Times New Roman" w:cs="Times New Roman"/>
-          <w:sz w:val="20"/>
-          <w:szCs w:val="20"/>
-          <w:lang w:val="en-US"/>
-        </w:rPr>
-        <w:t xml:space="preserve"> show the methods in the system, where the LOC defines the size, and the color the risk. The large red (cc&gt; 50) and </w:t>
-      </w:r>
-      <w:r>
-        <w:rPr>
-          <w:rFonts w:ascii="Times New Roman" w:hAnsi="Times New Roman" w:cs="Times New Roman"/>
-          <w:sz w:val="20"/>
-          <w:szCs w:val="20"/>
-          <w:lang w:val="en-US"/>
-        </w:rPr>
-        <w:t xml:space="preserve">orange methods (CC &gt; 20) act as </w:t>
-      </w:r>
-      <w:r>
-        <w:rPr>
-          <w:rFonts w:ascii="Times New Roman" w:hAnsi="Times New Roman" w:cs="Times New Roman"/>
-          <w:sz w:val="20"/>
-          <w:szCs w:val="20"/>
-          <w:lang w:val="en-US"/>
-        </w:rPr>
-        <w:t xml:space="preserve">(very) </w:t>
-      </w:r>
-      <w:r>
-        <w:rPr>
-          <w:rFonts w:ascii="Times New Roman" w:hAnsi="Times New Roman" w:cs="Times New Roman"/>
-          <w:sz w:val="20"/>
-          <w:szCs w:val="20"/>
-          <w:lang w:val="en-US"/>
-        </w:rPr>
-        <w:t xml:space="preserve">high-risk bottlenecks. The "Very High" risk methods </w:t>
-      </w:r>
-      <w:r>
-        <w:rPr>
-          <w:rFonts w:ascii="Times New Roman" w:hAnsi="Times New Roman" w:cs="Times New Roman"/>
-          <w:sz w:val="20"/>
-          <w:szCs w:val="20"/>
-          <w:lang w:val="en-US"/>
-        </w:rPr>
-        <w:t xml:space="preserve">would </w:t>
-      </w:r>
-      <w:r>
-        <w:rPr>
-          <w:rFonts w:ascii="Times New Roman" w:hAnsi="Times New Roman" w:cs="Times New Roman"/>
-          <w:sz w:val="20"/>
-          <w:szCs w:val="20"/>
-          <w:lang w:val="en-US"/>
-        </w:rPr>
-        <w:t xml:space="preserve">require a disproportionate amount of maintenance effort because their high cyclomatic complexity makes them nearly impossible to fully test, leading to a higher probability of bugs whenever changes are made. While </w:t>
-      </w:r>
-      <w:proofErr w:type="gramStart"/>
-      <w:r>
-        <w:rPr>
-          <w:rFonts w:ascii="Times New Roman" w:hAnsi="Times New Roman" w:cs="Times New Roman"/>
-          <w:sz w:val="20"/>
-          <w:szCs w:val="20"/>
-          <w:lang w:val="en-US"/>
-        </w:rPr>
-        <w:t>the vast majority of</w:t>
-      </w:r>
-      <w:proofErr w:type="gramEnd"/>
-      <w:r>
-        <w:rPr>
-          <w:rFonts w:ascii="Times New Roman" w:hAnsi="Times New Roman" w:cs="Times New Roman"/>
-          <w:sz w:val="20"/>
-          <w:szCs w:val="20"/>
-          <w:lang w:val="en-US"/>
-        </w:rPr>
-        <w:t xml:space="preserve"> the system consists of "Simple" green methods that are modular and easy to maintain, the presence of </w:t>
-      </w:r>
-      <w:r>
-        <w:rPr>
-          <w:rFonts w:ascii="Times New Roman" w:hAnsi="Times New Roman" w:cs="Times New Roman"/>
-          <w:sz w:val="20"/>
-          <w:szCs w:val="20"/>
-          <w:lang w:val="en-US"/>
-        </w:rPr>
-        <w:t>the m</w:t>
-      </w:r>
-      <w:r>
-        <w:rPr>
-          <w:rFonts w:ascii="Times New Roman" w:hAnsi="Times New Roman" w:cs="Times New Roman"/>
-          <w:sz w:val="20"/>
-          <w:szCs w:val="20"/>
-          <w:lang w:val="en-US"/>
-        </w:rPr>
-        <w:t xml:space="preserve">ethods on the left suggests that core business logic is likely entangled in these complex blocks. </w:t>
-      </w:r>
-    </w:p>
-    <w:p>
-      <w:pPr>
-        <w:pStyle w:val="ListParagraph"/>
+      </w:r>
+    </w:p>
+    <w:p>
+      <w:pPr>
+        <w:pStyle w:val="Lijstalinea"/>
         <w:spacing w:after="0" w:line="240" w:lineRule="auto"/>
         <w:ind w:left="1440"/>
         <w:rPr>
@@ -3175,72 +2971,51 @@
     </w:p>
     <w:p>
       <w:pPr>
-        <w:pStyle w:val="ListParagraph"/>
-        <w:spacing w:after="0" w:line="240" w:lineRule="auto"/>
-        <w:ind w:left="1440"/>
-        <w:rPr>
-          <w:rFonts w:ascii="Times New Roman" w:hAnsi="Times New Roman" w:cs="Times New Roman"/>
-          <w:sz w:val="20"/>
-          <w:szCs w:val="20"/>
-          <w:lang w:val="en-US"/>
-        </w:rPr>
-      </w:pPr>
-    </w:p>
-    <w:p>
-      <w:pPr>
-        <w:spacing w:after="0" w:line="240" w:lineRule="auto"/>
-        <w:rPr>
-          <w:rFonts w:ascii="Times New Roman" w:hAnsi="Times New Roman" w:cs="Times New Roman"/>
-          <w:sz w:val="20"/>
-          <w:szCs w:val="20"/>
-        </w:rPr>
-      </w:pPr>
-      <w:r>
-        <w:rPr>
-          <w:rFonts w:ascii="Times New Roman" w:hAnsi="Times New Roman" w:cs="Times New Roman"/>
-          <w:sz w:val="20"/>
-          <w:szCs w:val="20"/>
-          <w:lang w:val="en-US"/>
+        <w:pStyle w:val="Lijstalinea"/>
+        <w:numPr>
+          <w:ilvl w:val="1"/>
+          <w:numId w:val="1"/>
+        </w:numPr>
+        <w:spacing w:after="0" w:line="240" w:lineRule="auto"/>
+        <w:rPr>
+          <w:rFonts w:ascii="Times New Roman" w:hAnsi="Times New Roman" w:cs="Times New Roman"/>
+          <w:sz w:val="20"/>
+          <w:szCs w:val="20"/>
+        </w:rPr>
+      </w:pPr>
+      <w:r>
+        <w:rPr>
+          <w:rFonts w:ascii="Times New Roman" w:hAnsi="Times New Roman" w:cs="Times New Roman"/>
+          <w:sz w:val="20"/>
+          <w:szCs w:val="20"/>
+          <w:lang w:val="nl-BE"/>
+        </w:rPr>
+        <w:t>Hsqldb metrics</w:t>
+      </w:r>
+      <w:r>
+        <w:tab/>
+      </w:r>
+      <w:r>
+        <w:rPr>
+          <w:lang w:val="nl-BE"/>
         </w:rPr>
         <w:br/>
       </w:r>
-      <w:r>
-        <w:rPr>
-          <w:rFonts w:ascii="Times New Roman" w:hAnsi="Times New Roman" w:cs="Times New Roman"/>
-          <w:sz w:val="20"/>
-          <w:szCs w:val="20"/>
-          <w:lang w:val="en-US"/>
-        </w:rPr>
-        <w:br/>
-      </w:r>
-      <w:r>
-        <w:rPr>
-          <w:rFonts w:ascii="Times New Roman" w:hAnsi="Times New Roman" w:cs="Times New Roman"/>
-          <w:sz w:val="20"/>
-          <w:szCs w:val="20"/>
-          <w:lang w:val="en-US"/>
-        </w:rPr>
-        <w:br/>
-      </w:r>
-      <w:r>
-        <w:rPr>
-          <w:rFonts w:ascii="Times New Roman" w:hAnsi="Times New Roman" w:cs="Times New Roman"/>
-          <w:sz w:val="20"/>
-          <w:szCs w:val="20"/>
-          <w:lang w:val="en-US"/>
-        </w:rPr>
-        <w:br/>
-      </w:r>
+    </w:p>
+    <w:p>
+      <w:pPr>
+        <w:spacing w:after="0" w:line="240" w:lineRule="auto"/>
+        <w:ind w:left="720" w:firstLine="720"/>
+      </w:pPr>
       <w:r>
         <w:rPr>
           <w:noProof/>
-          <w:lang w:val="en-US"/>
         </w:rPr>
         <w:drawing>
-          <wp:inline distT="0" distB="0" distL="0" distR="0" wp14:anchorId="14A06004" wp14:editId="56C53A12">
-            <wp:extent cx="5076826" cy="2879678"/>
+          <wp:inline distT="0" distB="0" distL="0" distR="0" wp14:anchorId="31245301" wp14:editId="60088450">
+            <wp:extent cx="3966845" cy="3359548"/>
             <wp:effectExtent l="0" t="0" r="0" b="0"/>
-            <wp:docPr id="1745190908" name="Afbeelding 1" descr="Afbeelding met tekst, schermopname, Lettertype, document&#10;&#10;Door AI gegenereerde inhoud is mogelijk onjuist."/>
+            <wp:docPr id="309086118" name="drawing" descr="Afbeelding met tekst, schermopname, Lettertype, document&#10;&#10;Door AI gegenereerde inhoud is mogelijk onjuist."/>
             <wp:cNvGraphicFramePr>
               <a:graphicFrameLocks xmlns:a="http://schemas.openxmlformats.org/drawingml/2006/main" noChangeAspect="1"/>
             </wp:cNvGraphicFramePr>
@@ -3248,11 +3023,17 @@
               <a:graphicData uri="http://schemas.openxmlformats.org/drawingml/2006/picture">
                 <pic:pic xmlns:pic="http://schemas.openxmlformats.org/drawingml/2006/picture">
                   <pic:nvPicPr>
-                    <pic:cNvPr id="1745190908" name="Afbeelding 1" descr="Afbeelding met tekst, schermopname, Lettertype, document&#10;&#10;Door AI gegenereerde inhoud is mogelijk onjuist."/>
+                    <pic:cNvPr id="309086118" name="drawing" descr="Afbeelding met tekst, schermopname, Lettertype, document&#10;&#10;Door AI gegenereerde inhoud is mogelijk onjuist."/>
                     <pic:cNvPicPr/>
                   </pic:nvPicPr>
                   <pic:blipFill>
-                    <a:blip r:embed="rId13"/>
+                    <a:blip r:embed="rId13">
+                      <a:extLst>
+                        <a:ext uri="{28A0092B-C50C-407E-A947-70E740481C1C}">
+                          <a14:useLocalDpi xmlns:a14="http://schemas.microsoft.com/office/drawing/2010/main"/>
+                        </a:ext>
+                      </a:extLst>
+                    </a:blip>
                     <a:stretch>
                       <a:fillRect/>
                     </a:stretch>
@@ -3260,7 +3041,7 @@
                   <pic:spPr>
                     <a:xfrm>
                       <a:off x="0" y="0"/>
-                      <a:ext cx="5098445" cy="2891941"/>
+                      <a:ext cx="3974744" cy="3366238"/>
                     </a:xfrm>
                     <a:prstGeom prst="rect">
                       <a:avLst/>
@@ -3273,18 +3054,15 @@
         </w:drawing>
       </w:r>
       <w:r>
-        <w:rPr>
-          <w:rFonts w:ascii="Times New Roman" w:hAnsi="Times New Roman" w:cs="Times New Roman"/>
-          <w:sz w:val="20"/>
-          <w:szCs w:val="20"/>
-          <w:lang w:val="en-US"/>
-        </w:rPr>
         <w:br/>
       </w:r>
-    </w:p>
-    <w:p>
-      <w:pPr>
-        <w:pStyle w:val="ListParagraph"/>
+      <w:r>
+        <w:br/>
+      </w:r>
+    </w:p>
+    <w:p>
+      <w:pPr>
+        <w:pStyle w:val="Lijstalinea"/>
         <w:spacing w:after="0" w:line="240" w:lineRule="auto"/>
         <w:ind w:left="1440"/>
         <w:rPr>
@@ -3335,7 +3113,106 @@
         </w:rPr>
         <w:t xml:space="preserve">. While most units are classified as simple, a noticeable proportion of high and very high unit sizes negatively affects </w:t>
       </w:r>
-      <w:proofErr w:type="spellStart"/>
+      <w:r>
+        <w:rPr>
+          <w:rFonts w:ascii="Times New Roman" w:hAnsi="Times New Roman" w:cs="Times New Roman"/>
+          <w:sz w:val="20"/>
+          <w:szCs w:val="20"/>
+          <w:lang w:val="en-US"/>
+        </w:rPr>
+        <w:t>analysability and testability</w:t>
+      </w:r>
+      <w:r>
+        <w:rPr>
+          <w:rFonts w:ascii="Times New Roman" w:hAnsi="Times New Roman" w:cs="Times New Roman"/>
+          <w:sz w:val="20"/>
+          <w:szCs w:val="20"/>
+        </w:rPr>
+        <w:t xml:space="preserve"> and increases maintenance effort.</w:t>
+      </w:r>
+    </w:p>
+    <w:p>
+      <w:pPr>
+        <w:pStyle w:val="Lijstalinea"/>
+        <w:spacing w:after="0" w:line="240" w:lineRule="auto"/>
+        <w:ind w:left="1440"/>
+        <w:rPr>
+          <w:rFonts w:ascii="Times New Roman" w:hAnsi="Times New Roman" w:cs="Times New Roman"/>
+          <w:sz w:val="20"/>
+          <w:szCs w:val="20"/>
+          <w:lang w:val="en-US"/>
+        </w:rPr>
+      </w:pPr>
+      <w:r>
+        <w:rPr>
+          <w:rFonts w:ascii="Times New Roman" w:hAnsi="Times New Roman" w:cs="Times New Roman"/>
+          <w:sz w:val="20"/>
+          <w:szCs w:val="20"/>
+          <w:lang w:val="en-US"/>
+        </w:rPr>
+        <w:t>Complexity and duplication are once again the dominant factors reducing maintainability.</w:t>
+      </w:r>
+      <w:r>
+        <w:br/>
+      </w:r>
+      <w:r>
+        <w:rPr>
+          <w:rFonts w:ascii="Times New Roman" w:hAnsi="Times New Roman" w:cs="Times New Roman"/>
+          <w:sz w:val="20"/>
+          <w:szCs w:val="20"/>
+        </w:rPr>
+        <w:t>Nearly 1</w:t>
+      </w:r>
+      <w:r>
+        <w:rPr>
+          <w:rFonts w:ascii="Times New Roman" w:hAnsi="Times New Roman" w:cs="Times New Roman"/>
+          <w:sz w:val="20"/>
+          <w:szCs w:val="20"/>
+        </w:rPr>
+        <w:t>9</w:t>
+      </w:r>
+      <w:r>
+        <w:rPr>
+          <w:rFonts w:ascii="Times New Roman" w:hAnsi="Times New Roman" w:cs="Times New Roman"/>
+          <w:sz w:val="20"/>
+          <w:szCs w:val="20"/>
+        </w:rPr>
+        <w:t xml:space="preserve">% of units fall into the high or very high complexity categories, which strongly reduces changeability and testability. </w:t>
+      </w:r>
+      <w:r>
+        <w:rPr>
+          <w:rFonts w:ascii="Times New Roman" w:hAnsi="Times New Roman" w:cs="Times New Roman"/>
+          <w:sz w:val="20"/>
+          <w:szCs w:val="20"/>
+          <w:lang w:val="en-US"/>
+        </w:rPr>
+        <w:t>T</w:t>
+      </w:r>
+      <w:r>
+        <w:rPr>
+          <w:rFonts w:ascii="Times New Roman" w:hAnsi="Times New Roman" w:cs="Times New Roman"/>
+          <w:sz w:val="20"/>
+          <w:szCs w:val="20"/>
+        </w:rPr>
+        <w:t xml:space="preserve">he very high level of code duplication </w:t>
+      </w:r>
+      <w:r>
+        <w:rPr>
+          <w:rFonts w:ascii="Times New Roman" w:hAnsi="Times New Roman" w:cs="Times New Roman"/>
+          <w:sz w:val="20"/>
+          <w:szCs w:val="20"/>
+          <w:lang w:val="en-US"/>
+        </w:rPr>
+        <w:t xml:space="preserve">of </w:t>
+      </w:r>
+      <w:r>
+        <w:rPr>
+          <w:rFonts w:ascii="Times New Roman" w:hAnsi="Times New Roman" w:cs="Times New Roman"/>
+          <w:sz w:val="20"/>
+          <w:szCs w:val="20"/>
+        </w:rPr>
+        <w:t xml:space="preserve">39% severely undermines changeability and </w:t>
+      </w:r>
       <w:r>
         <w:rPr>
           <w:rFonts w:ascii="Times New Roman" w:hAnsi="Times New Roman" w:cs="Times New Roman"/>
@@ -3345,184 +3222,409 @@
         </w:rPr>
         <w:t>analysability</w:t>
       </w:r>
-      <w:proofErr w:type="spellEnd"/>
-      <w:r>
-        <w:rPr>
-          <w:rFonts w:ascii="Times New Roman" w:hAnsi="Times New Roman" w:cs="Times New Roman"/>
-          <w:sz w:val="20"/>
-          <w:szCs w:val="20"/>
-          <w:lang w:val="en-US"/>
-        </w:rPr>
-        <w:t xml:space="preserve"> and testability</w:t>
-      </w:r>
-      <w:r>
-        <w:rPr>
-          <w:rFonts w:ascii="Times New Roman" w:hAnsi="Times New Roman" w:cs="Times New Roman"/>
-          <w:sz w:val="20"/>
-          <w:szCs w:val="20"/>
-        </w:rPr>
-        <w:t xml:space="preserve"> and increases maintenance effort.</w:t>
-      </w:r>
-    </w:p>
-    <w:p>
-      <w:pPr>
-        <w:pStyle w:val="ListParagraph"/>
+      <w:r>
+        <w:rPr>
+          <w:rFonts w:ascii="Times New Roman" w:hAnsi="Times New Roman" w:cs="Times New Roman"/>
+          <w:sz w:val="20"/>
+          <w:szCs w:val="20"/>
+        </w:rPr>
+        <w:t>.</w:t>
+      </w:r>
+      <w:r>
+        <w:rPr>
+          <w:rFonts w:ascii="Times New Roman" w:hAnsi="Times New Roman" w:cs="Times New Roman"/>
+          <w:sz w:val="20"/>
+          <w:szCs w:val="20"/>
+          <w:lang w:val="en-US"/>
+        </w:rPr>
+        <w:t xml:space="preserve"> </w:t>
+      </w:r>
+      <w:r>
+        <w:rPr>
+          <w:rFonts w:ascii="Times New Roman" w:hAnsi="Times New Roman" w:cs="Times New Roman"/>
+          <w:sz w:val="20"/>
+          <w:szCs w:val="20"/>
+        </w:rPr>
+        <w:t xml:space="preserve">The results suggest that substantial refactoring, </w:t>
+      </w:r>
+      <w:r>
+        <w:rPr>
+          <w:rFonts w:ascii="Times New Roman" w:hAnsi="Times New Roman" w:cs="Times New Roman"/>
+          <w:sz w:val="20"/>
+          <w:szCs w:val="20"/>
+        </w:rPr>
+        <w:lastRenderedPageBreak/>
+        <w:t>particularly focused on reducing duplication and simplifying complex units, would be required to significantly improve the system’s maintainability.</w:t>
+      </w:r>
+    </w:p>
+    <w:p>
+      <w:pPr>
+        <w:pStyle w:val="Lijstalinea"/>
         <w:spacing w:after="0" w:line="240" w:lineRule="auto"/>
         <w:ind w:left="1440"/>
         <w:rPr>
           <w:rFonts w:ascii="Times New Roman" w:hAnsi="Times New Roman" w:cs="Times New Roman"/>
           <w:sz w:val="20"/>
           <w:szCs w:val="20"/>
-          <w:lang w:val="en-US"/>
-        </w:rPr>
-      </w:pPr>
-      <w:r>
-        <w:rPr>
-          <w:rFonts w:ascii="Times New Roman" w:hAnsi="Times New Roman" w:cs="Times New Roman"/>
-          <w:sz w:val="20"/>
-          <w:szCs w:val="20"/>
-          <w:lang w:val="en-US"/>
-        </w:rPr>
-        <w:t>C</w:t>
-      </w:r>
-      <w:r>
-        <w:rPr>
-          <w:rFonts w:ascii="Times New Roman" w:hAnsi="Times New Roman" w:cs="Times New Roman"/>
-          <w:sz w:val="20"/>
-          <w:szCs w:val="20"/>
-          <w:lang w:val="en-US"/>
-        </w:rPr>
-        <w:t xml:space="preserve">omplexity and duplication are </w:t>
-      </w:r>
-      <w:r>
-        <w:rPr>
-          <w:rFonts w:ascii="Times New Roman" w:hAnsi="Times New Roman" w:cs="Times New Roman"/>
-          <w:sz w:val="20"/>
-          <w:szCs w:val="20"/>
-          <w:lang w:val="en-US"/>
-        </w:rPr>
-        <w:t xml:space="preserve">once again </w:t>
-      </w:r>
-      <w:r>
-        <w:rPr>
-          <w:rFonts w:ascii="Times New Roman" w:hAnsi="Times New Roman" w:cs="Times New Roman"/>
-          <w:sz w:val="20"/>
-          <w:szCs w:val="20"/>
-          <w:lang w:val="en-US"/>
-        </w:rPr>
-        <w:t>the dominant factors reducing maintainability.</w:t>
-      </w:r>
-      <w:r>
-        <w:rPr>
-          <w:rFonts w:ascii="Times New Roman" w:hAnsi="Times New Roman" w:cs="Times New Roman"/>
-          <w:sz w:val="20"/>
-          <w:szCs w:val="20"/>
-          <w:lang w:val="en-US"/>
-        </w:rPr>
-        <w:br/>
-      </w:r>
-      <w:r>
-        <w:rPr>
-          <w:rFonts w:ascii="Times New Roman" w:hAnsi="Times New Roman" w:cs="Times New Roman"/>
-          <w:sz w:val="20"/>
-          <w:szCs w:val="20"/>
-        </w:rPr>
-        <w:t xml:space="preserve">Nearly 16% of units fall into the high or very high complexity categories, which strongly </w:t>
-      </w:r>
-      <w:r>
-        <w:rPr>
-          <w:rFonts w:ascii="Times New Roman" w:hAnsi="Times New Roman" w:cs="Times New Roman"/>
-          <w:sz w:val="20"/>
-          <w:szCs w:val="20"/>
+        </w:rPr>
+      </w:pPr>
+    </w:p>
+    <w:p>
+      <w:pPr>
+        <w:pStyle w:val="Lijstalinea"/>
+        <w:numPr>
+          <w:ilvl w:val="1"/>
+          <w:numId w:val="1"/>
+        </w:numPr>
+        <w:spacing w:after="0" w:line="240" w:lineRule="auto"/>
+        <w:rPr>
+          <w:rFonts w:ascii="Times New Roman" w:hAnsi="Times New Roman" w:cs="Times New Roman"/>
+          <w:sz w:val="20"/>
+          <w:szCs w:val="20"/>
+        </w:rPr>
+      </w:pPr>
+      <w:r>
+        <w:rPr>
+          <w:rFonts w:ascii="Times New Roman" w:hAnsi="Times New Roman" w:cs="Times New Roman"/>
+          <w:sz w:val="20"/>
+          <w:szCs w:val="20"/>
+          <w:lang w:val="nl-BE"/>
+        </w:rPr>
+        <w:t>HSqldb visualization</w:t>
+      </w:r>
+    </w:p>
+    <w:p>
+      <w:pPr>
+        <w:pStyle w:val="Lijstalinea"/>
+        <w:spacing w:after="0" w:line="240" w:lineRule="auto"/>
+        <w:ind w:left="1440"/>
+        <w:rPr>
+          <w:rFonts w:ascii="Times New Roman" w:hAnsi="Times New Roman" w:cs="Times New Roman"/>
+          <w:sz w:val="20"/>
+          <w:szCs w:val="20"/>
+        </w:rPr>
+      </w:pPr>
+    </w:p>
+    <w:p>
+      <w:pPr>
+        <w:pStyle w:val="Lijstalinea"/>
+        <w:spacing w:after="0" w:line="240" w:lineRule="auto"/>
+        <w:ind w:left="1440"/>
+      </w:pPr>
+      <w:r>
+        <w:rPr>
+          <w:noProof/>
+        </w:rPr>
+        <w:drawing>
+          <wp:inline distT="0" distB="0" distL="0" distR="0" wp14:anchorId="78376E54" wp14:editId="01813943">
+            <wp:extent cx="5314950" cy="3048000"/>
+            <wp:effectExtent l="0" t="0" r="0" b="0"/>
+            <wp:docPr id="869911080" name="drawing"/>
+            <wp:cNvGraphicFramePr>
+              <a:graphicFrameLocks xmlns:a="http://schemas.openxmlformats.org/drawingml/2006/main" noChangeAspect="1"/>
+            </wp:cNvGraphicFramePr>
+            <a:graphic xmlns:a="http://schemas.openxmlformats.org/drawingml/2006/main">
+              <a:graphicData uri="http://schemas.openxmlformats.org/drawingml/2006/picture">
+                <pic:pic xmlns:pic="http://schemas.openxmlformats.org/drawingml/2006/picture">
+                  <pic:nvPicPr>
+                    <pic:cNvPr id="869911080" name="Picture 869911080"/>
+                    <pic:cNvPicPr/>
+                  </pic:nvPicPr>
+                  <pic:blipFill>
+                    <a:blip r:embed="rId14">
+                      <a:extLst>
+                        <a:ext uri="{28A0092B-C50C-407E-A947-70E740481C1C}">
+                          <a14:useLocalDpi xmlns:a14="http://schemas.microsoft.com/office/drawing/2010/main"/>
+                        </a:ext>
+                      </a:extLst>
+                    </a:blip>
+                    <a:stretch>
+                      <a:fillRect/>
+                    </a:stretch>
+                  </pic:blipFill>
+                  <pic:spPr>
+                    <a:xfrm>
+                      <a:off x="0" y="0"/>
+                      <a:ext cx="5314950" cy="3048000"/>
+                    </a:xfrm>
+                    <a:prstGeom prst="rect">
+                      <a:avLst/>
+                    </a:prstGeom>
+                  </pic:spPr>
+                </pic:pic>
+              </a:graphicData>
+            </a:graphic>
+          </wp:inline>
+        </w:drawing>
+      </w:r>
+    </w:p>
+    <w:p>
+      <w:pPr>
+        <w:spacing w:after="0" w:line="240" w:lineRule="auto"/>
+        <w:ind w:left="1440"/>
+        <w:rPr>
+          <w:rFonts w:ascii="Times New Roman" w:hAnsi="Times New Roman" w:cs="Times New Roman"/>
+          <w:sz w:val="20"/>
+          <w:szCs w:val="20"/>
+          <w:lang w:val="en-US"/>
+        </w:rPr>
+      </w:pPr>
+      <w:r>
+        <w:rPr>
+          <w:rFonts w:ascii="Times New Roman" w:hAnsi="Times New Roman" w:cs="Times New Roman"/>
+          <w:sz w:val="20"/>
+          <w:szCs w:val="20"/>
+          <w:lang w:val="en-US"/>
+        </w:rPr>
+        <w:t>There are 3 files which are extremely big, which indicates these could be refactored.</w:t>
+      </w:r>
+    </w:p>
+    <w:p>
+      <w:pPr>
+        <w:spacing w:after="0" w:line="240" w:lineRule="auto"/>
+        <w:ind w:left="1440"/>
+        <w:rPr>
+          <w:rFonts w:ascii="Times New Roman" w:hAnsi="Times New Roman" w:cs="Times New Roman"/>
+          <w:sz w:val="20"/>
+          <w:szCs w:val="20"/>
+          <w:lang w:val="en-US"/>
+        </w:rPr>
+      </w:pPr>
+    </w:p>
+    <w:p>
+      <w:pPr>
+        <w:spacing w:after="0" w:line="240" w:lineRule="auto"/>
+        <w:ind w:left="1440"/>
+      </w:pPr>
+      <w:r>
+        <w:rPr>
+          <w:noProof/>
+        </w:rPr>
+        <w:drawing>
+          <wp:inline distT="0" distB="0" distL="0" distR="0" wp14:anchorId="0D3BAF20" wp14:editId="21324A8C">
+            <wp:extent cx="5286375" cy="3244206"/>
+            <wp:effectExtent l="0" t="0" r="0" b="0"/>
+            <wp:docPr id="1760490204" name="drawing"/>
+            <wp:cNvGraphicFramePr>
+              <a:graphicFrameLocks xmlns:a="http://schemas.openxmlformats.org/drawingml/2006/main" noChangeAspect="1"/>
+            </wp:cNvGraphicFramePr>
+            <a:graphic xmlns:a="http://schemas.openxmlformats.org/drawingml/2006/main">
+              <a:graphicData uri="http://schemas.openxmlformats.org/drawingml/2006/picture">
+                <pic:pic xmlns:pic="http://schemas.openxmlformats.org/drawingml/2006/picture">
+                  <pic:nvPicPr>
+                    <pic:cNvPr id="1760490204" name="Picture 1760490204"/>
+                    <pic:cNvPicPr/>
+                  </pic:nvPicPr>
+                  <pic:blipFill>
+                    <a:blip r:embed="rId15">
+                      <a:extLst>
+                        <a:ext uri="{28A0092B-C50C-407E-A947-70E740481C1C}">
+                          <a14:useLocalDpi xmlns:a14="http://schemas.microsoft.com/office/drawing/2010/main"/>
+                        </a:ext>
+                      </a:extLst>
+                    </a:blip>
+                    <a:stretch>
+                      <a:fillRect/>
+                    </a:stretch>
+                  </pic:blipFill>
+                  <pic:spPr>
+                    <a:xfrm>
+                      <a:off x="0" y="0"/>
+                      <a:ext cx="5291732" cy="3247494"/>
+                    </a:xfrm>
+                    <a:prstGeom prst="rect">
+                      <a:avLst/>
+                    </a:prstGeom>
+                  </pic:spPr>
+                </pic:pic>
+              </a:graphicData>
+            </a:graphic>
+          </wp:inline>
+        </w:drawing>
+      </w:r>
+    </w:p>
+    <w:p>
+      <w:pPr>
+        <w:pStyle w:val="Lijstalinea"/>
+        <w:spacing w:after="0" w:line="240" w:lineRule="auto"/>
+        <w:ind w:left="1440"/>
+        <w:rPr>
+          <w:rFonts w:ascii="Times New Roman" w:hAnsi="Times New Roman" w:cs="Times New Roman"/>
+          <w:sz w:val="20"/>
+          <w:szCs w:val="20"/>
+          <w:lang w:val="en-US"/>
+        </w:rPr>
+      </w:pPr>
+      <w:r>
+        <w:rPr>
+          <w:rFonts w:ascii="Times New Roman" w:hAnsi="Times New Roman" w:cs="Times New Roman"/>
+          <w:sz w:val="20"/>
+          <w:szCs w:val="20"/>
+          <w:lang w:val="en-US"/>
+        </w:rPr>
+        <w:t>Similar to the SmallSQL results, t</w:t>
+      </w:r>
+      <w:r>
+        <w:rPr>
+          <w:rFonts w:ascii="Times New Roman" w:hAnsi="Times New Roman" w:cs="Times New Roman"/>
+          <w:sz w:val="20"/>
+          <w:szCs w:val="20"/>
+          <w:lang w:val="en-US"/>
+        </w:rPr>
+        <w:t>he "Very High" risk methods would require a disproportionate amount of maintenance effort because their high cyclomatic complexity makes them nearly impossible to fully test, leading to a higher probability of bugs whenever changes are made. While the vast majority of the system consists of "Simple" green methods that are modular and easy to maintain, the presence of the methods on the left suggests that core business logic is likely entangled in these complex blocks.</w:t>
+      </w:r>
+    </w:p>
+    <w:p>
+      <w:pPr>
+        <w:spacing w:after="0" w:line="240" w:lineRule="auto"/>
+        <w:ind w:left="1440"/>
+      </w:pPr>
+      <w:r>
+        <w:rPr>
+          <w:noProof/>
         </w:rPr>
         <w:lastRenderedPageBreak/>
-        <w:t xml:space="preserve">reduces changeability and testability. </w:t>
-      </w:r>
-      <w:r>
-        <w:rPr>
-          <w:rFonts w:ascii="Times New Roman" w:hAnsi="Times New Roman" w:cs="Times New Roman"/>
-          <w:sz w:val="20"/>
-          <w:szCs w:val="20"/>
-          <w:lang w:val="en-US"/>
-        </w:rPr>
-        <w:t>T</w:t>
-      </w:r>
-      <w:r>
-        <w:rPr>
-          <w:rFonts w:ascii="Times New Roman" w:hAnsi="Times New Roman" w:cs="Times New Roman"/>
-          <w:sz w:val="20"/>
-          <w:szCs w:val="20"/>
-        </w:rPr>
-        <w:t xml:space="preserve">he very high level of code duplication </w:t>
-      </w:r>
-      <w:r>
-        <w:rPr>
-          <w:rFonts w:ascii="Times New Roman" w:hAnsi="Times New Roman" w:cs="Times New Roman"/>
-          <w:sz w:val="20"/>
-          <w:szCs w:val="20"/>
-          <w:lang w:val="en-US"/>
-        </w:rPr>
-        <w:t xml:space="preserve">of </w:t>
-      </w:r>
-      <w:r>
-        <w:rPr>
-          <w:rFonts w:ascii="Times New Roman" w:hAnsi="Times New Roman" w:cs="Times New Roman"/>
-          <w:sz w:val="20"/>
-          <w:szCs w:val="20"/>
-        </w:rPr>
-        <w:t xml:space="preserve">39% severely undermines changeability and </w:t>
-      </w:r>
-      <w:proofErr w:type="spellStart"/>
-      <w:r>
-        <w:rPr>
-          <w:rFonts w:ascii="Times New Roman" w:hAnsi="Times New Roman" w:cs="Times New Roman"/>
-          <w:sz w:val="20"/>
-          <w:szCs w:val="20"/>
-          <w:lang w:val="en-US"/>
-        </w:rPr>
-        <w:t>analysability</w:t>
-      </w:r>
-      <w:proofErr w:type="spellEnd"/>
-      <w:r>
-        <w:rPr>
-          <w:rFonts w:ascii="Times New Roman" w:hAnsi="Times New Roman" w:cs="Times New Roman"/>
-          <w:sz w:val="20"/>
-          <w:szCs w:val="20"/>
-        </w:rPr>
-        <w:t>.</w:t>
-      </w:r>
-      <w:r>
-        <w:rPr>
-          <w:rFonts w:ascii="Times New Roman" w:hAnsi="Times New Roman" w:cs="Times New Roman"/>
-          <w:sz w:val="20"/>
-          <w:szCs w:val="20"/>
-          <w:lang w:val="en-US"/>
-        </w:rPr>
-        <w:t xml:space="preserve"> </w:t>
-      </w:r>
-      <w:r>
-        <w:rPr>
-          <w:rFonts w:ascii="Times New Roman" w:hAnsi="Times New Roman" w:cs="Times New Roman"/>
-          <w:sz w:val="20"/>
-          <w:szCs w:val="20"/>
-        </w:rPr>
-        <w:t>The results suggest that substantial refactoring, particularly focused on reducing duplication and simplifying complex units, would be required to significantly improve the system’s maintainability.</w:t>
-      </w:r>
-    </w:p>
-    <w:p>
-      <w:pPr>
-        <w:spacing w:after="0" w:line="240" w:lineRule="auto"/>
-        <w:rPr>
-          <w:rFonts w:ascii="Times New Roman" w:hAnsi="Times New Roman" w:cs="Times New Roman"/>
-          <w:sz w:val="20"/>
-          <w:szCs w:val="20"/>
-          <w:lang w:val="en-US"/>
-        </w:rPr>
-      </w:pPr>
-    </w:p>
-    <w:p>
-      <w:pPr>
-        <w:pStyle w:val="ListParagraph"/>
+        <w:drawing>
+          <wp:inline distT="0" distB="0" distL="0" distR="0" wp14:anchorId="5B89D556" wp14:editId="05198F39">
+            <wp:extent cx="5000625" cy="2667000"/>
+            <wp:effectExtent l="0" t="0" r="9525" b="0"/>
+            <wp:docPr id="1795972827" name="drawing"/>
+            <wp:cNvGraphicFramePr>
+              <a:graphicFrameLocks xmlns:a="http://schemas.openxmlformats.org/drawingml/2006/main" noChangeAspect="1"/>
+            </wp:cNvGraphicFramePr>
+            <a:graphic xmlns:a="http://schemas.openxmlformats.org/drawingml/2006/main">
+              <a:graphicData uri="http://schemas.openxmlformats.org/drawingml/2006/picture">
+                <pic:pic xmlns:pic="http://schemas.openxmlformats.org/drawingml/2006/picture">
+                  <pic:nvPicPr>
+                    <pic:cNvPr id="1795972827" name="Picture 1795972827"/>
+                    <pic:cNvPicPr/>
+                  </pic:nvPicPr>
+                  <pic:blipFill>
+                    <a:blip r:embed="rId16">
+                      <a:extLst>
+                        <a:ext uri="{28A0092B-C50C-407E-A947-70E740481C1C}">
+                          <a14:useLocalDpi xmlns:a14="http://schemas.microsoft.com/office/drawing/2010/main"/>
+                        </a:ext>
+                      </a:extLst>
+                    </a:blip>
+                    <a:stretch>
+                      <a:fillRect/>
+                    </a:stretch>
+                  </pic:blipFill>
+                  <pic:spPr>
+                    <a:xfrm>
+                      <a:off x="0" y="0"/>
+                      <a:ext cx="5000625" cy="2667000"/>
+                    </a:xfrm>
+                    <a:prstGeom prst="rect">
+                      <a:avLst/>
+                    </a:prstGeom>
+                  </pic:spPr>
+                </pic:pic>
+              </a:graphicData>
+            </a:graphic>
+          </wp:inline>
+        </w:drawing>
+      </w:r>
+    </w:p>
+    <w:p>
+      <w:pPr>
+        <w:spacing w:after="0" w:line="240" w:lineRule="auto"/>
+        <w:ind w:left="1440"/>
+        <w:rPr>
+          <w:rFonts w:ascii="Times New Roman" w:hAnsi="Times New Roman" w:cs="Times New Roman"/>
+          <w:sz w:val="20"/>
+          <w:szCs w:val="20"/>
+        </w:rPr>
+      </w:pPr>
+      <w:r>
+        <w:rPr>
+          <w:rFonts w:ascii="Times New Roman" w:hAnsi="Times New Roman" w:cs="Times New Roman"/>
+          <w:sz w:val="20"/>
+          <w:szCs w:val="20"/>
+          <w:lang w:val="en-US"/>
+        </w:rPr>
+        <w:t xml:space="preserve">By </w:t>
+      </w:r>
+      <w:r>
+        <w:rPr>
+          <w:rFonts w:ascii="Times New Roman" w:hAnsi="Times New Roman" w:cs="Times New Roman"/>
+          <w:sz w:val="20"/>
+          <w:szCs w:val="20"/>
+          <w:lang w:val="en-US"/>
+        </w:rPr>
+        <w:t>visualizing</w:t>
+      </w:r>
+      <w:r>
+        <w:rPr>
+          <w:rFonts w:ascii="Times New Roman" w:hAnsi="Times New Roman" w:cs="Times New Roman"/>
+          <w:sz w:val="20"/>
+          <w:szCs w:val="20"/>
+          <w:lang w:val="en-US"/>
+        </w:rPr>
+        <w:t xml:space="preserve"> the duplication of </w:t>
+      </w:r>
+      <w:r>
+        <w:rPr>
+          <w:rFonts w:ascii="Times New Roman" w:hAnsi="Times New Roman" w:cs="Times New Roman"/>
+          <w:sz w:val="20"/>
+          <w:szCs w:val="20"/>
+          <w:lang w:val="nl-BE"/>
+        </w:rPr>
+        <w:t xml:space="preserve">HSqldb, it is clear to see that </w:t>
+      </w:r>
+      <w:r>
+        <w:rPr>
+          <w:rFonts w:ascii="Times New Roman" w:hAnsi="Times New Roman" w:cs="Times New Roman"/>
+          <w:sz w:val="20"/>
+          <w:szCs w:val="20"/>
+          <w:lang w:val="nl-BE"/>
+        </w:rPr>
+        <w:t>there are several clusters. A big cluster seems to be forming around the code of the Hashmap</w:t>
+      </w:r>
+      <w:r>
+        <w:rPr>
+          <w:rFonts w:ascii="Times New Roman" w:hAnsi="Times New Roman" w:cs="Times New Roman"/>
+          <w:sz w:val="20"/>
+          <w:szCs w:val="20"/>
+          <w:lang w:val="nl-BE"/>
+        </w:rPr>
+        <w:t>, where some files share over 100 lines of duplicated code</w:t>
+      </w:r>
+      <w:r>
+        <w:rPr>
+          <w:rFonts w:ascii="Times New Roman" w:hAnsi="Times New Roman" w:cs="Times New Roman"/>
+          <w:sz w:val="20"/>
+          <w:szCs w:val="20"/>
+          <w:lang w:val="nl-BE"/>
+        </w:rPr>
+        <w:t xml:space="preserve">. </w:t>
+      </w:r>
+      <w:r>
+        <w:rPr>
+          <w:rFonts w:ascii="Times New Roman" w:hAnsi="Times New Roman" w:cs="Times New Roman"/>
+          <w:sz w:val="20"/>
+          <w:szCs w:val="20"/>
+          <w:lang w:val="nl-BE"/>
+        </w:rPr>
+        <w:t>Similar to the issue in SmallSql, abstraction can be used here to consolidate base functionality of the Hashmap into a shared base class.</w:t>
+      </w:r>
+    </w:p>
+    <w:p>
+      <w:pPr>
+        <w:spacing w:after="0" w:line="240" w:lineRule="auto"/>
+        <w:ind w:left="1440"/>
+        <w:rPr>
+          <w:rFonts w:ascii="Times New Roman" w:hAnsi="Times New Roman" w:cs="Times New Roman"/>
+          <w:sz w:val="20"/>
+          <w:szCs w:val="20"/>
+          <w:lang w:val="en-US"/>
+        </w:rPr>
+      </w:pPr>
+    </w:p>
+    <w:p>
+      <w:pPr>
+        <w:pStyle w:val="Lijstalinea"/>
         <w:numPr>
           <w:ilvl w:val="0"/>
           <w:numId w:val="1"/>
@@ -3545,7 +3647,7 @@
     </w:p>
     <w:p>
       <w:pPr>
-        <w:pStyle w:val="ListParagraph"/>
+        <w:pStyle w:val="Lijstalinea"/>
         <w:numPr>
           <w:ilvl w:val="1"/>
           <w:numId w:val="1"/>
@@ -3553,73 +3655,69 @@
         <w:spacing w:after="0" w:line="240" w:lineRule="auto"/>
         <w:rPr>
           <w:rFonts w:ascii="Times New Roman" w:hAnsi="Times New Roman" w:cs="Times New Roman"/>
-          <w:color w:val="EE0000"/>
-          <w:sz w:val="20"/>
-          <w:szCs w:val="20"/>
-        </w:rPr>
-      </w:pPr>
-      <w:r>
-        <w:rPr>
-          <w:rFonts w:ascii="Times New Roman" w:hAnsi="Times New Roman" w:cs="Times New Roman"/>
-          <w:color w:val="EE0000"/>
-          <w:sz w:val="20"/>
-          <w:szCs w:val="20"/>
-        </w:rPr>
-        <w:t>Validity. How accurate are the results you found and how have you validated</w:t>
-      </w:r>
-      <w:r>
-        <w:rPr>
-          <w:rFonts w:ascii="Times New Roman" w:hAnsi="Times New Roman" w:cs="Times New Roman"/>
-          <w:color w:val="EE0000"/>
-          <w:sz w:val="20"/>
-          <w:szCs w:val="20"/>
-          <w:lang w:val="en-US"/>
-        </w:rPr>
-        <w:t xml:space="preserve"> </w:t>
-      </w:r>
-      <w:r>
-        <w:rPr>
-          <w:rFonts w:ascii="Times New Roman" w:hAnsi="Times New Roman" w:cs="Times New Roman"/>
-          <w:color w:val="EE0000"/>
-          <w:sz w:val="20"/>
-          <w:szCs w:val="20"/>
-        </w:rPr>
-        <w:t>the accuracy?</w:t>
-      </w:r>
-      <w:r>
-        <w:rPr>
-          <w:rFonts w:ascii="Times New Roman" w:hAnsi="Times New Roman" w:cs="Times New Roman"/>
-          <w:color w:val="EE0000"/>
-          <w:sz w:val="20"/>
-          <w:szCs w:val="20"/>
-          <w:lang w:val="en-US"/>
-        </w:rPr>
-        <w:t xml:space="preserve"> </w:t>
-      </w:r>
-      <w:r>
-        <w:rPr>
-          <w:rFonts w:ascii="Times New Roman" w:hAnsi="Times New Roman" w:cs="Times New Roman"/>
-          <w:color w:val="EE0000"/>
-          <w:sz w:val="20"/>
-          <w:szCs w:val="20"/>
-          <w:lang w:val="en-US"/>
+          <w:sz w:val="20"/>
+          <w:szCs w:val="20"/>
+          <w:lang w:val="nl-BE"/>
+        </w:rPr>
+      </w:pPr>
+      <w:r>
+        <w:rPr>
+          <w:rFonts w:ascii="Times New Roman" w:hAnsi="Times New Roman" w:cs="Times New Roman"/>
+          <w:sz w:val="20"/>
+          <w:szCs w:val="20"/>
+          <w:lang w:val="nl-BE"/>
+        </w:rPr>
+        <w:t>Validity</w:t>
+      </w:r>
+      <w:r>
+        <w:rPr>
+          <w:rFonts w:ascii="Times New Roman" w:hAnsi="Times New Roman" w:cs="Times New Roman"/>
+          <w:sz w:val="20"/>
+          <w:szCs w:val="20"/>
+          <w:lang w:val="nl-BE"/>
+        </w:rPr>
+        <w:t xml:space="preserve">: </w:t>
+      </w:r>
+      <w:r>
+        <w:rPr>
+          <w:rFonts w:ascii="Times New Roman" w:hAnsi="Times New Roman" w:cs="Times New Roman"/>
+          <w:sz w:val="20"/>
+          <w:szCs w:val="20"/>
+          <w:lang w:val="nl-BE"/>
         </w:rPr>
         <w:br/>
       </w:r>
       <w:r>
         <w:rPr>
           <w:rFonts w:ascii="Times New Roman" w:hAnsi="Times New Roman" w:cs="Times New Roman"/>
-          <w:color w:val="EE0000"/>
-          <w:sz w:val="20"/>
-          <w:szCs w:val="20"/>
-          <w:lang w:val="nl-BE"/>
-        </w:rPr>
-        <w:t>Manual testing of each metric</w:t>
-      </w:r>
-    </w:p>
-    <w:p>
-      <w:pPr>
-        <w:pStyle w:val="ListParagraph"/>
+          <w:sz w:val="20"/>
+          <w:szCs w:val="20"/>
+          <w:lang w:val="nl-BE"/>
+        </w:rPr>
+        <w:t xml:space="preserve">Fine-grained manual static code analysis was performed at the file level to validate all calculated metrics by examining edge-case source code files and confirming that the measured values corresponded with those presented in the </w:t>
+      </w:r>
+      <w:r>
+        <w:rPr>
+          <w:rFonts w:ascii="Times New Roman" w:hAnsi="Times New Roman" w:cs="Times New Roman"/>
+          <w:sz w:val="20"/>
+          <w:szCs w:val="20"/>
+          <w:lang w:val="nl-BE"/>
+        </w:rPr>
+        <w:t>visualizations</w:t>
+      </w:r>
+      <w:r>
+        <w:rPr>
+          <w:rFonts w:ascii="Times New Roman" w:hAnsi="Times New Roman" w:cs="Times New Roman"/>
+          <w:sz w:val="20"/>
+          <w:szCs w:val="20"/>
+          <w:lang w:val="nl-BE"/>
+        </w:rPr>
+        <w:t>.</w:t>
+      </w:r>
+    </w:p>
+    <w:p>
+      <w:pPr>
+        <w:pStyle w:val="Lijstalinea"/>
         <w:numPr>
           <w:ilvl w:val="1"/>
           <w:numId w:val="1"/>
@@ -3629,32 +3727,604 @@
           <w:rFonts w:ascii="Times New Roman" w:hAnsi="Times New Roman" w:cs="Times New Roman"/>
           <w:sz w:val="20"/>
           <w:szCs w:val="20"/>
-        </w:rPr>
-      </w:pPr>
-      <w:r>
-        <w:rPr>
-          <w:rFonts w:ascii="Times New Roman" w:hAnsi="Times New Roman" w:cs="Times New Roman"/>
-          <w:color w:val="EE0000"/>
-          <w:sz w:val="20"/>
-          <w:szCs w:val="20"/>
-        </w:rPr>
-        <w:t>Evaluation of visualisation. Critically assess the developed visualisation, mention strength and weaknesses.</w:t>
-      </w:r>
-      <w:r>
-        <w:rPr>
-          <w:rFonts w:ascii="Times New Roman" w:hAnsi="Times New Roman" w:cs="Times New Roman"/>
-          <w:sz w:val="20"/>
-          <w:szCs w:val="20"/>
-          <w:lang w:val="en-US"/>
+          <w:lang w:val="nl-BE"/>
+        </w:rPr>
+      </w:pPr>
+      <w:r>
+        <w:rPr>
+          <w:rFonts w:ascii="Times New Roman" w:hAnsi="Times New Roman" w:cs="Times New Roman"/>
+          <w:sz w:val="20"/>
+          <w:szCs w:val="20"/>
+          <w:lang w:val="nl-BE"/>
+        </w:rPr>
+        <w:t>Visualization</w:t>
+      </w:r>
+      <w:r>
+        <w:rPr>
+          <w:rFonts w:ascii="Times New Roman" w:hAnsi="Times New Roman" w:cs="Times New Roman"/>
+          <w:sz w:val="20"/>
+          <w:szCs w:val="20"/>
+          <w:lang w:val="nl-BE"/>
+        </w:rPr>
+        <w:t xml:space="preserve"> Evaluation:</w:t>
+      </w:r>
+    </w:p>
+    <w:p>
+      <w:pPr>
+        <w:spacing w:after="0" w:line="240" w:lineRule="auto"/>
+        <w:ind w:left="1440"/>
+        <w:rPr>
+          <w:rFonts w:ascii="Times New Roman" w:hAnsi="Times New Roman" w:cs="Times New Roman"/>
+          <w:sz w:val="20"/>
+          <w:szCs w:val="20"/>
+          <w:lang w:val="nl-BE"/>
+        </w:rPr>
+      </w:pPr>
+      <w:r>
+        <w:rPr>
+          <w:rFonts w:ascii="Times New Roman" w:hAnsi="Times New Roman" w:cs="Times New Roman"/>
+          <w:sz w:val="20"/>
+          <w:szCs w:val="20"/>
+          <w:lang w:val="nl-BE"/>
+        </w:rPr>
+        <w:t xml:space="preserve">The treemap visualization applies a principled mapping of software metrics to visual features, aligning well with established visualization design principles. Each node represents a method, with its size encoding Lines of Code (LOC) and its color encoding risk based on Cyclomatic Complexity (CC), progressing from green (low risk) to orange and red (high and very high risk). This combination of area and color makes large, complex methods immediately </w:t>
+      </w:r>
+      <w:r>
+        <w:rPr>
+          <w:rFonts w:ascii="Times New Roman" w:hAnsi="Times New Roman" w:cs="Times New Roman"/>
+          <w:sz w:val="20"/>
+          <w:szCs w:val="20"/>
+          <w:lang w:val="nl-BE"/>
+        </w:rPr>
+        <w:t>recognizable</w:t>
+      </w:r>
+      <w:r>
+        <w:rPr>
+          <w:rFonts w:ascii="Times New Roman" w:hAnsi="Times New Roman" w:cs="Times New Roman"/>
+          <w:sz w:val="20"/>
+          <w:szCs w:val="20"/>
+          <w:lang w:val="nl-BE"/>
+        </w:rPr>
+        <w:t xml:space="preserve">, allowing high-risk bottlenecks to be identified </w:t>
+      </w:r>
+      <w:r>
+        <w:rPr>
+          <w:rFonts w:ascii="Times New Roman" w:hAnsi="Times New Roman" w:cs="Times New Roman"/>
+          <w:sz w:val="20"/>
+          <w:szCs w:val="20"/>
+          <w:lang w:val="nl-BE"/>
+        </w:rPr>
+        <w:t>immediately</w:t>
+      </w:r>
+      <w:r>
+        <w:rPr>
+          <w:rFonts w:ascii="Times New Roman" w:hAnsi="Times New Roman" w:cs="Times New Roman"/>
+          <w:sz w:val="20"/>
+          <w:szCs w:val="20"/>
+          <w:lang w:val="nl-BE"/>
+        </w:rPr>
+        <w:t>. The visualization scales effectively to large systems, providing an overview of the entire codebase, while interactive tooltips supply detailed contextual information without visual clutter. Although very small nodes become harder to distinguish in dense areas, the treemap remains a practical and effective representation that supports maintainability analysis and demonstrates the core “DNA” of visualization through the consistent and meaningful use of size and color encodings.</w:t>
+      </w:r>
+      <w:r>
+        <w:rPr>
+          <w:rFonts w:ascii="Times New Roman" w:hAnsi="Times New Roman" w:cs="Times New Roman"/>
+          <w:sz w:val="20"/>
+          <w:szCs w:val="20"/>
+          <w:lang w:val="nl-BE"/>
         </w:rPr>
         <w:br/>
       </w:r>
-    </w:p>
-    <w:p>
-      <w:pPr>
-        <w:pStyle w:val="ListParagraph"/>
+      <w:r>
+        <w:rPr>
+          <w:rFonts w:ascii="Times New Roman" w:hAnsi="Times New Roman" w:cs="Times New Roman"/>
+          <w:sz w:val="20"/>
+          <w:szCs w:val="20"/>
+          <w:lang w:val="nl-BE"/>
+        </w:rPr>
+        <w:br/>
+      </w:r>
+      <w:r>
+        <w:rPr>
+          <w:rFonts w:ascii="Times New Roman" w:hAnsi="Times New Roman" w:cs="Times New Roman"/>
+          <w:sz w:val="20"/>
+          <w:szCs w:val="20"/>
+          <w:lang w:val="nl-BE"/>
+        </w:rPr>
+        <w:t xml:space="preserve">The node-link diagram applies a principled mapping of duplication metrics to visual features, effectively revealing structural dependencies caused by duplicated code. Each node represents a Java source file, with node color encoding the total amount of duplicated lines of code (LOC), allowing files with higher duplication risk to stand out immediately. Edges represent duplicated LOC shared between files, where edge weight conveys the magnitude of </w:t>
+      </w:r>
+      <w:r>
+        <w:rPr>
+          <w:rFonts w:ascii="Times New Roman" w:hAnsi="Times New Roman" w:cs="Times New Roman"/>
+          <w:sz w:val="20"/>
+          <w:szCs w:val="20"/>
+          <w:lang w:val="nl-BE"/>
+        </w:rPr>
+        <w:t>duplication,</w:t>
+      </w:r>
+      <w:r>
+        <w:rPr>
+          <w:rFonts w:ascii="Times New Roman" w:hAnsi="Times New Roman" w:cs="Times New Roman"/>
+          <w:sz w:val="20"/>
+          <w:szCs w:val="20"/>
+          <w:lang w:val="nl-BE"/>
+        </w:rPr>
+        <w:t xml:space="preserve"> and edge color provides a quick visual indication of risk level.</w:t>
+      </w:r>
+      <w:r>
+        <w:rPr>
+          <w:rFonts w:ascii="Times New Roman" w:hAnsi="Times New Roman" w:cs="Times New Roman"/>
+          <w:sz w:val="20"/>
+          <w:szCs w:val="20"/>
+          <w:lang w:val="nl-BE"/>
+        </w:rPr>
+        <w:br/>
+      </w:r>
+      <w:r>
+        <w:rPr>
+          <w:rFonts w:ascii="Times New Roman" w:hAnsi="Times New Roman" w:cs="Times New Roman"/>
+          <w:sz w:val="20"/>
+          <w:szCs w:val="20"/>
+          <w:lang w:val="nl-BE"/>
+        </w:rPr>
+        <w:t>This combination of position, color, and line thickness makes clusters of heavily duplicated files clearly visible, highlighting areas where copy-paste practices are likely present. By exposing these clusters and their interdependencies, the visualization supports maintainability analysis and helps identify strong candidates for refactoring, as changes in one file are likely to propagate to related files within the same cluster.</w:t>
+      </w:r>
+    </w:p>
+    <w:p>
+      <w:pPr>
+        <w:spacing w:after="0" w:line="240" w:lineRule="auto"/>
+        <w:rPr>
+          <w:rFonts w:ascii="Times New Roman" w:hAnsi="Times New Roman" w:cs="Times New Roman"/>
+          <w:sz w:val="20"/>
+          <w:szCs w:val="20"/>
+          <w:lang w:val="nl-BE"/>
+        </w:rPr>
+      </w:pPr>
+    </w:p>
+    <w:p>
+      <w:pPr>
+        <w:spacing w:after="0" w:line="240" w:lineRule="auto"/>
+        <w:ind w:left="1440"/>
+        <w:rPr>
+          <w:rFonts w:ascii="Times New Roman" w:hAnsi="Times New Roman" w:cs="Times New Roman"/>
+          <w:sz w:val="20"/>
+          <w:szCs w:val="20"/>
+          <w:lang w:val="nl-BE"/>
+        </w:rPr>
+      </w:pPr>
+      <w:r>
+        <w:rPr>
+          <w:rFonts w:ascii="Times New Roman" w:hAnsi="Times New Roman" w:cs="Times New Roman"/>
+          <w:sz w:val="20"/>
+          <w:szCs w:val="20"/>
+          <w:lang w:val="nl-BE"/>
+        </w:rPr>
+        <w:t xml:space="preserve">Marian Petre and Ed de Quincey mention </w:t>
+      </w:r>
+      <w:r>
+        <w:rPr>
+          <w:rFonts w:ascii="Times New Roman" w:hAnsi="Times New Roman" w:cs="Times New Roman"/>
+          <w:sz w:val="20"/>
+          <w:szCs w:val="20"/>
+          <w:lang w:val="nl-BE"/>
+        </w:rPr>
+        <w:t xml:space="preserve">several </w:t>
+      </w:r>
+      <w:r>
+        <w:rPr>
+          <w:rFonts w:ascii="Times New Roman" w:hAnsi="Times New Roman" w:cs="Times New Roman"/>
+          <w:sz w:val="20"/>
+          <w:szCs w:val="20"/>
+          <w:lang w:val="nl-BE"/>
+        </w:rPr>
+        <w:t>pillars that can be used to enhance the</w:t>
+      </w:r>
+      <w:r>
+        <w:rPr>
+          <w:rFonts w:ascii="Times New Roman" w:hAnsi="Times New Roman" w:cs="Times New Roman"/>
+          <w:sz w:val="20"/>
+          <w:szCs w:val="20"/>
+          <w:lang w:val="nl-BE"/>
+        </w:rPr>
+        <w:t xml:space="preserve"> </w:t>
+      </w:r>
+      <w:r>
+        <w:rPr>
+          <w:rFonts w:ascii="Times New Roman" w:hAnsi="Times New Roman" w:cs="Times New Roman"/>
+          <w:sz w:val="20"/>
+          <w:szCs w:val="20"/>
+          <w:lang w:val="nl-BE"/>
+        </w:rPr>
+        <w:t xml:space="preserve">visualisation of software. </w:t>
+      </w:r>
+      <w:r>
+        <w:rPr>
+          <w:rFonts w:ascii="Times New Roman" w:hAnsi="Times New Roman" w:cs="Times New Roman"/>
+          <w:sz w:val="20"/>
+          <w:szCs w:val="20"/>
+          <w:lang w:val="nl-BE"/>
+        </w:rPr>
+        <w:t>T</w:t>
+      </w:r>
+      <w:r>
+        <w:rPr>
+          <w:rFonts w:ascii="Times New Roman" w:hAnsi="Times New Roman" w:cs="Times New Roman"/>
+          <w:sz w:val="20"/>
+          <w:szCs w:val="20"/>
+          <w:lang w:val="nl-BE"/>
+        </w:rPr>
+        <w:t xml:space="preserve">he </w:t>
+      </w:r>
+      <w:r>
+        <w:rPr>
+          <w:rFonts w:ascii="Times New Roman" w:hAnsi="Times New Roman" w:cs="Times New Roman"/>
+          <w:sz w:val="20"/>
+          <w:szCs w:val="20"/>
+          <w:lang w:val="nl-BE"/>
+        </w:rPr>
+        <w:t>t</w:t>
+      </w:r>
+      <w:r>
+        <w:rPr>
+          <w:rFonts w:ascii="Times New Roman" w:hAnsi="Times New Roman" w:cs="Times New Roman"/>
+          <w:sz w:val="20"/>
+          <w:szCs w:val="20"/>
+          <w:lang w:val="nl-BE"/>
+        </w:rPr>
+        <w:t xml:space="preserve">reemap and the </w:t>
+      </w:r>
+      <w:r>
+        <w:rPr>
+          <w:rFonts w:ascii="Times New Roman" w:hAnsi="Times New Roman" w:cs="Times New Roman"/>
+          <w:sz w:val="20"/>
+          <w:szCs w:val="20"/>
+          <w:lang w:val="nl-BE"/>
+        </w:rPr>
+        <w:t>d</w:t>
+      </w:r>
+      <w:r>
+        <w:rPr>
+          <w:rFonts w:ascii="Times New Roman" w:hAnsi="Times New Roman" w:cs="Times New Roman"/>
+          <w:sz w:val="20"/>
+          <w:szCs w:val="20"/>
+          <w:lang w:val="nl-BE"/>
+        </w:rPr>
+        <w:t>uplication</w:t>
+      </w:r>
+      <w:r>
+        <w:rPr>
+          <w:rFonts w:ascii="Times New Roman" w:hAnsi="Times New Roman" w:cs="Times New Roman"/>
+          <w:sz w:val="20"/>
+          <w:szCs w:val="20"/>
+          <w:lang w:val="nl-BE"/>
+        </w:rPr>
+        <w:t xml:space="preserve"> visualisation show multiple </w:t>
+      </w:r>
+      <w:r>
+        <w:rPr>
+          <w:rFonts w:ascii="Times New Roman" w:hAnsi="Times New Roman" w:cs="Times New Roman"/>
+          <w:sz w:val="20"/>
+          <w:szCs w:val="20"/>
+          <w:lang w:val="nl-BE"/>
+        </w:rPr>
+        <w:t>representations</w:t>
+      </w:r>
+      <w:r>
+        <w:rPr>
+          <w:rFonts w:ascii="Times New Roman" w:hAnsi="Times New Roman" w:cs="Times New Roman"/>
+          <w:sz w:val="20"/>
+          <w:szCs w:val="20"/>
+          <w:lang w:val="nl-BE"/>
+        </w:rPr>
+        <w:t xml:space="preserve"> of data in the same chart. This en</w:t>
+      </w:r>
+      <w:r>
+        <w:rPr>
+          <w:rFonts w:ascii="Times New Roman" w:hAnsi="Times New Roman" w:cs="Times New Roman"/>
+          <w:sz w:val="20"/>
+          <w:szCs w:val="20"/>
+          <w:lang w:val="nl-BE"/>
+        </w:rPr>
+        <w:t xml:space="preserve">ables developers to quickly spot arising issues </w:t>
+      </w:r>
+      <w:r>
+        <w:rPr>
+          <w:rFonts w:ascii="Times New Roman" w:hAnsi="Times New Roman" w:cs="Times New Roman"/>
+          <w:sz w:val="20"/>
+          <w:szCs w:val="20"/>
+          <w:lang w:val="nl-BE"/>
+        </w:rPr>
+        <w:t>by using this combined view of metrics</w:t>
+      </w:r>
+      <w:r>
+        <w:rPr>
+          <w:rFonts w:ascii="Times New Roman" w:hAnsi="Times New Roman" w:cs="Times New Roman"/>
+          <w:sz w:val="20"/>
+          <w:szCs w:val="20"/>
+          <w:lang w:val="nl-BE"/>
+        </w:rPr>
+        <w:t xml:space="preserve"> [1]</w:t>
+      </w:r>
+      <w:r>
+        <w:rPr>
+          <w:rFonts w:ascii="Times New Roman" w:hAnsi="Times New Roman" w:cs="Times New Roman"/>
+          <w:sz w:val="20"/>
+          <w:szCs w:val="20"/>
+          <w:lang w:val="nl-BE"/>
+        </w:rPr>
+        <w:t>.</w:t>
+      </w:r>
+      <w:r>
+        <w:rPr>
+          <w:rFonts w:ascii="Times New Roman" w:hAnsi="Times New Roman" w:cs="Times New Roman"/>
+          <w:sz w:val="20"/>
+          <w:szCs w:val="20"/>
+          <w:lang w:val="nl-BE"/>
+        </w:rPr>
+        <w:t xml:space="preserve"> This can help with the debugging process to </w:t>
+      </w:r>
+      <w:r>
+        <w:rPr>
+          <w:rFonts w:ascii="Times New Roman" w:hAnsi="Times New Roman" w:cs="Times New Roman"/>
+          <w:sz w:val="20"/>
+          <w:szCs w:val="20"/>
+          <w:lang w:val="nl-BE"/>
+        </w:rPr>
+        <w:t xml:space="preserve">get a detailed view of the specific components of the application. </w:t>
+      </w:r>
+      <w:r>
+        <w:rPr>
+          <w:rFonts w:ascii="Times New Roman" w:hAnsi="Times New Roman" w:cs="Times New Roman"/>
+          <w:sz w:val="20"/>
+          <w:szCs w:val="20"/>
+          <w:lang w:val="nl-BE"/>
+        </w:rPr>
+        <w:t xml:space="preserve">It </w:t>
+      </w:r>
+      <w:r>
+        <w:rPr>
+          <w:rFonts w:ascii="Times New Roman" w:hAnsi="Times New Roman" w:cs="Times New Roman"/>
+          <w:sz w:val="20"/>
+          <w:szCs w:val="20"/>
+          <w:lang w:val="nl-BE"/>
+        </w:rPr>
+        <w:t xml:space="preserve">proves </w:t>
+      </w:r>
+      <w:r>
+        <w:rPr>
+          <w:rFonts w:ascii="Times New Roman" w:hAnsi="Times New Roman" w:cs="Times New Roman"/>
+          <w:sz w:val="20"/>
+          <w:szCs w:val="20"/>
+          <w:lang w:val="nl-BE"/>
+        </w:rPr>
+        <w:t>especially</w:t>
+      </w:r>
+      <w:r>
+        <w:rPr>
+          <w:rFonts w:ascii="Times New Roman" w:hAnsi="Times New Roman" w:cs="Times New Roman"/>
+          <w:sz w:val="20"/>
+          <w:szCs w:val="20"/>
+          <w:lang w:val="nl-BE"/>
+        </w:rPr>
+        <w:t xml:space="preserve"> useful </w:t>
+      </w:r>
+      <w:r>
+        <w:rPr>
+          <w:rFonts w:ascii="Times New Roman" w:hAnsi="Times New Roman" w:cs="Times New Roman"/>
+          <w:sz w:val="20"/>
+          <w:szCs w:val="20"/>
+          <w:lang w:val="nl-BE"/>
+        </w:rPr>
+        <w:lastRenderedPageBreak/>
+        <w:t xml:space="preserve">in the case of large applications, such as HSqldb, </w:t>
+      </w:r>
+      <w:r>
+        <w:rPr>
+          <w:rFonts w:ascii="Times New Roman" w:hAnsi="Times New Roman" w:cs="Times New Roman"/>
+          <w:sz w:val="20"/>
+          <w:szCs w:val="20"/>
+          <w:lang w:val="nl-BE"/>
+        </w:rPr>
+        <w:t>where it can be hard to spot individual problems.</w:t>
+      </w:r>
+    </w:p>
+    <w:p>
+      <w:pPr>
+        <w:spacing w:after="0" w:line="240" w:lineRule="auto"/>
+        <w:ind w:left="1440"/>
+        <w:rPr>
+          <w:rFonts w:ascii="Times New Roman" w:hAnsi="Times New Roman" w:cs="Times New Roman"/>
+          <w:sz w:val="20"/>
+          <w:szCs w:val="20"/>
+          <w:lang w:val="nl-BE"/>
+        </w:rPr>
+      </w:pPr>
+    </w:p>
+    <w:p>
+      <w:pPr>
+        <w:spacing w:after="0" w:line="240" w:lineRule="auto"/>
+        <w:ind w:left="1440"/>
+        <w:rPr>
+          <w:rFonts w:ascii="Times New Roman" w:hAnsi="Times New Roman" w:cs="Times New Roman"/>
+          <w:sz w:val="20"/>
+          <w:szCs w:val="20"/>
+          <w:lang w:val="nl-BE"/>
+        </w:rPr>
+      </w:pPr>
+      <w:r>
+        <w:rPr>
+          <w:rFonts w:ascii="Times New Roman" w:hAnsi="Times New Roman" w:cs="Times New Roman"/>
+          <w:sz w:val="20"/>
+          <w:szCs w:val="20"/>
+          <w:lang w:val="nl-BE"/>
+        </w:rPr>
+        <w:t>Coarse grained views, such as the treemap we used, is a good example of a visualisation targeting very large systems</w:t>
+      </w:r>
+      <w:r>
+        <w:rPr>
+          <w:rFonts w:ascii="Times New Roman" w:hAnsi="Times New Roman" w:cs="Times New Roman"/>
+          <w:sz w:val="20"/>
+          <w:szCs w:val="20"/>
+          <w:lang w:val="nl-BE"/>
+        </w:rPr>
+        <w:t xml:space="preserve"> [2]</w:t>
+      </w:r>
+      <w:r>
+        <w:rPr>
+          <w:rFonts w:ascii="Times New Roman" w:hAnsi="Times New Roman" w:cs="Times New Roman"/>
+          <w:sz w:val="20"/>
+          <w:szCs w:val="20"/>
+          <w:lang w:val="nl-BE"/>
+        </w:rPr>
+        <w:t xml:space="preserve">. </w:t>
+      </w:r>
+    </w:p>
+    <w:p>
+      <w:pPr>
+        <w:spacing w:after="0" w:line="240" w:lineRule="auto"/>
+        <w:rPr>
+          <w:rFonts w:ascii="Times New Roman" w:hAnsi="Times New Roman" w:cs="Times New Roman"/>
+          <w:sz w:val="20"/>
+          <w:szCs w:val="20"/>
+          <w:lang w:val="nl-BE"/>
+        </w:rPr>
+      </w:pPr>
+    </w:p>
+    <w:p>
+      <w:pPr>
+        <w:spacing w:after="0" w:line="240" w:lineRule="auto"/>
+        <w:ind w:left="720" w:firstLine="720"/>
+        <w:rPr>
+          <w:rFonts w:ascii="Times New Roman" w:hAnsi="Times New Roman" w:cs="Times New Roman"/>
+          <w:sz w:val="20"/>
+          <w:szCs w:val="20"/>
+          <w:lang w:val="nl-BE"/>
+        </w:rPr>
+      </w:pPr>
+      <w:r>
+        <w:rPr>
+          <w:rFonts w:ascii="Times New Roman" w:hAnsi="Times New Roman" w:cs="Times New Roman"/>
+          <w:sz w:val="20"/>
+          <w:szCs w:val="20"/>
+          <w:lang w:val="nl-BE"/>
+        </w:rPr>
+        <w:t xml:space="preserve">Both visualisations can become visually cluttered as the size of the codebase grows, </w:t>
+      </w:r>
+      <w:r>
+        <w:rPr>
+          <w:rFonts w:ascii="Times New Roman" w:hAnsi="Times New Roman" w:cs="Times New Roman"/>
+          <w:sz w:val="20"/>
+          <w:szCs w:val="20"/>
+          <w:lang w:val="nl-BE"/>
+        </w:rPr>
+        <w:tab/>
+      </w:r>
+      <w:r>
+        <w:rPr>
+          <w:rFonts w:ascii="Times New Roman" w:hAnsi="Times New Roman" w:cs="Times New Roman"/>
+          <w:sz w:val="20"/>
+          <w:szCs w:val="20"/>
+          <w:lang w:val="nl-BE"/>
+        </w:rPr>
+        <w:tab/>
+      </w:r>
+      <w:r>
+        <w:rPr>
+          <w:rFonts w:ascii="Times New Roman" w:hAnsi="Times New Roman" w:cs="Times New Roman"/>
+          <w:sz w:val="20"/>
+          <w:szCs w:val="20"/>
+          <w:lang w:val="nl-BE"/>
+        </w:rPr>
+        <w:t>making it difficult to distinguish individual elements.</w:t>
+      </w:r>
+      <w:r>
+        <w:rPr>
+          <w:rFonts w:ascii="Times New Roman" w:hAnsi="Times New Roman" w:cs="Times New Roman"/>
+          <w:sz w:val="20"/>
+          <w:szCs w:val="20"/>
+          <w:lang w:val="nl-BE"/>
+        </w:rPr>
+        <w:br/>
+      </w:r>
+      <w:r>
+        <w:rPr>
+          <w:rFonts w:ascii="Times New Roman" w:hAnsi="Times New Roman" w:cs="Times New Roman"/>
+          <w:sz w:val="20"/>
+          <w:szCs w:val="20"/>
+          <w:lang w:val="nl-BE"/>
+        </w:rPr>
+        <w:tab/>
+      </w:r>
+      <w:r>
+        <w:rPr>
+          <w:rFonts w:ascii="Times New Roman" w:hAnsi="Times New Roman" w:cs="Times New Roman"/>
+          <w:sz w:val="20"/>
+          <w:szCs w:val="20"/>
+          <w:lang w:val="nl-BE"/>
+        </w:rPr>
+        <w:t xml:space="preserve">The treemap makes small methods hard to interpret, while the node-link diagram can </w:t>
+      </w:r>
+      <w:r>
+        <w:rPr>
+          <w:rFonts w:ascii="Times New Roman" w:hAnsi="Times New Roman" w:cs="Times New Roman"/>
+          <w:sz w:val="20"/>
+          <w:szCs w:val="20"/>
+          <w:lang w:val="nl-BE"/>
+        </w:rPr>
+        <w:tab/>
+      </w:r>
+      <w:r>
+        <w:rPr>
+          <w:rFonts w:ascii="Times New Roman" w:hAnsi="Times New Roman" w:cs="Times New Roman"/>
+          <w:sz w:val="20"/>
+          <w:szCs w:val="20"/>
+          <w:lang w:val="nl-BE"/>
+        </w:rPr>
+        <w:t xml:space="preserve"> </w:t>
+      </w:r>
+      <w:r>
+        <w:rPr>
+          <w:rFonts w:ascii="Times New Roman" w:hAnsi="Times New Roman" w:cs="Times New Roman"/>
+          <w:sz w:val="20"/>
+          <w:szCs w:val="20"/>
+          <w:lang w:val="nl-BE"/>
+        </w:rPr>
+        <w:tab/>
+      </w:r>
+      <w:r>
+        <w:rPr>
+          <w:rFonts w:ascii="Times New Roman" w:hAnsi="Times New Roman" w:cs="Times New Roman"/>
+          <w:sz w:val="20"/>
+          <w:szCs w:val="20"/>
+          <w:lang w:val="nl-BE"/>
+        </w:rPr>
+        <w:t xml:space="preserve"> </w:t>
+      </w:r>
+      <w:r>
+        <w:rPr>
+          <w:rFonts w:ascii="Times New Roman" w:hAnsi="Times New Roman" w:cs="Times New Roman"/>
+          <w:sz w:val="20"/>
+          <w:szCs w:val="20"/>
+          <w:lang w:val="nl-BE"/>
+        </w:rPr>
+        <w:t>suffer from overlapping edges and nodes.</w:t>
+      </w:r>
+    </w:p>
+    <w:p>
+      <w:pPr>
+        <w:spacing w:after="0" w:line="240" w:lineRule="auto"/>
+        <w:rPr>
+          <w:rFonts w:ascii="Aptos" w:eastAsia="Aptos" w:hAnsi="Aptos" w:cs="Aptos"/>
+          <w:sz w:val="20"/>
+          <w:szCs w:val="20"/>
+          <w:lang w:val="en-US"/>
+        </w:rPr>
+      </w:pPr>
+    </w:p>
+    <w:p>
+      <w:pPr>
+        <w:pStyle w:val="Lijstalinea"/>
         <w:numPr>
-          <w:ilvl w:val="0"/>
+          <w:ilvl w:val="1"/>
           <w:numId w:val="1"/>
         </w:numPr>
         <w:spacing w:after="0" w:line="240" w:lineRule="auto"/>
@@ -3669,32 +4339,72 @@
           <w:rFonts w:ascii="Times New Roman" w:hAnsi="Times New Roman" w:cs="Times New Roman"/>
           <w:sz w:val="20"/>
           <w:szCs w:val="20"/>
-        </w:rPr>
-        <w:t xml:space="preserve">Cooperation. </w:t>
-      </w:r>
-    </w:p>
-    <w:p>
-      <w:pPr>
-        <w:pStyle w:val="ListParagraph"/>
-        <w:spacing w:after="0" w:line="240" w:lineRule="auto"/>
-        <w:rPr>
-          <w:rFonts w:ascii="Times New Roman" w:hAnsi="Times New Roman" w:cs="Times New Roman"/>
-          <w:sz w:val="20"/>
-          <w:szCs w:val="20"/>
-        </w:rPr>
-      </w:pPr>
-      <w:r>
-        <w:rPr>
-          <w:rFonts w:ascii="Times New Roman" w:hAnsi="Times New Roman" w:cs="Times New Roman"/>
-          <w:sz w:val="20"/>
-          <w:szCs w:val="20"/>
-        </w:rPr>
-        <w:t>Version control was done via Github. Initially the work was done on the main branch to get the project started. We then transitioned to working with fseperate eature branches, which we then completed using pull requests. This approach reduced the risk of merge conflicts and a clear understanding between the team member of the specific features.</w:t>
-      </w:r>
-    </w:p>
-    <w:p>
-      <w:pPr>
-        <w:pStyle w:val="ListParagraph"/>
+          <w:lang w:val="en-US"/>
+        </w:rPr>
+        <w:t>Cooperation.</w:t>
+      </w:r>
+    </w:p>
+    <w:p>
+      <w:pPr>
+        <w:pStyle w:val="Lijstalinea"/>
+        <w:spacing w:after="0" w:line="240" w:lineRule="auto"/>
+        <w:ind w:left="1440"/>
+        <w:rPr>
+          <w:rFonts w:ascii="Times New Roman" w:hAnsi="Times New Roman" w:cs="Times New Roman"/>
+          <w:sz w:val="20"/>
+          <w:szCs w:val="20"/>
+          <w:lang w:val="en-US"/>
+        </w:rPr>
+      </w:pPr>
+      <w:r>
+        <w:rPr>
+          <w:rFonts w:ascii="Times New Roman" w:hAnsi="Times New Roman" w:cs="Times New Roman"/>
+          <w:sz w:val="20"/>
+          <w:szCs w:val="20"/>
+          <w:lang w:val="en-US"/>
+        </w:rPr>
+        <w:t xml:space="preserve">Version control was done via Github. Initially the work was done on the main branch to get the project started. We then transitioned to working with </w:t>
+      </w:r>
+      <w:r>
+        <w:rPr>
+          <w:rFonts w:ascii="Times New Roman" w:hAnsi="Times New Roman" w:cs="Times New Roman"/>
+          <w:sz w:val="20"/>
+          <w:szCs w:val="20"/>
+          <w:lang w:val="en-US"/>
+        </w:rPr>
+        <w:t>separate</w:t>
+      </w:r>
+      <w:r>
+        <w:rPr>
+          <w:rFonts w:ascii="Times New Roman" w:hAnsi="Times New Roman" w:cs="Times New Roman"/>
+          <w:sz w:val="20"/>
+          <w:szCs w:val="20"/>
+          <w:lang w:val="en-US"/>
+        </w:rPr>
+        <w:t xml:space="preserve"> </w:t>
+      </w:r>
+      <w:r>
+        <w:rPr>
+          <w:rFonts w:ascii="Times New Roman" w:hAnsi="Times New Roman" w:cs="Times New Roman"/>
+          <w:sz w:val="20"/>
+          <w:szCs w:val="20"/>
+          <w:lang w:val="en-US"/>
+        </w:rPr>
+        <w:t>f</w:t>
+      </w:r>
+      <w:r>
+        <w:rPr>
+          <w:rFonts w:ascii="Times New Roman" w:hAnsi="Times New Roman" w:cs="Times New Roman"/>
+          <w:sz w:val="20"/>
+          <w:szCs w:val="20"/>
+          <w:lang w:val="en-US"/>
+        </w:rPr>
+        <w:t>eature branches, which we then completed using pull requests. This approach reduced the risk of merge conflicts and a clear understanding between the team member of the specific features.</w:t>
+      </w:r>
+    </w:p>
+    <w:p>
+      <w:pPr>
+        <w:pStyle w:val="Lijstalinea"/>
         <w:spacing w:after="0" w:line="240" w:lineRule="auto"/>
         <w:rPr>
           <w:rFonts w:ascii="Times New Roman" w:hAnsi="Times New Roman" w:cs="Times New Roman"/>
@@ -3711,7 +4421,7 @@
           <w:lang w:val="en-US"/>
         </w:rPr>
         <w:drawing>
-          <wp:inline distT="0" distB="0" distL="0" distR="0" wp14:anchorId="3F8F2FCD" wp14:editId="60BAC7E8">
+          <wp:inline distT="0" distB="0" distL="0" distR="0" wp14:anchorId="3F8F2FCD" wp14:editId="409837C7">
             <wp:extent cx="5731510" cy="821690"/>
             <wp:effectExtent l="0" t="0" r="0" b="3810"/>
             <wp:docPr id="1798164677" name="Picture 2" descr="A screenshot of a social media post&#10;&#10;AI-generated content may be incorrect."/>
@@ -3726,7 +4436,7 @@
                     <pic:cNvPicPr/>
                   </pic:nvPicPr>
                   <pic:blipFill>
-                    <a:blip r:embed="rId14" cstate="print">
+                    <a:blip r:embed="rId17" cstate="print">
                       <a:extLst>
                         <a:ext uri="{28A0092B-C50C-407E-A947-70E740481C1C}">
                           <a14:useLocalDpi xmlns:a14="http://schemas.microsoft.com/office/drawing/2010/main" val="0"/>
@@ -3755,79 +4465,42 @@
     </w:p>
     <w:p>
       <w:pPr>
-        <w:pStyle w:val="ListParagraph"/>
-        <w:spacing w:after="0" w:line="240" w:lineRule="auto"/>
-        <w:rPr>
-          <w:rFonts w:ascii="Times New Roman" w:hAnsi="Times New Roman" w:cs="Times New Roman"/>
-          <w:sz w:val="20"/>
-          <w:szCs w:val="20"/>
-        </w:rPr>
-      </w:pPr>
-      <w:r>
-        <w:rPr>
-          <w:rFonts w:ascii="Times New Roman" w:hAnsi="Times New Roman" w:cs="Times New Roman"/>
-          <w:sz w:val="20"/>
-          <w:szCs w:val="20"/>
-          <w:lang w:val="en-US"/>
-        </w:rPr>
-        <w:br/>
-      </w:r>
-      <w:r>
-        <w:rPr>
-          <w:rFonts w:ascii="Times New Roman" w:hAnsi="Times New Roman" w:cs="Times New Roman"/>
-          <w:sz w:val="20"/>
-          <w:szCs w:val="20"/>
-        </w:rPr>
-        <w:t>Task division was discussed during weekly meetings. Serge was responsible for developing the evaluation metrics</w:t>
-      </w:r>
-      <w:r>
-        <w:rPr>
-          <w:rFonts w:ascii="Times New Roman" w:hAnsi="Times New Roman" w:cs="Times New Roman"/>
-          <w:sz w:val="20"/>
-          <w:szCs w:val="20"/>
-          <w:lang w:val="en-US"/>
-        </w:rPr>
-        <w:t xml:space="preserve">, the </w:t>
-      </w:r>
-      <w:proofErr w:type="spellStart"/>
-      <w:r>
-        <w:rPr>
-          <w:rFonts w:ascii="Times New Roman" w:hAnsi="Times New Roman" w:cs="Times New Roman"/>
-          <w:sz w:val="20"/>
-          <w:szCs w:val="20"/>
-          <w:lang w:val="en-US"/>
-        </w:rPr>
-        <w:t>barchart</w:t>
-      </w:r>
-      <w:proofErr w:type="spellEnd"/>
-      <w:r>
-        <w:rPr>
-          <w:rFonts w:ascii="Times New Roman" w:hAnsi="Times New Roman" w:cs="Times New Roman"/>
-          <w:sz w:val="20"/>
-          <w:szCs w:val="20"/>
-          <w:lang w:val="en-US"/>
-        </w:rPr>
-        <w:t xml:space="preserve"> and </w:t>
-      </w:r>
-      <w:proofErr w:type="spellStart"/>
-      <w:r>
-        <w:rPr>
-          <w:rFonts w:ascii="Times New Roman" w:hAnsi="Times New Roman" w:cs="Times New Roman"/>
-          <w:sz w:val="20"/>
-          <w:szCs w:val="20"/>
-          <w:lang w:val="en-US"/>
-        </w:rPr>
-        <w:t>treemap</w:t>
-      </w:r>
-      <w:proofErr w:type="spellEnd"/>
-      <w:r>
-        <w:rPr>
-          <w:rFonts w:ascii="Times New Roman" w:hAnsi="Times New Roman" w:cs="Times New Roman"/>
-          <w:sz w:val="20"/>
-          <w:szCs w:val="20"/>
-          <w:lang w:val="en-US"/>
-        </w:rPr>
-        <w:t xml:space="preserve"> visualizations</w:t>
+        <w:pStyle w:val="Lijstalinea"/>
+        <w:spacing w:after="0" w:line="240" w:lineRule="auto"/>
+        <w:ind w:firstLine="720"/>
+        <w:rPr>
+          <w:rFonts w:ascii="Times New Roman" w:hAnsi="Times New Roman" w:cs="Times New Roman"/>
+          <w:sz w:val="20"/>
+          <w:szCs w:val="20"/>
+        </w:rPr>
+      </w:pPr>
+      <w:r>
+        <w:rPr>
+          <w:rFonts w:ascii="Times New Roman" w:hAnsi="Times New Roman" w:cs="Times New Roman"/>
+          <w:sz w:val="20"/>
+          <w:szCs w:val="20"/>
+        </w:rPr>
+        <w:t xml:space="preserve">Task division was discussed during weekly meetings. Serge was responsible for developing </w:t>
+      </w:r>
+      <w:r>
+        <w:tab/>
+      </w:r>
+      <w:r>
+        <w:rPr>
+          <w:rFonts w:ascii="Times New Roman" w:hAnsi="Times New Roman" w:cs="Times New Roman"/>
+          <w:sz w:val="20"/>
+          <w:szCs w:val="20"/>
+        </w:rPr>
+        <w:t>the evaluation metrics</w:t>
+      </w:r>
+      <w:r>
+        <w:rPr>
+          <w:rFonts w:ascii="Times New Roman" w:hAnsi="Times New Roman" w:cs="Times New Roman"/>
+          <w:sz w:val="20"/>
+          <w:szCs w:val="20"/>
+          <w:lang w:val="en-US"/>
+        </w:rPr>
+        <w:t>, the barchart and treemap visualizations</w:t>
       </w:r>
       <w:r>
         <w:rPr>
@@ -3843,7 +4516,18 @@
           <w:sz w:val="20"/>
           <w:szCs w:val="20"/>
         </w:rPr>
-        <w:t xml:space="preserve"> helped refine the metrics,</w:t>
+        <w:t xml:space="preserve"> helped refine the </w:t>
+      </w:r>
+      <w:r>
+        <w:tab/>
+      </w:r>
+      <w:r>
+        <w:rPr>
+          <w:rFonts w:ascii="Times New Roman" w:hAnsi="Times New Roman" w:cs="Times New Roman"/>
+          <w:sz w:val="20"/>
+          <w:szCs w:val="20"/>
+        </w:rPr>
+        <w:t>metrics,</w:t>
       </w:r>
       <w:r>
         <w:rPr>
@@ -3883,55 +4567,192 @@
           <w:sz w:val="20"/>
           <w:szCs w:val="20"/>
         </w:rPr>
-        <w:t>. The software-independent file generation was a joint effort, with both members contributing collaboratively. This approach ensured clear ownership of tasks while maintaining effective collaboration and consistency across the codebase.</w:t>
-      </w:r>
-    </w:p>
-    <w:p>
-      <w:pPr>
-        <w:spacing w:after="0" w:line="240" w:lineRule="auto"/>
-        <w:rPr>
-          <w:rFonts w:ascii="Times New Roman" w:hAnsi="Times New Roman" w:cs="Times New Roman"/>
-          <w:sz w:val="20"/>
-          <w:szCs w:val="20"/>
-          <w:lang w:val="en-US"/>
-        </w:rPr>
-      </w:pPr>
-    </w:p>
-    <w:p>
-      <w:pPr>
-        <w:spacing w:after="0" w:line="240" w:lineRule="auto"/>
-        <w:rPr>
-          <w:rFonts w:ascii="Times New Roman" w:hAnsi="Times New Roman" w:cs="Times New Roman"/>
-          <w:sz w:val="20"/>
-          <w:szCs w:val="20"/>
-        </w:rPr>
-      </w:pPr>
-      <w:r>
-        <w:rPr>
-          <w:rFonts w:ascii="Times New Roman" w:hAnsi="Times New Roman" w:cs="Times New Roman"/>
-          <w:sz w:val="20"/>
-          <w:szCs w:val="20"/>
-        </w:rPr>
-        <w:t>The length of your report should be equivalent to 3 text-filled pages, excluding pro-</w:t>
-      </w:r>
-    </w:p>
-    <w:p>
-      <w:pPr>
-        <w:spacing w:after="0" w:line="240" w:lineRule="auto"/>
-        <w:rPr>
-          <w:rFonts w:ascii="Times New Roman" w:hAnsi="Times New Roman" w:cs="Times New Roman"/>
-          <w:sz w:val="20"/>
-          <w:szCs w:val="20"/>
-        </w:rPr>
-      </w:pPr>
-      <w:r>
-        <w:rPr>
-          <w:rFonts w:ascii="Times New Roman" w:hAnsi="Times New Roman" w:cs="Times New Roman"/>
-          <w:sz w:val="20"/>
-          <w:szCs w:val="20"/>
-        </w:rPr>
-        <w:t>gram output, figures and tables.</w:t>
-      </w:r>
+        <w:t>. The software-</w:t>
+      </w:r>
+      <w:r>
+        <w:tab/>
+      </w:r>
+      <w:r>
+        <w:rPr>
+          <w:rFonts w:ascii="Times New Roman" w:hAnsi="Times New Roman" w:cs="Times New Roman"/>
+          <w:sz w:val="20"/>
+          <w:szCs w:val="20"/>
+        </w:rPr>
+        <w:t xml:space="preserve">independent file generation was a joint effort, with both members contributing collaboratively. </w:t>
+      </w:r>
+      <w:r>
+        <w:tab/>
+      </w:r>
+      <w:r>
+        <w:rPr>
+          <w:rFonts w:ascii="Times New Roman" w:hAnsi="Times New Roman" w:cs="Times New Roman"/>
+          <w:sz w:val="20"/>
+          <w:szCs w:val="20"/>
+        </w:rPr>
+        <w:t xml:space="preserve">This approach ensured clear ownership of tasks while maintaining effective collaboration and </w:t>
+      </w:r>
+      <w:r>
+        <w:tab/>
+      </w:r>
+      <w:r>
+        <w:rPr>
+          <w:rFonts w:ascii="Times New Roman" w:hAnsi="Times New Roman" w:cs="Times New Roman"/>
+          <w:sz w:val="20"/>
+          <w:szCs w:val="20"/>
+        </w:rPr>
+        <w:t>consistency across the codebase.</w:t>
+      </w:r>
+    </w:p>
+    <w:p>
+      <w:pPr>
+        <w:pStyle w:val="Lijstalinea"/>
+        <w:spacing w:after="0" w:line="240" w:lineRule="auto"/>
+        <w:ind w:firstLine="720"/>
+        <w:rPr>
+          <w:rFonts w:ascii="Times New Roman" w:hAnsi="Times New Roman" w:cs="Times New Roman"/>
+          <w:sz w:val="20"/>
+          <w:szCs w:val="20"/>
+        </w:rPr>
+      </w:pPr>
+    </w:p>
+    <w:p>
+      <w:pPr>
+        <w:pStyle w:val="Lijstalinea"/>
+        <w:spacing w:after="0" w:line="240" w:lineRule="auto"/>
+        <w:ind w:firstLine="720"/>
+        <w:rPr>
+          <w:rFonts w:ascii="Times New Roman" w:hAnsi="Times New Roman" w:cs="Times New Roman"/>
+          <w:b/>
+          <w:bCs/>
+          <w:sz w:val="20"/>
+          <w:szCs w:val="20"/>
+        </w:rPr>
+      </w:pPr>
+      <w:r>
+        <w:rPr>
+          <w:rFonts w:ascii="Times New Roman" w:hAnsi="Times New Roman" w:cs="Times New Roman"/>
+          <w:b/>
+          <w:bCs/>
+          <w:sz w:val="20"/>
+          <w:szCs w:val="20"/>
+        </w:rPr>
+        <w:t>References</w:t>
+      </w:r>
+    </w:p>
+    <w:p>
+      <w:pPr>
+        <w:pStyle w:val="Lijstalinea"/>
+        <w:spacing w:after="0" w:line="240" w:lineRule="auto"/>
+        <w:ind w:firstLine="720"/>
+        <w:rPr>
+          <w:rFonts w:ascii="Times New Roman" w:hAnsi="Times New Roman" w:cs="Times New Roman"/>
+          <w:sz w:val="20"/>
+          <w:szCs w:val="20"/>
+        </w:rPr>
+      </w:pPr>
+    </w:p>
+    <w:p>
+      <w:pPr>
+        <w:pStyle w:val="Lijstalinea"/>
+        <w:spacing w:after="0" w:line="240" w:lineRule="auto"/>
+        <w:ind w:firstLine="720"/>
+        <w:rPr>
+          <w:rFonts w:ascii="Times New Roman" w:hAnsi="Times New Roman" w:cs="Times New Roman"/>
+          <w:sz w:val="20"/>
+          <w:szCs w:val="20"/>
+          <w:lang w:val="en-US"/>
+        </w:rPr>
+      </w:pPr>
+      <w:r>
+        <w:rPr>
+          <w:rFonts w:ascii="Times New Roman" w:hAnsi="Times New Roman" w:cs="Times New Roman"/>
+          <w:sz w:val="20"/>
+          <w:szCs w:val="20"/>
+          <w:lang w:val="en-US"/>
+        </w:rPr>
+        <w:t xml:space="preserve">[1] Petre, M., &amp; De Quincey, E. (2006). A gentle overview of software visualisation. PPIG </w:t>
+      </w:r>
+      <w:r>
+        <w:tab/>
+      </w:r>
+      <w:r>
+        <w:rPr>
+          <w:rFonts w:ascii="Times New Roman" w:hAnsi="Times New Roman" w:cs="Times New Roman"/>
+          <w:sz w:val="20"/>
+          <w:szCs w:val="20"/>
+          <w:lang w:val="en-US"/>
+        </w:rPr>
+        <w:t>Newsletter.</w:t>
+      </w:r>
+    </w:p>
+    <w:p>
+      <w:pPr>
+        <w:pStyle w:val="Lijstalinea"/>
+        <w:spacing w:after="0" w:line="240" w:lineRule="auto"/>
+        <w:ind w:firstLine="720"/>
+        <w:rPr>
+          <w:rFonts w:ascii="Times New Roman" w:hAnsi="Times New Roman" w:cs="Times New Roman"/>
+          <w:sz w:val="20"/>
+          <w:szCs w:val="20"/>
+          <w:lang w:val="en-US"/>
+        </w:rPr>
+      </w:pPr>
+    </w:p>
+    <w:p>
+      <w:pPr>
+        <w:pStyle w:val="Lijstalinea"/>
+        <w:spacing w:after="0" w:line="240" w:lineRule="auto"/>
+        <w:ind w:firstLine="720"/>
+        <w:rPr>
+          <w:rFonts w:ascii="Times New Roman" w:hAnsi="Times New Roman" w:cs="Times New Roman"/>
+          <w:sz w:val="20"/>
+          <w:szCs w:val="20"/>
+          <w:lang w:val="en-US"/>
+        </w:rPr>
+      </w:pPr>
+      <w:r>
+        <w:rPr>
+          <w:rFonts w:ascii="Times New Roman" w:hAnsi="Times New Roman" w:cs="Times New Roman"/>
+          <w:sz w:val="20"/>
+          <w:szCs w:val="20"/>
+          <w:lang w:val="en-US"/>
+        </w:rPr>
+        <w:t xml:space="preserve">[2] Lanza, Michele &amp; Ducasse, Stéphane. (2004). CodeCrawler - An Extensible and Language </w:t>
+      </w:r>
+      <w:r>
+        <w:tab/>
+      </w:r>
+      <w:r>
+        <w:rPr>
+          <w:rFonts w:ascii="Times New Roman" w:hAnsi="Times New Roman" w:cs="Times New Roman"/>
+          <w:sz w:val="20"/>
+          <w:szCs w:val="20"/>
+          <w:lang w:val="en-US"/>
+        </w:rPr>
+        <w:t>Independent 2D and 3D Software Visualization Tool.</w:t>
+      </w:r>
+    </w:p>
+    <w:p>
+      <w:pPr>
+        <w:pStyle w:val="Lijstalinea"/>
+        <w:spacing w:after="0" w:line="240" w:lineRule="auto"/>
+        <w:ind w:firstLine="720"/>
+        <w:rPr>
+          <w:rFonts w:ascii="Times New Roman" w:hAnsi="Times New Roman" w:cs="Times New Roman"/>
+          <w:sz w:val="20"/>
+          <w:szCs w:val="20"/>
+        </w:rPr>
+      </w:pPr>
+    </w:p>
+    <w:p>
+      <w:pPr>
+        <w:spacing w:after="0" w:line="240" w:lineRule="auto"/>
+        <w:rPr>
+          <w:rFonts w:ascii="Times New Roman" w:hAnsi="Times New Roman" w:cs="Times New Roman"/>
+          <w:sz w:val="20"/>
+          <w:szCs w:val="20"/>
+        </w:rPr>
+      </w:pPr>
     </w:p>
     <w:sectPr>
       <w:pgSz w:w="11906" w:h="16838"/>
@@ -4921,7 +5742,7 @@
         <w:kern w:val="2"/>
         <w:sz w:val="24"/>
         <w:szCs w:val="30"/>
-        <w:lang w:val="en-BE" w:eastAsia="en-US" w:bidi="mni-IN"/>
+        <w:lang w:eastAsia="en-US" w:bidi="mni-IN"/>
         <w14:ligatures w14:val="standardContextual"/>
       </w:rPr>
     </w:rPrDefault>
@@ -5309,15 +6130,15 @@
     <w:lsdException w:name="Unresolved Mention" w:semiHidden="1" w:unhideWhenUsed="1"/>
     <w:lsdException w:name="Smart Link" w:semiHidden="1" w:unhideWhenUsed="1"/>
   </w:latentStyles>
-  <w:style w:type="paragraph" w:default="1" w:styleId="Normal">
+  <w:style w:type="paragraph" w:default="1" w:styleId="Standaard">
     <w:name w:val="Normal"/>
     <w:qFormat/>
   </w:style>
-  <w:style w:type="paragraph" w:styleId="Heading1">
+  <w:style w:type="paragraph" w:styleId="Kop1">
     <w:name w:val="heading 1"/>
-    <w:basedOn w:val="Normal"/>
-    <w:next w:val="Normal"/>
-    <w:link w:val="Heading1Char"/>
+    <w:basedOn w:val="Standaard"/>
+    <w:next w:val="Standaard"/>
+    <w:link w:val="Kop1Char"/>
     <w:uiPriority w:val="9"/>
     <w:qFormat/>
     <w:rsid w:val="00AE38C5"/>
@@ -5334,11 +6155,11 @@
       <w:szCs w:val="50"/>
     </w:rPr>
   </w:style>
-  <w:style w:type="paragraph" w:styleId="Heading2">
+  <w:style w:type="paragraph" w:styleId="Kop2">
     <w:name w:val="heading 2"/>
-    <w:basedOn w:val="Normal"/>
-    <w:next w:val="Normal"/>
-    <w:link w:val="Heading2Char"/>
+    <w:basedOn w:val="Standaard"/>
+    <w:next w:val="Standaard"/>
+    <w:link w:val="Kop2Char"/>
     <w:uiPriority w:val="9"/>
     <w:semiHidden/>
     <w:unhideWhenUsed/>
@@ -5357,11 +6178,11 @@
       <w:szCs w:val="40"/>
     </w:rPr>
   </w:style>
-  <w:style w:type="paragraph" w:styleId="Heading3">
+  <w:style w:type="paragraph" w:styleId="Kop3">
     <w:name w:val="heading 3"/>
-    <w:basedOn w:val="Normal"/>
-    <w:next w:val="Normal"/>
-    <w:link w:val="Heading3Char"/>
+    <w:basedOn w:val="Standaard"/>
+    <w:next w:val="Standaard"/>
+    <w:link w:val="Kop3Char"/>
     <w:uiPriority w:val="9"/>
     <w:semiHidden/>
     <w:unhideWhenUsed/>
@@ -5380,11 +6201,11 @@
       <w:szCs w:val="35"/>
     </w:rPr>
   </w:style>
-  <w:style w:type="paragraph" w:styleId="Heading4">
+  <w:style w:type="paragraph" w:styleId="Kop4">
     <w:name w:val="heading 4"/>
-    <w:basedOn w:val="Normal"/>
-    <w:next w:val="Normal"/>
-    <w:link w:val="Heading4Char"/>
+    <w:basedOn w:val="Standaard"/>
+    <w:next w:val="Standaard"/>
+    <w:link w:val="Kop4Char"/>
     <w:uiPriority w:val="9"/>
     <w:semiHidden/>
     <w:unhideWhenUsed/>
@@ -5403,11 +6224,11 @@
       <w:color w:val="0F4761" w:themeColor="accent1" w:themeShade="BF"/>
     </w:rPr>
   </w:style>
-  <w:style w:type="paragraph" w:styleId="Heading5">
+  <w:style w:type="paragraph" w:styleId="Kop5">
     <w:name w:val="heading 5"/>
-    <w:basedOn w:val="Normal"/>
-    <w:next w:val="Normal"/>
-    <w:link w:val="Heading5Char"/>
+    <w:basedOn w:val="Standaard"/>
+    <w:next w:val="Standaard"/>
+    <w:link w:val="Kop5Char"/>
     <w:uiPriority w:val="9"/>
     <w:semiHidden/>
     <w:unhideWhenUsed/>
@@ -5424,11 +6245,11 @@
       <w:color w:val="0F4761" w:themeColor="accent1" w:themeShade="BF"/>
     </w:rPr>
   </w:style>
-  <w:style w:type="paragraph" w:styleId="Heading6">
+  <w:style w:type="paragraph" w:styleId="Kop6">
     <w:name w:val="heading 6"/>
-    <w:basedOn w:val="Normal"/>
-    <w:next w:val="Normal"/>
-    <w:link w:val="Heading6Char"/>
+    <w:basedOn w:val="Standaard"/>
+    <w:next w:val="Standaard"/>
+    <w:link w:val="Kop6Char"/>
     <w:uiPriority w:val="9"/>
     <w:semiHidden/>
     <w:unhideWhenUsed/>
@@ -5447,11 +6268,11 @@
       <w:color w:val="595959" w:themeColor="text1" w:themeTint="A6"/>
     </w:rPr>
   </w:style>
-  <w:style w:type="paragraph" w:styleId="Heading7">
+  <w:style w:type="paragraph" w:styleId="Kop7">
     <w:name w:val="heading 7"/>
-    <w:basedOn w:val="Normal"/>
-    <w:next w:val="Normal"/>
-    <w:link w:val="Heading7Char"/>
+    <w:basedOn w:val="Standaard"/>
+    <w:next w:val="Standaard"/>
+    <w:link w:val="Kop7Char"/>
     <w:uiPriority w:val="9"/>
     <w:semiHidden/>
     <w:unhideWhenUsed/>
@@ -5468,11 +6289,11 @@
       <w:color w:val="595959" w:themeColor="text1" w:themeTint="A6"/>
     </w:rPr>
   </w:style>
-  <w:style w:type="paragraph" w:styleId="Heading8">
+  <w:style w:type="paragraph" w:styleId="Kop8">
     <w:name w:val="heading 8"/>
-    <w:basedOn w:val="Normal"/>
-    <w:next w:val="Normal"/>
-    <w:link w:val="Heading8Char"/>
+    <w:basedOn w:val="Standaard"/>
+    <w:next w:val="Standaard"/>
+    <w:link w:val="Kop8Char"/>
     <w:uiPriority w:val="9"/>
     <w:semiHidden/>
     <w:unhideWhenUsed/>
@@ -5491,11 +6312,11 @@
       <w:color w:val="272727" w:themeColor="text1" w:themeTint="D8"/>
     </w:rPr>
   </w:style>
-  <w:style w:type="paragraph" w:styleId="Heading9">
+  <w:style w:type="paragraph" w:styleId="Kop9">
     <w:name w:val="heading 9"/>
-    <w:basedOn w:val="Normal"/>
-    <w:next w:val="Normal"/>
-    <w:link w:val="Heading9Char"/>
+    <w:basedOn w:val="Standaard"/>
+    <w:next w:val="Standaard"/>
+    <w:link w:val="Kop9Char"/>
     <w:uiPriority w:val="9"/>
     <w:semiHidden/>
     <w:unhideWhenUsed/>
@@ -5512,13 +6333,13 @@
       <w:color w:val="272727" w:themeColor="text1" w:themeTint="D8"/>
     </w:rPr>
   </w:style>
-  <w:style w:type="character" w:default="1" w:styleId="DefaultParagraphFont">
+  <w:style w:type="character" w:default="1" w:styleId="Standaardalinea-lettertype">
     <w:name w:val="Default Paragraph Font"/>
     <w:uiPriority w:val="1"/>
     <w:semiHidden/>
     <w:unhideWhenUsed/>
   </w:style>
-  <w:style w:type="table" w:default="1" w:styleId="TableNormal">
+  <w:style w:type="table" w:default="1" w:styleId="Standaardtabel">
     <w:name w:val="Normal Table"/>
     <w:uiPriority w:val="99"/>
     <w:semiHidden/>
@@ -5533,16 +6354,16 @@
       </w:tblCellMar>
     </w:tblPr>
   </w:style>
-  <w:style w:type="numbering" w:default="1" w:styleId="NoList">
+  <w:style w:type="numbering" w:default="1" w:styleId="Geenlijst">
     <w:name w:val="No List"/>
     <w:uiPriority w:val="99"/>
     <w:semiHidden/>
     <w:unhideWhenUsed/>
   </w:style>
-  <w:style w:type="character" w:customStyle="1" w:styleId="Heading1Char">
-    <w:name w:val="Heading 1 Char"/>
-    <w:basedOn w:val="DefaultParagraphFont"/>
-    <w:link w:val="Heading1"/>
+  <w:style w:type="character" w:customStyle="1" w:styleId="Kop1Char">
+    <w:name w:val="Kop 1 Char"/>
+    <w:basedOn w:val="Standaardalinea-lettertype"/>
+    <w:link w:val="Kop1"/>
     <w:uiPriority w:val="9"/>
     <w:rsid w:val="00AE38C5"/>
     <w:rPr>
@@ -5552,10 +6373,10 @@
       <w:szCs w:val="50"/>
     </w:rPr>
   </w:style>
-  <w:style w:type="character" w:customStyle="1" w:styleId="Heading2Char">
-    <w:name w:val="Heading 2 Char"/>
-    <w:basedOn w:val="DefaultParagraphFont"/>
-    <w:link w:val="Heading2"/>
+  <w:style w:type="character" w:customStyle="1" w:styleId="Kop2Char">
+    <w:name w:val="Kop 2 Char"/>
+    <w:basedOn w:val="Standaardalinea-lettertype"/>
+    <w:link w:val="Kop2"/>
     <w:uiPriority w:val="9"/>
     <w:semiHidden/>
     <w:rsid w:val="00AE38C5"/>
@@ -5566,10 +6387,10 @@
       <w:szCs w:val="40"/>
     </w:rPr>
   </w:style>
-  <w:style w:type="character" w:customStyle="1" w:styleId="Heading3Char">
-    <w:name w:val="Heading 3 Char"/>
-    <w:basedOn w:val="DefaultParagraphFont"/>
-    <w:link w:val="Heading3"/>
+  <w:style w:type="character" w:customStyle="1" w:styleId="Kop3Char">
+    <w:name w:val="Kop 3 Char"/>
+    <w:basedOn w:val="Standaardalinea-lettertype"/>
+    <w:link w:val="Kop3"/>
     <w:uiPriority w:val="9"/>
     <w:semiHidden/>
     <w:rsid w:val="00AE38C5"/>
@@ -5580,10 +6401,10 @@
       <w:szCs w:val="35"/>
     </w:rPr>
   </w:style>
-  <w:style w:type="character" w:customStyle="1" w:styleId="Heading4Char">
-    <w:name w:val="Heading 4 Char"/>
-    <w:basedOn w:val="DefaultParagraphFont"/>
-    <w:link w:val="Heading4"/>
+  <w:style w:type="character" w:customStyle="1" w:styleId="Kop4Char">
+    <w:name w:val="Kop 4 Char"/>
+    <w:basedOn w:val="Standaardalinea-lettertype"/>
+    <w:link w:val="Kop4"/>
     <w:uiPriority w:val="9"/>
     <w:semiHidden/>
     <w:rsid w:val="00AE38C5"/>
@@ -5594,10 +6415,10 @@
       <w:color w:val="0F4761" w:themeColor="accent1" w:themeShade="BF"/>
     </w:rPr>
   </w:style>
-  <w:style w:type="character" w:customStyle="1" w:styleId="Heading5Char">
-    <w:name w:val="Heading 5 Char"/>
-    <w:basedOn w:val="DefaultParagraphFont"/>
-    <w:link w:val="Heading5"/>
+  <w:style w:type="character" w:customStyle="1" w:styleId="Kop5Char">
+    <w:name w:val="Kop 5 Char"/>
+    <w:basedOn w:val="Standaardalinea-lettertype"/>
+    <w:link w:val="Kop5"/>
     <w:uiPriority w:val="9"/>
     <w:semiHidden/>
     <w:rsid w:val="00AE38C5"/>
@@ -5606,10 +6427,10 @@
       <w:color w:val="0F4761" w:themeColor="accent1" w:themeShade="BF"/>
     </w:rPr>
   </w:style>
-  <w:style w:type="character" w:customStyle="1" w:styleId="Heading6Char">
-    <w:name w:val="Heading 6 Char"/>
-    <w:basedOn w:val="DefaultParagraphFont"/>
-    <w:link w:val="Heading6"/>
+  <w:style w:type="character" w:customStyle="1" w:styleId="Kop6Char">
+    <w:name w:val="Kop 6 Char"/>
+    <w:basedOn w:val="Standaardalinea-lettertype"/>
+    <w:link w:val="Kop6"/>
     <w:uiPriority w:val="9"/>
     <w:semiHidden/>
     <w:rsid w:val="00AE38C5"/>
@@ -5620,10 +6441,10 @@
       <w:color w:val="595959" w:themeColor="text1" w:themeTint="A6"/>
     </w:rPr>
   </w:style>
-  <w:style w:type="character" w:customStyle="1" w:styleId="Heading7Char">
-    <w:name w:val="Heading 7 Char"/>
-    <w:basedOn w:val="DefaultParagraphFont"/>
-    <w:link w:val="Heading7"/>
+  <w:style w:type="character" w:customStyle="1" w:styleId="Kop7Char">
+    <w:name w:val="Kop 7 Char"/>
+    <w:basedOn w:val="Standaardalinea-lettertype"/>
+    <w:link w:val="Kop7"/>
     <w:uiPriority w:val="9"/>
     <w:semiHidden/>
     <w:rsid w:val="00AE38C5"/>
@@ -5632,10 +6453,10 @@
       <w:color w:val="595959" w:themeColor="text1" w:themeTint="A6"/>
     </w:rPr>
   </w:style>
-  <w:style w:type="character" w:customStyle="1" w:styleId="Heading8Char">
-    <w:name w:val="Heading 8 Char"/>
-    <w:basedOn w:val="DefaultParagraphFont"/>
-    <w:link w:val="Heading8"/>
+  <w:style w:type="character" w:customStyle="1" w:styleId="Kop8Char">
+    <w:name w:val="Kop 8 Char"/>
+    <w:basedOn w:val="Standaardalinea-lettertype"/>
+    <w:link w:val="Kop8"/>
     <w:uiPriority w:val="9"/>
     <w:semiHidden/>
     <w:rsid w:val="00AE38C5"/>
@@ -5646,10 +6467,10 @@
       <w:color w:val="272727" w:themeColor="text1" w:themeTint="D8"/>
     </w:rPr>
   </w:style>
-  <w:style w:type="character" w:customStyle="1" w:styleId="Heading9Char">
-    <w:name w:val="Heading 9 Char"/>
-    <w:basedOn w:val="DefaultParagraphFont"/>
-    <w:link w:val="Heading9"/>
+  <w:style w:type="character" w:customStyle="1" w:styleId="Kop9Char">
+    <w:name w:val="Kop 9 Char"/>
+    <w:basedOn w:val="Standaardalinea-lettertype"/>
+    <w:link w:val="Kop9"/>
     <w:uiPriority w:val="9"/>
     <w:semiHidden/>
     <w:rsid w:val="00AE38C5"/>
@@ -5658,11 +6479,11 @@
       <w:color w:val="272727" w:themeColor="text1" w:themeTint="D8"/>
     </w:rPr>
   </w:style>
-  <w:style w:type="paragraph" w:styleId="Title">
+  <w:style w:type="paragraph" w:styleId="Titel">
     <w:name w:val="Title"/>
-    <w:basedOn w:val="Normal"/>
-    <w:next w:val="Normal"/>
-    <w:link w:val="TitleChar"/>
+    <w:basedOn w:val="Standaard"/>
+    <w:next w:val="Standaard"/>
+    <w:link w:val="TitelChar"/>
     <w:uiPriority w:val="10"/>
     <w:qFormat/>
     <w:rsid w:val="00AE38C5"/>
@@ -5678,10 +6499,10 @@
       <w:szCs w:val="71"/>
     </w:rPr>
   </w:style>
-  <w:style w:type="character" w:customStyle="1" w:styleId="TitleChar">
-    <w:name w:val="Title Char"/>
-    <w:basedOn w:val="DefaultParagraphFont"/>
-    <w:link w:val="Title"/>
+  <w:style w:type="character" w:customStyle="1" w:styleId="TitelChar">
+    <w:name w:val="Titel Char"/>
+    <w:basedOn w:val="Standaardalinea-lettertype"/>
+    <w:link w:val="Titel"/>
     <w:uiPriority w:val="10"/>
     <w:rsid w:val="00AE38C5"/>
     <w:rPr>
@@ -5692,11 +6513,11 @@
       <w:szCs w:val="71"/>
     </w:rPr>
   </w:style>
-  <w:style w:type="paragraph" w:styleId="Subtitle">
+  <w:style w:type="paragraph" w:styleId="Ondertitel">
     <w:name w:val="Subtitle"/>
-    <w:basedOn w:val="Normal"/>
-    <w:next w:val="Normal"/>
-    <w:link w:val="SubtitleChar"/>
+    <w:basedOn w:val="Standaard"/>
+    <w:next w:val="Standaard"/>
+    <w:link w:val="OndertitelChar"/>
     <w:uiPriority w:val="11"/>
     <w:qFormat/>
     <w:rsid w:val="00AE38C5"/>
@@ -5713,10 +6534,10 @@
       <w:szCs w:val="35"/>
     </w:rPr>
   </w:style>
-  <w:style w:type="character" w:customStyle="1" w:styleId="SubtitleChar">
-    <w:name w:val="Subtitle Char"/>
-    <w:basedOn w:val="DefaultParagraphFont"/>
-    <w:link w:val="Subtitle"/>
+  <w:style w:type="character" w:customStyle="1" w:styleId="OndertitelChar">
+    <w:name w:val="Ondertitel Char"/>
+    <w:basedOn w:val="Standaardalinea-lettertype"/>
+    <w:link w:val="Ondertitel"/>
     <w:uiPriority w:val="11"/>
     <w:rsid w:val="00AE38C5"/>
     <w:rPr>
@@ -5727,11 +6548,11 @@
       <w:szCs w:val="35"/>
     </w:rPr>
   </w:style>
-  <w:style w:type="paragraph" w:styleId="Quote">
+  <w:style w:type="paragraph" w:styleId="Citaat">
     <w:name w:val="Quote"/>
-    <w:basedOn w:val="Normal"/>
-    <w:next w:val="Normal"/>
-    <w:link w:val="QuoteChar"/>
+    <w:basedOn w:val="Standaard"/>
+    <w:next w:val="Standaard"/>
+    <w:link w:val="CitaatChar"/>
     <w:uiPriority w:val="29"/>
     <w:qFormat/>
     <w:rsid w:val="00AE38C5"/>
@@ -5745,10 +6566,10 @@
       <w:color w:val="404040" w:themeColor="text1" w:themeTint="BF"/>
     </w:rPr>
   </w:style>
-  <w:style w:type="character" w:customStyle="1" w:styleId="QuoteChar">
-    <w:name w:val="Quote Char"/>
-    <w:basedOn w:val="DefaultParagraphFont"/>
-    <w:link w:val="Quote"/>
+  <w:style w:type="character" w:customStyle="1" w:styleId="CitaatChar">
+    <w:name w:val="Citaat Char"/>
+    <w:basedOn w:val="Standaardalinea-lettertype"/>
+    <w:link w:val="Citaat"/>
     <w:uiPriority w:val="29"/>
     <w:rsid w:val="00AE38C5"/>
     <w:rPr>
@@ -5757,9 +6578,9 @@
       <w:color w:val="404040" w:themeColor="text1" w:themeTint="BF"/>
     </w:rPr>
   </w:style>
-  <w:style w:type="paragraph" w:styleId="ListParagraph">
+  <w:style w:type="paragraph" w:styleId="Lijstalinea">
     <w:name w:val="List Paragraph"/>
-    <w:basedOn w:val="Normal"/>
+    <w:basedOn w:val="Standaard"/>
     <w:uiPriority w:val="34"/>
     <w:qFormat/>
     <w:rsid w:val="00AE38C5"/>
@@ -5768,9 +6589,9 @@
       <w:contextualSpacing/>
     </w:pPr>
   </w:style>
-  <w:style w:type="character" w:styleId="IntenseEmphasis">
+  <w:style w:type="character" w:styleId="Intensievebenadrukking">
     <w:name w:val="Intense Emphasis"/>
-    <w:basedOn w:val="DefaultParagraphFont"/>
+    <w:basedOn w:val="Standaardalinea-lettertype"/>
     <w:uiPriority w:val="21"/>
     <w:qFormat/>
     <w:rsid w:val="00AE38C5"/>
@@ -5780,11 +6601,11 @@
       <w:color w:val="0F4761" w:themeColor="accent1" w:themeShade="BF"/>
     </w:rPr>
   </w:style>
-  <w:style w:type="paragraph" w:styleId="IntenseQuote">
+  <w:style w:type="paragraph" w:styleId="Duidelijkcitaat">
     <w:name w:val="Intense Quote"/>
-    <w:basedOn w:val="Normal"/>
-    <w:next w:val="Normal"/>
-    <w:link w:val="IntenseQuoteChar"/>
+    <w:basedOn w:val="Standaard"/>
+    <w:next w:val="Standaard"/>
+    <w:link w:val="DuidelijkcitaatChar"/>
     <w:uiPriority w:val="30"/>
     <w:qFormat/>
     <w:rsid w:val="00AE38C5"/>
@@ -5803,10 +6624,10 @@
       <w:color w:val="0F4761" w:themeColor="accent1" w:themeShade="BF"/>
     </w:rPr>
   </w:style>
-  <w:style w:type="character" w:customStyle="1" w:styleId="IntenseQuoteChar">
-    <w:name w:val="Intense Quote Char"/>
-    <w:basedOn w:val="DefaultParagraphFont"/>
-    <w:link w:val="IntenseQuote"/>
+  <w:style w:type="character" w:customStyle="1" w:styleId="DuidelijkcitaatChar">
+    <w:name w:val="Duidelijk citaat Char"/>
+    <w:basedOn w:val="Standaardalinea-lettertype"/>
+    <w:link w:val="Duidelijkcitaat"/>
     <w:uiPriority w:val="30"/>
     <w:rsid w:val="00AE38C5"/>
     <w:rPr>
@@ -5815,9 +6636,9 @@
       <w:color w:val="0F4761" w:themeColor="accent1" w:themeShade="BF"/>
     </w:rPr>
   </w:style>
-  <w:style w:type="character" w:styleId="IntenseReference">
+  <w:style w:type="character" w:styleId="Intensieveverwijzing">
     <w:name w:val="Intense Reference"/>
-    <w:basedOn w:val="DefaultParagraphFont"/>
+    <w:basedOn w:val="Standaardalinea-lettertype"/>
     <w:uiPriority w:val="32"/>
     <w:qFormat/>
     <w:rsid w:val="00AE38C5"/>
@@ -5831,7 +6652,7 @@
   </w:style>
   <w:style w:type="character" w:styleId="HTMLCode">
     <w:name w:val="HTML Code"/>
-    <w:basedOn w:val="DefaultParagraphFont"/>
+    <w:basedOn w:val="Standaardalinea-lettertype"/>
     <w:uiPriority w:val="99"/>
     <w:semiHidden/>
     <w:unhideWhenUsed/>
@@ -5842,9 +6663,9 @@
       <w:szCs w:val="20"/>
     </w:rPr>
   </w:style>
-  <w:style w:type="character" w:styleId="Emphasis">
+  <w:style w:type="character" w:styleId="Nadruk">
     <w:name w:val="Emphasis"/>
-    <w:basedOn w:val="DefaultParagraphFont"/>
+    <w:basedOn w:val="Standaardalinea-lettertype"/>
     <w:uiPriority w:val="20"/>
     <w:qFormat/>
     <w:rsid w:val="001243E6"/>
@@ -5853,9 +6674,9 @@
       <w:iCs/>
     </w:rPr>
   </w:style>
-  <w:style w:type="character" w:styleId="Strong">
+  <w:style w:type="character" w:styleId="Zwaar">
     <w:name w:val="Strong"/>
-    <w:basedOn w:val="DefaultParagraphFont"/>
+    <w:basedOn w:val="Standaardalinea-lettertype"/>
     <w:uiPriority w:val="22"/>
     <w:qFormat/>
     <w:rsid w:val="001243E6"/>
@@ -5864,9 +6685,9 @@
       <w:bCs/>
     </w:rPr>
   </w:style>
-  <w:style w:type="paragraph" w:styleId="NormalWeb">
+  <w:style w:type="paragraph" w:styleId="Normaalweb">
     <w:name w:val="Normal (Web)"/>
-    <w:basedOn w:val="Normal"/>
+    <w:basedOn w:val="Standaard"/>
     <w:uiPriority w:val="99"/>
     <w:unhideWhenUsed/>
     <w:rsid w:val="003B6002"/>
@@ -5882,7 +6703,7 @@
   </w:style>
   <w:style w:type="character" w:customStyle="1" w:styleId="math-inline">
     <w:name w:val="math-inline"/>
-    <w:basedOn w:val="DefaultParagraphFont"/>
+    <w:basedOn w:val="Standaardalinea-lettertype"/>
     <w:rsid w:val="00CE594B"/>
   </w:style>
 </w:styles>
